--- a/downloads/student/ai-5-week-24.docx
+++ b/downloads/student/ai-5-week-24.docx
@@ -1109,6 +1109,16 @@
     <w:p>
       <w:r>
         <w:t>Augmentation validity is task-specific, and it cannot manufacture new independent plants or repair inadequate sampling.</w:t>
+      </w:r>
+    </w:p>
+    <w:p>
+      <w:r>
+        <w:t>Read the labelled picture: How many independent source groups are in the final test? Point to the relevant step in the picture, then write the changed result and the rule or evidence that supports it.</w:t>
+      </w:r>
+    </w:p>
+    <w:p>
+      <w:r>
+        <w:t>Change one thing: Move D’s flipped copy into training. Predict the result before checking the explanation. What remains the same?</w:t>
       </w:r>
     </w:p>
     <w:p>
@@ -2277,6 +2287,187 @@
         <w:t>Attempt the independent case before hints. Record whether you worked alone, used a hint or followed a model. After feedback, fix the first unsupported step and explain why it changed. A later check uses a changed case, not a copied answer.</w:t>
       </w:r>
     </w:p>
+    <w:p>
+      <w:pPr>
+        <w:pStyle w:val="Heading1"/>
+      </w:pPr>
+      <w:r>
+        <w:t>15. Your lesson route</w:t>
+      </w:r>
+    </w:p>
+    <w:p>
+      <w:r>
+        <w:t>Start with this question: Keep every augmented image with its original source group.</w:t>
+      </w:r>
+    </w:p>
+    <w:tbl>
+      <w:tblPr>
+        <w:tblStyle w:val="LightShading-Accent1"/>
+        <w:tblW w:type="auto" w:w="0"/>
+        <w:tblLook w:firstColumn="1" w:firstRow="1" w:lastColumn="0" w:lastRow="0" w:noHBand="0" w:noVBand="1" w:val="04A0"/>
+      </w:tblPr>
+      <w:tblGrid>
+        <w:gridCol w:w="5112"/>
+        <w:gridCol w:w="5112"/>
+      </w:tblGrid>
+      <w:tr>
+        <w:trPr>
+          <w:tblHeader/>
+        </w:trPr>
+        <w:tc>
+          <w:tcPr>
+            <w:tcW w:type="dxa" w:w="5112"/>
+          </w:tcPr>
+          <w:p>
+            <w:r>
+              <w:t>By the end, I can</w:t>
+            </w:r>
+          </w:p>
+        </w:tc>
+        <w:tc>
+          <w:tcPr>
+            <w:tcW w:type="dxa" w:w="5112"/>
+          </w:tcPr>
+          <w:p>
+            <w:r>
+              <w:t>How I will show it</w:t>
+            </w:r>
+          </w:p>
+        </w:tc>
+      </w:tr>
+      <w:tr>
+        <w:tc>
+          <w:tcPr>
+            <w:tcW w:type="dxa" w:w="5112"/>
+          </w:tcPr>
+          <w:p>
+            <w:r>
+              <w:t>Check whether a transformation preserves the task label</w:t>
+            </w:r>
+          </w:p>
+        </w:tc>
+        <w:tc>
+          <w:tcPr>
+            <w:tcW w:type="dxa" w:w="5112"/>
+          </w:tcPr>
+          <w:p>
+            <w:r>
+              <w:t>Explain the deciding step, show a trace or test, and state one limit.</w:t>
+            </w:r>
+          </w:p>
+        </w:tc>
+      </w:tr>
+      <w:tr>
+        <w:tc>
+          <w:tcPr>
+            <w:tcW w:type="dxa" w:w="5112"/>
+          </w:tcPr>
+          <w:p>
+            <w:r>
+              <w:t>Keep related examples in one split using source groups</w:t>
+            </w:r>
+          </w:p>
+        </w:tc>
+        <w:tc>
+          <w:tcPr>
+            <w:tcW w:type="dxa" w:w="5112"/>
+          </w:tcPr>
+          <w:p>
+            <w:r>
+              <w:t>Explain the deciding step, show a trace or test, and state one limit.</w:t>
+            </w:r>
+          </w:p>
+        </w:tc>
+      </w:tr>
+      <w:tr>
+        <w:tc>
+          <w:tcPr>
+            <w:tcW w:type="dxa" w:w="5112"/>
+          </w:tcPr>
+          <w:p>
+            <w:r>
+              <w:t>Compare augmentation fairly without inflating independent evidence</w:t>
+            </w:r>
+          </w:p>
+        </w:tc>
+        <w:tc>
+          <w:tcPr>
+            <w:tcW w:type="dxa" w:w="5112"/>
+          </w:tcPr>
+          <w:p>
+            <w:r>
+              <w:t>Explain the deciding step, show a trace or test, and state one limit.</w:t>
+            </w:r>
+          </w:p>
+        </w:tc>
+      </w:tr>
+    </w:tbl>
+    <w:p>
+      <w:r>
+        <w:t>Remember → watch and explain → try with help → investigate → try independently → keep project evidence. Your teacher may spread this lesson across several classes.</w:t>
+      </w:r>
+    </w:p>
+    <w:p>
+      <w:r>
+        <w:t>Keep your first prediction. Compare it with what the evidence shows and explain any change.</w:t>
+      </w:r>
+    </w:p>
+    <w:p>
+      <w:pPr>
+        <w:pStyle w:val="Heading1"/>
+      </w:pPr>
+      <w:r>
+        <w:t>16. Finish and return</w:t>
+      </w:r>
+    </w:p>
+    <w:p>
+      <w:r>
+        <w:t>Close your notes. Explain this goal in your own words: Check whether a transformation preserves the task label</w:t>
+      </w:r>
+    </w:p>
+    <w:p>
+      <w:pPr>
+        <w:pStyle w:val="Heading3"/>
+      </w:pPr>
+      <w:r>
+        <w:t>My deciding step, evidence and one remaining question</w:t>
+      </w:r>
+    </w:p>
+    <w:p>
+      <w:r>
+        <w:t>________________________________________________________________</w:t>
+      </w:r>
+    </w:p>
+    <w:p>
+      <w:r>
+        <w:t>________________________________________________________________</w:t>
+      </w:r>
+    </w:p>
+    <w:p>
+      <w:r>
+        <w:t>________________________________________________________________</w:t>
+      </w:r>
+    </w:p>
+    <w:p>
+      <w:r>
+        <w:t>________________________________________________________________</w:t>
+      </w:r>
+    </w:p>
+    <w:p>
+      <w:r>
+        <w:t>________________________________________________________________</w:t>
+      </w:r>
+    </w:p>
+    <w:p>
+      <w:r>
+        <w:t>If you are unsure, return to the worked picture and explain one arrow. If you are ready, change an input or assumption and justify your prediction.</w:t>
+      </w:r>
+    </w:p>
+    <w:p>
+      <w:r>
+        <w:t>Save your workbook evidence. At the next review, try a different case before opening your old answer.</w:t>
+      </w:r>
+    </w:p>
     <w:sectPr>
       <w:pgSz w:w="12240" w:h="15840"/>
       <w:pgMar w:top="936" w:right="1008" w:bottom="936" w:left="1008" w:header="720" w:footer="720" w:gutter="0"/>

--- a/downloads/student/ai-5-week-24.docx
+++ b/downloads/student/ai-5-week-24.docx
@@ -2468,6 +2468,215 @@
         <w:t>Save your workbook evidence. At the next review, try a different case before opening your old answer.</w:t>
       </w:r>
     </w:p>
+    <w:p>
+      <w:pPr>
+        <w:pStyle w:val="Heading1"/>
+      </w:pPr>
+      <w:r>
+        <w:t>17. Supported practice, repair and portfolio</w:t>
+      </w:r>
+    </w:p>
+    <w:p>
+      <w:r>
+        <w:t>Use this supported practice once, in the browser or on paper. Keep the reserved independent assessment for a separate first attempt before teacher feedback.</w:t>
+      </w:r>
+    </w:p>
+    <w:p>
+      <w:r>
+        <w:t>Keep every augmented image with its original source group.</w:t>
+      </w:r>
+    </w:p>
+    <w:p>
+      <w:pPr>
+        <w:pStyle w:val="Heading3"/>
+      </w:pPr>
+      <w:r>
+        <w:t>Practice 1: explain the deciding evidence</w:t>
+      </w:r>
+    </w:p>
+    <w:p>
+      <w:r>
+        <w:t>Which labelled step matches this detail? Use a flip only if it preserves the declared target; left-arrow/right-arrow labels would not be unchanged.</w:t>
+      </w:r>
+    </w:p>
+    <w:p>
+      <w:r>
+        <w:t>1. Assign by source</w:t>
+      </w:r>
+    </w:p>
+    <w:p>
+      <w:r>
+        <w:t>2. Track provenance</w:t>
+      </w:r>
+    </w:p>
+    <w:p>
+      <w:r>
+        <w:t>3. Check label meaning</w:t>
+      </w:r>
+    </w:p>
+    <w:p>
+      <w:pPr>
+        <w:pStyle w:val="Heading3"/>
+      </w:pPr>
+      <w:r>
+        <w:t>My selected conclusion, deciding fact and explanation</w:t>
+      </w:r>
+    </w:p>
+    <w:p>
+      <w:r>
+        <w:t>________________________________________________________________</w:t>
+      </w:r>
+    </w:p>
+    <w:p>
+      <w:r>
+        <w:t>________________________________________________________________</w:t>
+      </w:r>
+    </w:p>
+    <w:p>
+      <w:r>
+        <w:t>________________________________________________________________</w:t>
+      </w:r>
+    </w:p>
+    <w:p>
+      <w:r>
+        <w:t>________________________________________________________________</w:t>
+      </w:r>
+    </w:p>
+    <w:p>
+      <w:r>
+        <w:t>________________________________________________________________</w:t>
+      </w:r>
+    </w:p>
+    <w:p>
+      <w:r>
+        <w:t>Hint if needed: Read the steps in the pictorial case. Match the supplied detail to the stage that performs or records it.</w:t>
+      </w:r>
+    </w:p>
+    <w:p>
+      <w:r>
+        <w:t>After your attempt, compare with the supported explanation: Check label meaning Use a flip only if it preserves the declared target; left-arrow/right-arrow labels would not be unchanged. An augmented image remains related to its source. A horizontal flip changes the view, not the identity of the original example. Assign source groups to training, validation and final evaluation before producing copies. Also check that the transformation preserves the target: flipping an arrow can change its correct direction label.</w:t>
+      </w:r>
+    </w:p>
+    <w:p>
+      <w:pPr>
+        <w:pStyle w:val="Heading3"/>
+      </w:pPr>
+      <w:r>
+        <w:t>Practice 2: explain the deciding evidence</w:t>
+      </w:r>
+    </w:p>
+    <w:p>
+      <w:r>
+        <w:t>Changed-case practice: Move D’s flipped copy into training. Which conclusion is supported by the supplied facts?</w:t>
+      </w:r>
+    </w:p>
+    <w:p>
+      <w:r>
+        <w:t>1. Final-test group separation fails.</w:t>
+      </w:r>
+    </w:p>
+    <w:p>
+      <w:r>
+        <w:t>2. We can decide the result without examining the changed input or the procedure.</w:t>
+      </w:r>
+    </w:p>
+    <w:p>
+      <w:r>
+        <w:t>3. This one example guarantees correct results for every future input.</w:t>
+      </w:r>
+    </w:p>
+    <w:p>
+      <w:pPr>
+        <w:pStyle w:val="Heading3"/>
+      </w:pPr>
+      <w:r>
+        <w:t>My selected conclusion, deciding fact and explanation</w:t>
+      </w:r>
+    </w:p>
+    <w:p>
+      <w:r>
+        <w:t>________________________________________________________________</w:t>
+      </w:r>
+    </w:p>
+    <w:p>
+      <w:r>
+        <w:t>________________________________________________________________</w:t>
+      </w:r>
+    </w:p>
+    <w:p>
+      <w:r>
+        <w:t>________________________________________________________________</w:t>
+      </w:r>
+    </w:p>
+    <w:p>
+      <w:r>
+        <w:t>________________________________________________________________</w:t>
+      </w:r>
+    </w:p>
+    <w:p>
+      <w:r>
+        <w:t>________________________________________________________________</w:t>
+      </w:r>
+    </w:p>
+    <w:p>
+      <w:r>
+        <w:t>Hint if needed: Use the changed condition and the deciding step in the pictorial trace. The answer must say what follows from those facts.</w:t>
+      </w:r>
+    </w:p>
+    <w:p>
+      <w:r>
+        <w:t>After your attempt, compare with the supported explanation: Final-test group separation fails. The transformed D image is still derived from the held-out source, despite a new filename.</w:t>
+      </w:r>
+    </w:p>
+    <w:p>
+      <w:pPr>
+        <w:pStyle w:val="Heading3"/>
+      </w:pPr>
+      <w:r>
+        <w:t>Repair a missing building block</w:t>
+      </w:r>
+    </w:p>
+    <w:p>
+      <w:r>
+        <w:t>Review Training a small image model (ai-5/23). Goal: Trace a complete image model with fixed features and one trained weight. Short practice: Does lower training loss alone establish that four updates generalise better? Point to the relevant step in the picture, then write the changed result and the rule or evidence that supports it.. Return to this week and explain what you changed.</w:t>
+      </w:r>
+    </w:p>
+    <w:p>
+      <w:r>
+        <w:t>Review Convolution as a local operation (ai-5/21). Goal: Compute a local weighted sum at each valid image position. Short practice: Why is flipping the kernel an implementation change here? Point to the relevant step in the picture, then write the changed result and the rule or evidence that supports it.. Return to this week and explain what you changed.</w:t>
+      </w:r>
+    </w:p>
+    <w:p>
+      <w:r>
+        <w:t>Review Debugging shapes and gradients (ai-5/18). Goal: Check dimension contracts before computing a layer. Short practice: What should a debugging record pair with every gradient value? Point to the relevant step in the picture, then write the changed result and the rule or evidence that supports it.. Return to this week and explain what you changed.</w:t>
+      </w:r>
+    </w:p>
+    <w:p>
+      <w:pPr>
+        <w:pStyle w:val="Heading3"/>
+      </w:pPr>
+      <w:r>
+        <w:t>Predict, run and debug</w:t>
+      </w:r>
+    </w:p>
+    <w:p>
+      <w:r>
+        <w:t>The browser lab lets you edit the supported Python examples already included in this lesson. Predict first, run, inspect the actual output or error, change one input, then run again. Keep code, predictions, actual results and a reasoned revision together. On paper, label your result as a trace rather than an execution.</w:t>
+      </w:r>
+    </w:p>
+    <w:p>
+      <w:pPr>
+        <w:pStyle w:val="Heading3"/>
+      </w:pPr>
+      <w:r>
+        <w:t>Keep your completed work</w:t>
+      </w:r>
+    </w:p>
+    <w:p>
+      <w:r>
+        <w:t>Use Download completed work in the hosted lesson to export your answers, reflections, practice feedback and code-run evidence. Open the HTML copy to read or print it. Drafts stay in this browser when storage is available; clear drafts on a shared device.</w:t>
+      </w:r>
+    </w:p>
     <w:sectPr>
       <w:pgSz w:w="12240" w:h="15840"/>
       <w:pgMar w:top="936" w:right="1008" w:bottom="936" w:left="1008" w:header="720" w:footer="720" w:gutter="0"/>

--- a/downloads/student/ai-5-week-24.docx
+++ b/downloads/student/ai-5-week-24.docx
@@ -42,6 +42,11 @@
       </w:r>
     </w:p>
     <w:p>
+      <w:r>
+        <w:t>Start with the target: Check whether a transformation preserves the task label. Try the recall before opening notes.</w:t>
+      </w:r>
+    </w:p>
+    <w:p>
       <w:pPr>
         <w:pStyle w:val="Heading3"/>
       </w:pPr>
@@ -50,18 +55,72 @@
       </w:r>
     </w:p>
     <w:p>
-      <w:r>
+      <w:pPr>
+        <w:spacing w:line="336" w:lineRule="auto" w:after="180"/>
+      </w:pPr>
+      <w:r>
+        <w:rPr>
+          <w:b w:val="0"/>
+        </w:rPr>
         <w:t>I can check whether a transformation preserves the task label.</w:t>
       </w:r>
     </w:p>
     <w:p>
-      <w:r>
-        <w:t>I can keep related examples in one split using source groups.</w:t>
-      </w:r>
-    </w:p>
-    <w:p>
-      <w:r>
-        <w:t>I can compare augmentation fairly without inflating independent evidence.</w:t>
+      <w:pPr>
+        <w:spacing w:line="336" w:lineRule="auto" w:after="180"/>
+      </w:pPr>
+      <w:r>
+        <w:rPr>
+          <w:b w:val="0"/>
+        </w:rPr>
+        <w:t xml:space="preserve">I can keep related examples in one split using </w:t>
+      </w:r>
+      <w:r>
+        <w:rPr>
+          <w:b/>
+        </w:rPr>
+        <w:t>source group</w:t>
+      </w:r>
+      <w:r>
+        <w:rPr>
+          <w:b w:val="0"/>
+        </w:rPr>
+        <w:t>s.</w:t>
+      </w:r>
+    </w:p>
+    <w:p>
+      <w:pPr>
+        <w:spacing w:line="336" w:lineRule="auto" w:after="180"/>
+      </w:pPr>
+      <w:r>
+        <w:rPr>
+          <w:b w:val="0"/>
+        </w:rPr>
+        <w:t xml:space="preserve">I can compare </w:t>
+      </w:r>
+      <w:r>
+        <w:rPr>
+          <w:b/>
+        </w:rPr>
+        <w:t>augmentation</w:t>
+      </w:r>
+      <w:r>
+        <w:rPr>
+          <w:b w:val="0"/>
+        </w:rPr>
+        <w:t xml:space="preserve"> fairly without inflating independent </w:t>
+      </w:r>
+      <w:r>
+        <w:rPr>
+          <w:b/>
+        </w:rPr>
+        <w:t>evidence</w:t>
+      </w:r>
+      <w:r>
+        <w:rPr>
+          <w:b w:val="0"/>
+        </w:rPr>
+        <w:t>.</w:t>
       </w:r>
     </w:p>
     <w:p>
@@ -73,48 +132,156 @@
       </w:r>
     </w:p>
     <w:p>
-      <w:r>
+      <w:pPr>
+        <w:spacing w:line="336" w:lineRule="auto" w:after="180"/>
+      </w:pPr>
+      <w:r>
+        <w:rPr>
+          <w:b w:val="0"/>
+        </w:rPr>
         <w:t>Close your notes first. A rough first answer helps us choose the right starting point; it is not a score for your ability.</w:t>
       </w:r>
     </w:p>
     <w:p>
-      <w:r>
-        <w:t>Without opening the old lesson, explain one key idea from Training a small image model. Give an example and a mistake that the idea helps you avoid.</w:t>
-      </w:r>
-    </w:p>
-    <w:p>
-      <w:r>
+      <w:pPr>
+        <w:spacing w:line="336" w:lineRule="auto" w:after="180"/>
+      </w:pPr>
+      <w:r>
+        <w:rPr>
+          <w:b w:val="0"/>
+        </w:rPr>
+        <w:t xml:space="preserve">Without opening the old lesson, explain one key idea from </w:t>
+      </w:r>
+      <w:r>
+        <w:rPr>
+          <w:b/>
+        </w:rPr>
+        <w:t>Training</w:t>
+      </w:r>
+      <w:r>
+        <w:rPr>
+          <w:b w:val="0"/>
+        </w:rPr>
+        <w:t xml:space="preserve"> a small image model. Give an example and a mistake that the idea helps you avoid.</w:t>
+      </w:r>
+    </w:p>
+    <w:p>
+      <w:pPr>
+        <w:spacing w:line="336" w:lineRule="auto" w:after="180"/>
+      </w:pPr>
+      <w:r>
+        <w:rPr>
+          <w:b w:val="0"/>
+        </w:rPr>
         <w:t>Without opening the old lesson, explain one key idea from Convolution as a local operation. Give an example and a mistake that the idea helps you avoid.</w:t>
       </w:r>
     </w:p>
     <w:p>
-      <w:r>
+      <w:pPr>
+        <w:spacing w:line="336" w:lineRule="auto" w:after="180"/>
+      </w:pPr>
+      <w:r>
+        <w:rPr>
+          <w:b w:val="0"/>
+        </w:rPr>
         <w:t>Without opening the old lesson, explain one key idea from Debugging shapes and gradients. Give an example and a mistake that the idea helps you avoid.</w:t>
       </w:r>
     </w:p>
     <w:p>
-      <w:r>
-        <w:t>After trying, check the relevant lesson or ask your teacher. Change the part of your explanation that the evidence shows was wrong.</w:t>
-      </w:r>
-    </w:p>
-    <w:p>
-      <w:r>
+      <w:pPr>
+        <w:spacing w:line="336" w:lineRule="auto" w:after="180"/>
+      </w:pPr>
+      <w:r>
+        <w:rPr>
+          <w:b w:val="0"/>
+        </w:rPr>
+        <w:t xml:space="preserve">After trying, check the relevant lesson or ask your teacher. Change the part of your explanation that the </w:t>
+      </w:r>
+      <w:r>
+        <w:rPr>
+          <w:b/>
+        </w:rPr>
+        <w:t>evidence</w:t>
+      </w:r>
+      <w:r>
+        <w:rPr>
+          <w:b w:val="0"/>
+        </w:rPr>
+        <w:t xml:space="preserve"> shows was wrong.</w:t>
+      </w:r>
+    </w:p>
+    <w:p>
+      <w:pPr>
+        <w:spacing w:line="336" w:lineRule="auto" w:after="180"/>
+      </w:pPr>
+      <w:r>
+        <w:rPr>
+          <w:b w:val="0"/>
+        </w:rPr>
         <w:t>This week you will practise:</w:t>
       </w:r>
     </w:p>
     <w:p>
-      <w:r>
+      <w:pPr>
+        <w:spacing w:line="336" w:lineRule="auto" w:after="180"/>
+      </w:pPr>
+      <w:r>
+        <w:rPr>
+          <w:b w:val="0"/>
+        </w:rPr>
         <w:t>Check whether a transformation preserves the task label</w:t>
       </w:r>
     </w:p>
     <w:p>
-      <w:r>
-        <w:t>Keep related examples in one split using source groups</w:t>
-      </w:r>
-    </w:p>
-    <w:p>
-      <w:r>
-        <w:t>Compare augmentation fairly without inflating independent evidence</w:t>
+      <w:pPr>
+        <w:spacing w:line="336" w:lineRule="auto" w:after="180"/>
+      </w:pPr>
+      <w:r>
+        <w:rPr>
+          <w:b w:val="0"/>
+        </w:rPr>
+        <w:t xml:space="preserve">Keep related examples in one split using </w:t>
+      </w:r>
+      <w:r>
+        <w:rPr>
+          <w:b/>
+        </w:rPr>
+        <w:t>source group</w:t>
+      </w:r>
+      <w:r>
+        <w:rPr>
+          <w:b w:val="0"/>
+        </w:rPr>
+        <w:t>s</w:t>
+      </w:r>
+    </w:p>
+    <w:p>
+      <w:pPr>
+        <w:spacing w:line="336" w:lineRule="auto" w:after="180"/>
+      </w:pPr>
+      <w:r>
+        <w:rPr>
+          <w:b w:val="0"/>
+        </w:rPr>
+        <w:t xml:space="preserve">Compare </w:t>
+      </w:r>
+      <w:r>
+        <w:rPr>
+          <w:b/>
+        </w:rPr>
+        <w:t>augmentation</w:t>
+      </w:r>
+      <w:r>
+        <w:rPr>
+          <w:b w:val="0"/>
+        </w:rPr>
+        <w:t xml:space="preserve"> fairly without inflating independent </w:t>
+      </w:r>
+      <w:r>
+        <w:rPr>
+          <w:b/>
+        </w:rPr>
+        <w:t>evidence</w:t>
       </w:r>
     </w:p>
     <w:p>
@@ -126,7 +293,14 @@
       </w:r>
     </w:p>
     <w:p>
-      <w:r>
+      <w:pPr>
+        <w:spacing w:line="336" w:lineRule="auto" w:after="180"/>
+        <w:shd w:fill="F5F1FB"/>
+      </w:pPr>
+      <w:r>
+        <w:rPr>
+          <w:b w:val="0"/>
+        </w:rPr>
         <w:t>Why must a checkpoint be chosen before inspecting final evaluation results?</w:t>
       </w:r>
     </w:p>
@@ -162,8 +336,38 @@
       </w:r>
     </w:p>
     <w:p>
-      <w:r>
-        <w:t>By the end, I can explain augmentation and leakage using a traced example and a stated limitation.</w:t>
+      <w:pPr>
+        <w:spacing w:line="336" w:lineRule="auto" w:after="180"/>
+      </w:pPr>
+      <w:r>
+        <w:rPr>
+          <w:b w:val="0"/>
+        </w:rPr>
+        <w:t xml:space="preserve">By the end, I can explain </w:t>
+      </w:r>
+      <w:r>
+        <w:rPr>
+          <w:b/>
+        </w:rPr>
+        <w:t>augmentation</w:t>
+      </w:r>
+      <w:r>
+        <w:rPr>
+          <w:b w:val="0"/>
+        </w:rPr>
+        <w:t xml:space="preserve"> and </w:t>
+      </w:r>
+      <w:r>
+        <w:rPr>
+          <w:b/>
+        </w:rPr>
+        <w:t>leakage</w:t>
+      </w:r>
+      <w:r>
+        <w:rPr>
+          <w:b w:val="0"/>
+        </w:rPr>
+        <w:t xml:space="preserve"> using a traced example and a stated limitation.</w:t>
       </w:r>
     </w:p>
     <w:p>
@@ -176,7 +380,53 @@
     </w:p>
     <w:p>
       <w:r>
-        <w:t>Return to the binary image task: class 1 means the left column sum is strictly larger than the right column sum; equal sums belong to class 0. Let d be left sum minus right sum. An augmentation is useful only under a stated task and transformation rule. More image files do not automatically mean more independent evidence.</w:t>
+        <w:t>Investigate the supplied Augmentation and leakage case. Separate observations, given facts and assumptions before choosing an explanation.</w:t>
+      </w:r>
+    </w:p>
+    <w:p>
+      <w:pPr>
+        <w:spacing w:line="336" w:lineRule="auto" w:after="180"/>
+      </w:pPr>
+      <w:r>
+        <w:rPr>
+          <w:b w:val="0"/>
+        </w:rPr>
+        <w:t>Return to the binary image task: class 1 means the left column sum is strictly larger than the right column sum; equal sums belong to class 0. Let d be left sum minus right sum.</w:t>
+      </w:r>
+    </w:p>
+    <w:p>
+      <w:pPr>
+        <w:spacing w:line="336" w:lineRule="auto" w:after="180"/>
+      </w:pPr>
+      <w:r>
+        <w:rPr>
+          <w:b w:val="0"/>
+        </w:rPr>
+        <w:t xml:space="preserve">An </w:t>
+      </w:r>
+      <w:r>
+        <w:rPr>
+          <w:b/>
+        </w:rPr>
+        <w:t>augmentation</w:t>
+      </w:r>
+      <w:r>
+        <w:rPr>
+          <w:b w:val="0"/>
+        </w:rPr>
+        <w:t xml:space="preserve"> is useful only under a stated task and transformation rule. More image files do not automatically mean more independent </w:t>
+      </w:r>
+      <w:r>
+        <w:rPr>
+          <w:b/>
+        </w:rPr>
+        <w:t>evidence</w:t>
+      </w:r>
+      <w:r>
+        <w:rPr>
+          <w:b w:val="0"/>
+        </w:rPr>
+        <w:t>.</w:t>
       </w:r>
     </w:p>
     <w:tbl>
@@ -364,13 +614,95 @@
       </w:tr>
     </w:tbl>
     <w:p>
-      <w:r>
-        <w:t>Swapping rows preserves each column sum, so it preserves this task label for every valid image. Swapping columns changes d to -d. For nonzero d the class changes; for d = 0 it stays class 0. Blindly copying the original label after every flip would create incorrect training targets.</w:t>
-      </w:r>
-    </w:p>
-    <w:p>
-      <w:r>
-        <w:t>A transformation may be valid for one task and invalid for another. A crop can remove the evidence needed for a label. Choose allowed transformations using the task definition and training evidence, document the assumptions, and evaluate the choice on validation data.</w:t>
+      <w:pPr>
+        <w:spacing w:line="336" w:lineRule="auto" w:after="180"/>
+      </w:pPr>
+      <w:r>
+        <w:rPr>
+          <w:b w:val="0"/>
+        </w:rPr>
+        <w:t>Swapping rows preserves each column sum, so it preserves this task label for every valid image. Swapping columns changes d to -d. For nonzero d the class changes; for d = 0 it stays class 0.</w:t>
+      </w:r>
+    </w:p>
+    <w:p>
+      <w:pPr>
+        <w:spacing w:line="336" w:lineRule="auto" w:after="180"/>
+      </w:pPr>
+      <w:r>
+        <w:rPr>
+          <w:b w:val="0"/>
+        </w:rPr>
+        <w:t xml:space="preserve">Blindly copying the original label after every flip would create incorrect </w:t>
+      </w:r>
+      <w:r>
+        <w:rPr>
+          <w:b/>
+        </w:rPr>
+        <w:t>training</w:t>
+      </w:r>
+      <w:r>
+        <w:rPr>
+          <w:b w:val="0"/>
+        </w:rPr>
+        <w:t xml:space="preserve"> targets.</w:t>
+      </w:r>
+    </w:p>
+    <w:p>
+      <w:pPr>
+        <w:spacing w:line="336" w:lineRule="auto" w:after="180"/>
+      </w:pPr>
+      <w:r>
+        <w:rPr>
+          <w:b w:val="0"/>
+        </w:rPr>
+        <w:t xml:space="preserve">A transformation may be valid for one task and invalid for another. A crop can remove the </w:t>
+      </w:r>
+      <w:r>
+        <w:rPr>
+          <w:b/>
+        </w:rPr>
+        <w:t>evidence</w:t>
+      </w:r>
+      <w:r>
+        <w:rPr>
+          <w:b w:val="0"/>
+        </w:rPr>
+        <w:t xml:space="preserve"> needed for a label.</w:t>
+      </w:r>
+    </w:p>
+    <w:p>
+      <w:pPr>
+        <w:spacing w:line="336" w:lineRule="auto" w:after="180"/>
+      </w:pPr>
+      <w:r>
+        <w:rPr>
+          <w:b w:val="0"/>
+        </w:rPr>
+        <w:t xml:space="preserve">Choose allowed transformations using the task definition and </w:t>
+      </w:r>
+      <w:r>
+        <w:rPr>
+          <w:b/>
+        </w:rPr>
+        <w:t>training</w:t>
+      </w:r>
+      <w:r>
+        <w:rPr>
+          <w:b w:val="0"/>
+        </w:rPr>
+        <w:t xml:space="preserve"> </w:t>
+      </w:r>
+      <w:r>
+        <w:rPr>
+          <w:b/>
+        </w:rPr>
+        <w:t>evidence</w:t>
+      </w:r>
+      <w:r>
+        <w:rPr>
+          <w:b w:val="0"/>
+        </w:rPr>
+        <w:t>, document the assumptions, and evaluate the choice on validation data.</w:t>
       </w:r>
     </w:p>
     <w:p>
@@ -406,7 +738,30 @@
     </w:p>
     <w:p>
       <w:r>
-        <w:t>This code assumes valid 2 by 2 binary lists. It constructs new lists instead of changing the input. The label function encodes the classroom task rule, not a general method for recovering unknown real-world labels.</w:t>
+        <w:t>Follow the mechanism for Augmentation and leakage. Connect each labelled input, deciding step and result.</w:t>
+      </w:r>
+    </w:p>
+    <w:p>
+      <w:pPr>
+        <w:spacing w:line="336" w:lineRule="auto" w:after="180"/>
+      </w:pPr>
+      <w:r>
+        <w:rPr>
+          <w:b w:val="0"/>
+        </w:rPr>
+        <w:t xml:space="preserve">This code assumes valid 2 by 2 binary lists. It constructs new lists instead of changing the </w:t>
+      </w:r>
+      <w:r>
+        <w:rPr>
+          <w:b/>
+        </w:rPr>
+        <w:t>input</w:t>
+      </w:r>
+      <w:r>
+        <w:rPr>
+          <w:b w:val="0"/>
+        </w:rPr>
+        <w:t>. The label function encodes the classroom task rule, not a general method for recovering unknown real-world labels.</w:t>
       </w:r>
     </w:p>
     <w:p>
@@ -449,8 +804,25 @@
       </w:r>
     </w:p>
     <w:p>
-      <w:r>
-        <w:t>If an allowed transformation changes a known target, the transformed example needs a justified new label. Do not invent labels for ambiguous cases. Keep the source ID, transformation and resulting label with every derived image so a teacher can audit what happened.</w:t>
+      <w:pPr>
+        <w:spacing w:line="336" w:lineRule="auto" w:after="180"/>
+      </w:pPr>
+      <w:r>
+        <w:rPr>
+          <w:b w:val="0"/>
+        </w:rPr>
+        <w:t>If an allowed transformation changes a known target, the transformed example needs a justified new label. Do not invent labels for ambiguous cases.</w:t>
+      </w:r>
+    </w:p>
+    <w:p>
+      <w:pPr>
+        <w:spacing w:line="336" w:lineRule="auto" w:after="180"/>
+      </w:pPr>
+      <w:r>
+        <w:rPr>
+          <w:b w:val="0"/>
+        </w:rPr>
+        <w:t>Keep the source ID, transformation and resulting label with every derived image so a teacher can audit what happened.</w:t>
       </w:r>
     </w:p>
     <w:p>
@@ -462,8 +834,26 @@
       </w:r>
     </w:p>
     <w:p>
-      <w:r>
-        <w:t>Point to the input, the deciding step and the result in this week’s visual. Explain the same step in ordinary words. A picture helps when you can say what each part represents.</w:t>
+      <w:pPr>
+        <w:spacing w:line="336" w:lineRule="auto" w:after="180"/>
+      </w:pPr>
+      <w:r>
+        <w:rPr>
+          <w:b w:val="0"/>
+        </w:rPr>
+        <w:t xml:space="preserve">Point to the </w:t>
+      </w:r>
+      <w:r>
+        <w:rPr>
+          <w:b/>
+        </w:rPr>
+        <w:t>input</w:t>
+      </w:r>
+      <w:r>
+        <w:rPr>
+          <w:b w:val="0"/>
+        </w:rPr>
+        <w:t>, the deciding step and the result in this week’s visual. Explain the same step in ordinary words. A picture helps when you can say what each part represents.</w:t>
       </w:r>
     </w:p>
     <w:p>
@@ -475,6 +865,11 @@
       </w:r>
     </w:p>
     <w:p>
+      <w:r>
+        <w:t>Compare the supplied cases for Augmentation and leakage. Identify the detail that changes the conclusion.</w:t>
+      </w:r>
+    </w:p>
+    <w:p>
       <w:pPr>
         <w:pStyle w:val="Heading3"/>
       </w:pPr>
@@ -483,7 +878,14 @@
       </w:r>
     </w:p>
     <w:p>
-      <w:r>
+      <w:pPr>
+        <w:spacing w:line="336" w:lineRule="auto" w:after="180"/>
+        <w:shd w:fill="F5F1FB"/>
+      </w:pPr>
+      <w:r>
+        <w:rPr>
+          <w:b w:val="0"/>
+        </w:rPr>
         <w:t>For rows [1, 0], [0, 1], compute d and class before and after a column swap. Why is always replacing a label by 1 minus the label incorrect?</w:t>
       </w:r>
     </w:p>
@@ -529,17 +931,80 @@
       </w:r>
     </w:p>
     <w:p>
-      <w:r>
-        <w:t>Change: Move D’s flipped copy into training.</w:t>
-      </w:r>
-    </w:p>
-    <w:p>
-      <w:r>
-        <w:t>Prediction: Final-test group separation fails.</w:t>
-      </w:r>
-    </w:p>
-    <w:p>
-      <w:r>
+      <w:pPr>
+        <w:pStyle w:val="Heading3"/>
+      </w:pPr>
+      <w:r>
+        <w:t>Change one thing</w:t>
+      </w:r>
+    </w:p>
+    <w:p>
+      <w:pPr>
+        <w:spacing w:line="336" w:lineRule="auto" w:after="180"/>
+        <w:shd w:fill="F5F1FB"/>
+      </w:pPr>
+      <w:r>
+        <w:rPr>
+          <w:b w:val="0"/>
+        </w:rPr>
+        <w:t xml:space="preserve">Change: Move D’s flipped copy into </w:t>
+      </w:r>
+      <w:r>
+        <w:rPr>
+          <w:b/>
+        </w:rPr>
+        <w:t>training</w:t>
+      </w:r>
+      <w:r>
+        <w:rPr>
+          <w:b w:val="0"/>
+        </w:rPr>
+        <w:t>.</w:t>
+      </w:r>
+    </w:p>
+    <w:p>
+      <w:pPr>
+        <w:pStyle w:val="Heading3"/>
+      </w:pPr>
+      <w:r>
+        <w:t>Predicted result</w:t>
+      </w:r>
+    </w:p>
+    <w:p>
+      <w:pPr>
+        <w:spacing w:line="336" w:lineRule="auto" w:after="180"/>
+        <w:shd w:fill="F1F6FC"/>
+      </w:pPr>
+      <w:r>
+        <w:rPr>
+          <w:b/>
+        </w:rPr>
+        <w:t>Prediction</w:t>
+      </w:r>
+      <w:r>
+        <w:rPr>
+          <w:b w:val="0"/>
+        </w:rPr>
+        <w:t>: Final-test group separation fails.</w:t>
+      </w:r>
+    </w:p>
+    <w:p>
+      <w:pPr>
+        <w:pStyle w:val="Heading3"/>
+      </w:pPr>
+      <w:r>
+        <w:t>Why the result follows</w:t>
+      </w:r>
+    </w:p>
+    <w:p>
+      <w:pPr>
+        <w:spacing w:line="336" w:lineRule="auto" w:after="180"/>
+        <w:shd w:fill="F1F6FC"/>
+      </w:pPr>
+      <w:r>
+        <w:rPr>
+          <w:b w:val="0"/>
+        </w:rPr>
         <w:t>Reason: The transformed D image is still derived from the held-out source, despite a new filename.</w:t>
       </w:r>
     </w:p>
@@ -549,6 +1014,11 @@
       </w:pPr>
       <w:r>
         <w:t>05. Words that unlock the idea</w:t>
+      </w:r>
+    </w:p>
+    <w:p>
+      <w:r>
+        <w:t>Use the vocabulary of Augmentation and leakage to explain a concrete decision, rather than only memorising definitions.</w:t>
       </w:r>
     </w:p>
     <w:tbl>
@@ -704,6 +1174,11 @@
       </w:pPr>
       <w:r>
         <w:t>06. Follow a worked example</w:t>
+      </w:r>
+    </w:p>
+    <w:p>
+      <w:r>
+        <w:t>Follow the worked trace for Augmentation and leakage, predict a step, then compare with its explanation.</w:t>
       </w:r>
     </w:p>
     <w:p>
@@ -899,7 +1374,13 @@
       </w:r>
     </w:p>
     <w:p>
-      <w:r>
+      <w:pPr>
+        <w:spacing w:line="336" w:lineRule="auto" w:after="180"/>
+      </w:pPr>
+      <w:r>
+        <w:rPr>
+          <w:b w:val="0"/>
+        </w:rPr>
         <w:t>Cover the result before checking it. Say what is given, choose the procedure, and follow one step at a time. Then uncover the result and explain your first mismatch. Ask why a step is allowed, not only what number it produces.</w:t>
       </w:r>
     </w:p>
@@ -912,8 +1393,26 @@
       </w:r>
     </w:p>
     <w:p>
-      <w:r>
-        <w:t>Keep every augmented image with its original source group.</w:t>
+      <w:pPr>
+        <w:spacing w:line="336" w:lineRule="auto" w:after="180"/>
+      </w:pPr>
+      <w:r>
+        <w:rPr>
+          <w:b w:val="0"/>
+        </w:rPr>
+        <w:t xml:space="preserve">Keep every augmented image with its original </w:t>
+      </w:r>
+      <w:r>
+        <w:rPr>
+          <w:b/>
+        </w:rPr>
+        <w:t>source group</w:t>
+      </w:r>
+      <w:r>
+        <w:rPr>
+          <w:b w:val="0"/>
+        </w:rPr>
+        <w:t>.</w:t>
       </w:r>
     </w:p>
     <w:p>
@@ -925,13 +1424,55 @@
       </w:r>
     </w:p>
     <w:p>
-      <w:r>
+      <w:pPr>
+        <w:pStyle w:val="Heading3"/>
+      </w:pPr>
+      <w:r>
+        <w:t>Supplied facts</w:t>
+      </w:r>
+    </w:p>
+    <w:p>
+      <w:pPr>
+        <w:spacing w:line="336" w:lineRule="auto" w:after="180"/>
+        <w:shd w:fill="F1F6FC"/>
+      </w:pPr>
+      <w:r>
+        <w:rPr>
+          <w:b w:val="0"/>
+        </w:rPr>
         <w:t>Fictional sources A, B, C, D each have original+horizontal-flip copies. A/B train, C validation, D final test.</w:t>
       </w:r>
     </w:p>
     <w:p>
-      <w:r>
-        <w:t>All inputs and outcomes in this worked example are invented classroom data; no real model run is claimed.</w:t>
+      <w:pPr>
+        <w:pStyle w:val="Heading3"/>
+      </w:pPr>
+      <w:r>
+        <w:t>Supplied facts</w:t>
+      </w:r>
+    </w:p>
+    <w:p>
+      <w:pPr>
+        <w:spacing w:line="336" w:lineRule="auto" w:after="180"/>
+        <w:shd w:fill="F1F6FC"/>
+      </w:pPr>
+      <w:r>
+        <w:rPr>
+          <w:b w:val="0"/>
+        </w:rPr>
+        <w:t xml:space="preserve">All </w:t>
+      </w:r>
+      <w:r>
+        <w:rPr>
+          <w:b/>
+        </w:rPr>
+        <w:t>input</w:t>
+      </w:r>
+      <w:r>
+        <w:rPr>
+          <w:b w:val="0"/>
+        </w:rPr>
+        <w:t>s and outcomes in this worked example are invented classroom data; no real model run is claimed.</w:t>
       </w:r>
     </w:p>
     <w:p>
@@ -1094,31 +1635,169 @@
       </w:r>
     </w:p>
     <w:p>
-      <w:r>
-        <w:t>An augmented image remains related to its source. A horizontal flip changes the view, not the identity of the original example. Assign source groups to training, validation and final evaluation before producing copies. Also check that the transformation preserves the target: flipping an arrow can change its correct direction label.</w:t>
-      </w:r>
-    </w:p>
-    <w:p>
       <w:pPr>
         <w:pStyle w:val="Heading3"/>
       </w:pPr>
       <w:r>
+        <w:t>Why the result follows</w:t>
+      </w:r>
+    </w:p>
+    <w:p>
+      <w:pPr>
+        <w:spacing w:line="336" w:lineRule="auto" w:after="180"/>
+        <w:shd w:fill="F1F6FC"/>
+      </w:pPr>
+      <w:r>
+        <w:rPr>
+          <w:b w:val="0"/>
+        </w:rPr>
+        <w:t xml:space="preserve">An augmented image remains related to its source. A horizontal flip changes the view, not the identity of the original example. Assign </w:t>
+      </w:r>
+      <w:r>
+        <w:rPr>
+          <w:b/>
+        </w:rPr>
+        <w:t>source group</w:t>
+      </w:r>
+      <w:r>
+        <w:rPr>
+          <w:b w:val="0"/>
+        </w:rPr>
+        <w:t xml:space="preserve">s to </w:t>
+      </w:r>
+      <w:r>
+        <w:rPr>
+          <w:b/>
+        </w:rPr>
+        <w:t>training</w:t>
+      </w:r>
+      <w:r>
+        <w:rPr>
+          <w:b w:val="0"/>
+        </w:rPr>
+        <w:t>, validation and final evaluation before producing copies.</w:t>
+      </w:r>
+    </w:p>
+    <w:p>
+      <w:pPr>
+        <w:spacing w:line="336" w:lineRule="auto" w:after="180"/>
+        <w:shd w:fill="F1F6FC"/>
+      </w:pPr>
+      <w:r>
+        <w:rPr>
+          <w:b w:val="0"/>
+        </w:rPr>
+        <w:t>Also check that the transformation preserves the target: flipping an arrow can change its correct direction label.</w:t>
+      </w:r>
+    </w:p>
+    <w:p>
+      <w:pPr>
+        <w:pStyle w:val="Heading3"/>
+      </w:pPr>
+      <w:r>
         <w:t>What this example does not establish</w:t>
       </w:r>
     </w:p>
     <w:p>
-      <w:r>
-        <w:t>Augmentation validity is task-specific, and it cannot manufacture new independent plants or repair inadequate sampling.</w:t>
-      </w:r>
-    </w:p>
-    <w:p>
-      <w:r>
-        <w:t>Read the labelled picture: How many independent source groups are in the final test? Point to the relevant step in the picture, then write the changed result and the rule or evidence that supports it.</w:t>
-      </w:r>
-    </w:p>
-    <w:p>
-      <w:r>
-        <w:t>Change one thing: Move D’s flipped copy into training. Predict the result before checking the explanation. What remains the same?</w:t>
+      <w:pPr>
+        <w:pStyle w:val="Heading3"/>
+      </w:pPr>
+      <w:r>
+        <w:t>Keep the stated limit</w:t>
+      </w:r>
+    </w:p>
+    <w:p>
+      <w:pPr>
+        <w:spacing w:line="336" w:lineRule="auto" w:after="180"/>
+        <w:shd w:fill="FFF5E6"/>
+      </w:pPr>
+      <w:r>
+        <w:rPr>
+          <w:b/>
+        </w:rPr>
+        <w:t>Augmentation</w:t>
+      </w:r>
+      <w:r>
+        <w:rPr>
+          <w:b w:val="0"/>
+        </w:rPr>
+        <w:t xml:space="preserve"> validity is task-specific, and it cannot manufacture new independent plants or repair inadequate sampling.</w:t>
+      </w:r>
+    </w:p>
+    <w:p>
+      <w:pPr>
+        <w:pStyle w:val="Heading3"/>
+      </w:pPr>
+      <w:r>
+        <w:t>Keep the stated limit</w:t>
+      </w:r>
+    </w:p>
+    <w:p>
+      <w:pPr>
+        <w:spacing w:line="336" w:lineRule="auto" w:after="180"/>
+        <w:shd w:fill="FFF5E6"/>
+      </w:pPr>
+      <w:r>
+        <w:rPr>
+          <w:b w:val="0"/>
+        </w:rPr>
+        <w:t xml:space="preserve">Read the labelled picture: How many independent </w:t>
+      </w:r>
+      <w:r>
+        <w:rPr>
+          <w:b/>
+        </w:rPr>
+        <w:t>source group</w:t>
+      </w:r>
+      <w:r>
+        <w:rPr>
+          <w:b w:val="0"/>
+        </w:rPr>
+        <w:t xml:space="preserve">s are in the final test? Point to the relevant step in the picture, then write the changed result and the rule or </w:t>
+      </w:r>
+      <w:r>
+        <w:rPr>
+          <w:b/>
+        </w:rPr>
+        <w:t>evidence</w:t>
+      </w:r>
+      <w:r>
+        <w:rPr>
+          <w:b w:val="0"/>
+        </w:rPr>
+        <w:t xml:space="preserve"> that supports it.</w:t>
+      </w:r>
+    </w:p>
+    <w:p>
+      <w:pPr>
+        <w:pStyle w:val="Heading3"/>
+      </w:pPr>
+      <w:r>
+        <w:t>Keep the stated limit</w:t>
+      </w:r>
+    </w:p>
+    <w:p>
+      <w:pPr>
+        <w:spacing w:line="336" w:lineRule="auto" w:after="180"/>
+        <w:shd w:fill="FFF5E6"/>
+      </w:pPr>
+      <w:r>
+        <w:rPr>
+          <w:b w:val="0"/>
+        </w:rPr>
+        <w:t xml:space="preserve">Change one thing: Move D’s flipped copy into </w:t>
+      </w:r>
+      <w:r>
+        <w:rPr>
+          <w:b/>
+        </w:rPr>
+        <w:t>training</w:t>
+      </w:r>
+      <w:r>
+        <w:rPr>
+          <w:b w:val="0"/>
+        </w:rPr>
+        <w:t>. Predict the result before checking the explanation. What remains the same?</w:t>
       </w:r>
     </w:p>
     <w:p>
@@ -1131,17 +1810,7 @@
     </w:p>
     <w:p>
       <w:r>
-        <w:t>Week 23 used deliberately constructed toy images. Its validation E is exactly a row-swapped version of training A, and F is a row-swapped version of C. They had different pixel arrays, but the transformation relation means they are a weak independence test for an experiment that trains on row-swapped variants. If those variants are added, they become exact training-validation duplicates. Preserve the original narrow claim and design a new grouped split for the augmentation experiment.</w:t>
-      </w:r>
-    </w:p>
-    <w:p>
-      <w:r>
-        <w:t>Source groups should match the evaluation question. If the goal is generalisation to new objects or people, several photographs of the same object or person may need one group even when they have different original file IDs. A lineage audit catches recorded relationships; an exact-pixel audit catches duplicates with inconsistent IDs. Neither audit alone proves that all dependence has been removed.</w:t>
-      </w:r>
-    </w:p>
-    <w:p>
-      <w:r>
-        <w:t>When a leak is discovered after validation has influenced choices, repair the split and rerun training and selection. Do not merely rename or remove the overlapping files and keep claiming the old score evaluates the repaired experiment. Final data that influenced decisions is no longer reserved.</w:t>
+        <w:t>Find the unsupported step in the Augmentation and leakage claim and explain a repair using the supplied evidence.</w:t>
       </w:r>
     </w:p>
     <w:p>
@@ -1149,12 +1818,197 @@
         <w:pStyle w:val="Heading3"/>
       </w:pPr>
       <w:r>
+        <w:t>Check the claim against the facts</w:t>
+      </w:r>
+    </w:p>
+    <w:p>
+      <w:pPr>
+        <w:spacing w:line="336" w:lineRule="auto" w:after="180"/>
+        <w:shd w:fill="FFF5E6"/>
+      </w:pPr>
+      <w:r>
+        <w:rPr>
+          <w:b w:val="0"/>
+        </w:rPr>
+        <w:t xml:space="preserve">Week 23 used deliberately constructed toy images. Its validation E is exactly a row-swapped version of </w:t>
+      </w:r>
+      <w:r>
+        <w:rPr>
+          <w:b/>
+        </w:rPr>
+        <w:t>training</w:t>
+      </w:r>
+      <w:r>
+        <w:rPr>
+          <w:b w:val="0"/>
+        </w:rPr>
+        <w:t xml:space="preserve"> A, and F is a row-swapped version of C.</w:t>
+      </w:r>
+    </w:p>
+    <w:p>
+      <w:pPr>
+        <w:spacing w:line="336" w:lineRule="auto" w:after="180"/>
+        <w:shd w:fill="FFF5E6"/>
+      </w:pPr>
+      <w:r>
+        <w:rPr>
+          <w:b w:val="0"/>
+        </w:rPr>
+        <w:t>They had different pixel arrays, but the transformation relation means they are a weak independence test for an experiment that trains on row-swapped variants.</w:t>
+      </w:r>
+    </w:p>
+    <w:p>
+      <w:pPr>
+        <w:spacing w:line="336" w:lineRule="auto" w:after="180"/>
+        <w:shd w:fill="FFF5E6"/>
+      </w:pPr>
+      <w:r>
+        <w:rPr>
+          <w:b w:val="0"/>
+        </w:rPr>
+        <w:t xml:space="preserve">If those variants are added, they become exact </w:t>
+      </w:r>
+      <w:r>
+        <w:rPr>
+          <w:b/>
+        </w:rPr>
+        <w:t>training</w:t>
+      </w:r>
+      <w:r>
+        <w:rPr>
+          <w:b w:val="0"/>
+        </w:rPr>
+        <w:t xml:space="preserve">-validation duplicates. Preserve the original narrow claim and design a new grouped split for the </w:t>
+      </w:r>
+      <w:r>
+        <w:rPr>
+          <w:b/>
+        </w:rPr>
+        <w:t>augmentation</w:t>
+      </w:r>
+      <w:r>
+        <w:rPr>
+          <w:b w:val="0"/>
+        </w:rPr>
+        <w:t xml:space="preserve"> experiment.</w:t>
+      </w:r>
+    </w:p>
+    <w:p>
+      <w:pPr>
+        <w:pStyle w:val="Heading3"/>
+      </w:pPr>
+      <w:r>
+        <w:t>Check the claim against the facts</w:t>
+      </w:r>
+    </w:p>
+    <w:p>
+      <w:pPr>
+        <w:spacing w:line="336" w:lineRule="auto" w:after="180"/>
+        <w:shd w:fill="FFF5E6"/>
+      </w:pPr>
+      <w:r>
+        <w:rPr>
+          <w:b/>
+        </w:rPr>
+        <w:t>Source group</w:t>
+      </w:r>
+      <w:r>
+        <w:rPr>
+          <w:b w:val="0"/>
+        </w:rPr>
+        <w:t>s should match the evaluation question. If the goal is generalisation to new objects or people, several photographs of the same object or person may need one group even when they have different original file IDs.</w:t>
+      </w:r>
+    </w:p>
+    <w:p>
+      <w:pPr>
+        <w:spacing w:line="336" w:lineRule="auto" w:after="180"/>
+        <w:shd w:fill="FFF5E6"/>
+      </w:pPr>
+      <w:r>
+        <w:rPr>
+          <w:b w:val="0"/>
+        </w:rPr>
+        <w:t>A lineage audit catches recorded relationships; an exact-pixel audit catches duplicates with inconsistent IDs. Neither audit alone proves that all dependence has been removed.</w:t>
+      </w:r>
+    </w:p>
+    <w:p>
+      <w:pPr>
+        <w:pStyle w:val="Heading3"/>
+      </w:pPr>
+      <w:r>
+        <w:t>Check the claim against the facts</w:t>
+      </w:r>
+    </w:p>
+    <w:p>
+      <w:pPr>
+        <w:spacing w:line="336" w:lineRule="auto" w:after="180"/>
+        <w:shd w:fill="FFF5E6"/>
+      </w:pPr>
+      <w:r>
+        <w:rPr>
+          <w:b w:val="0"/>
+        </w:rPr>
+        <w:t xml:space="preserve">When a leak is discovered after validation has influenced choices, repair the split and rerun </w:t>
+      </w:r>
+      <w:r>
+        <w:rPr>
+          <w:b/>
+        </w:rPr>
+        <w:t>training</w:t>
+      </w:r>
+      <w:r>
+        <w:rPr>
+          <w:b w:val="0"/>
+        </w:rPr>
+        <w:t xml:space="preserve"> and selection.</w:t>
+      </w:r>
+    </w:p>
+    <w:p>
+      <w:pPr>
+        <w:spacing w:line="336" w:lineRule="auto" w:after="180"/>
+        <w:shd w:fill="FFF5E6"/>
+      </w:pPr>
+      <w:r>
+        <w:rPr>
+          <w:b w:val="0"/>
+        </w:rPr>
+        <w:t>Do not merely rename or remove the overlapping files and keep claiming the old score evaluates the repaired experiment. Final data that influenced decisions is no longer reserved.</w:t>
+      </w:r>
+    </w:p>
+    <w:p>
+      <w:pPr>
+        <w:pStyle w:val="Heading3"/>
+      </w:pPr>
+      <w:r>
         <w:t>Locate the earliest unsupported step</w:t>
       </w:r>
     </w:p>
     <w:p>
-      <w:r>
-        <w:t>Training contains P original and Q original. Validation contains P crop and R original. Final test contains S original. P crop is derived from P original. Identify the overlap and explain what must be rerun if this validation set already selected a model.</w:t>
+      <w:pPr>
+        <w:spacing w:line="336" w:lineRule="auto" w:after="180"/>
+      </w:pPr>
+      <w:r>
+        <w:rPr>
+          <w:b/>
+        </w:rPr>
+        <w:t>Training</w:t>
+      </w:r>
+      <w:r>
+        <w:rPr>
+          <w:b w:val="0"/>
+        </w:rPr>
+        <w:t xml:space="preserve"> contains P original and Q original. Validation contains P crop and R original. Final test contains S original. P crop is derived from P original.</w:t>
+      </w:r>
+    </w:p>
+    <w:p>
+      <w:pPr>
+        <w:spacing w:line="336" w:lineRule="auto" w:after="180"/>
+      </w:pPr>
+      <w:r>
+        <w:rPr>
+          <w:b w:val="0"/>
+        </w:rPr>
+        <w:t>Identify the overlap and explain what must be rerun if this validation set already selected a model.</w:t>
       </w:r>
     </w:p>
     <w:p>
@@ -1205,6 +2059,17 @@
     </w:p>
     <w:p>
       <w:r>
+        <w:t>Practise Augmentation and leakage with support, then explain the deciding step in your own words.</w:t>
+      </w:r>
+    </w:p>
+    <w:p>
+      <w:pPr>
+        <w:spacing w:line="336" w:lineRule="auto" w:after="180"/>
+      </w:pPr>
+      <w:r>
+        <w:rPr>
+          <w:b w:val="0"/>
+        </w:rPr>
         <w:t>For rows [0, 1], [0, 1], compute d and class before and after swapping rows and after swapping columns.</w:t>
       </w:r>
     </w:p>
@@ -1273,8 +2138,50 @@
       </w:r>
     </w:p>
     <w:p>
-      <w:r>
-        <w:t>Use workbook W2 for the connected example “Augmentation and leakage”. First fill the input and rule boxes. Try the middle steps before asking for a hint. After a hint, try the next step yourself.</w:t>
+      <w:pPr>
+        <w:spacing w:line="336" w:lineRule="auto" w:after="180"/>
+      </w:pPr>
+      <w:r>
+        <w:rPr>
+          <w:b w:val="0"/>
+        </w:rPr>
+        <w:t>Use workbook W2 for the connected example “</w:t>
+      </w:r>
+      <w:r>
+        <w:rPr>
+          <w:b/>
+        </w:rPr>
+        <w:t>Augmentation</w:t>
+      </w:r>
+      <w:r>
+        <w:rPr>
+          <w:b w:val="0"/>
+        </w:rPr>
+        <w:t xml:space="preserve"> and </w:t>
+      </w:r>
+      <w:r>
+        <w:rPr>
+          <w:b/>
+        </w:rPr>
+        <w:t>leakage</w:t>
+      </w:r>
+      <w:r>
+        <w:rPr>
+          <w:b w:val="0"/>
+        </w:rPr>
+        <w:t xml:space="preserve">”. First fill the </w:t>
+      </w:r>
+      <w:r>
+        <w:rPr>
+          <w:b/>
+        </w:rPr>
+        <w:t>input</w:t>
+      </w:r>
+      <w:r>
+        <w:rPr>
+          <w:b w:val="0"/>
+        </w:rPr>
+        <w:t xml:space="preserve"> and rule boxes. Try the middle steps before asking for a hint. After a hint, try the next step yourself.</w:t>
       </w:r>
     </w:p>
     <w:tbl>
@@ -1357,7 +2264,13 @@
       </w:tr>
     </w:tbl>
     <w:p>
-      <w:r>
+      <w:pPr>
+        <w:spacing w:line="336" w:lineRule="auto" w:after="180"/>
+      </w:pPr>
+      <w:r>
+        <w:rPr>
+          <w:b w:val="0"/>
+        </w:rPr>
         <w:t>Explain your trace to a partner. Your partner points to one step to check. Swap roles on the next case. Each person writes their own explanation.</w:t>
       </w:r>
     </w:p>
@@ -1370,12 +2283,59 @@
       </w:r>
     </w:p>
     <w:p>
-      <w:r>
-        <w:t>Use the worked case for Augmentation and leakage. Proposed explanation: “Every image flip preserves the label”. Decide whether this explanation is supported. Point to the step or supplied fact that decides; explain your repair if needed.</w:t>
-      </w:r>
-    </w:p>
-    <w:p>
-      <w:r>
+      <w:pPr>
+        <w:spacing w:line="336" w:lineRule="auto" w:after="180"/>
+      </w:pPr>
+      <w:r>
+        <w:rPr>
+          <w:b w:val="0"/>
+        </w:rPr>
+        <w:t xml:space="preserve">Use the worked case for </w:t>
+      </w:r>
+      <w:r>
+        <w:rPr>
+          <w:b/>
+        </w:rPr>
+        <w:t>Augmentation</w:t>
+      </w:r>
+      <w:r>
+        <w:rPr>
+          <w:b w:val="0"/>
+        </w:rPr>
+        <w:t xml:space="preserve"> and </w:t>
+      </w:r>
+      <w:r>
+        <w:rPr>
+          <w:b/>
+        </w:rPr>
+        <w:t>leakage</w:t>
+      </w:r>
+      <w:r>
+        <w:rPr>
+          <w:b w:val="0"/>
+        </w:rPr>
+        <w:t>. Proposed explanation: “Every image flip preserves the label”. Decide whether this explanation is supported.</w:t>
+      </w:r>
+    </w:p>
+    <w:p>
+      <w:pPr>
+        <w:spacing w:line="336" w:lineRule="auto" w:after="180"/>
+      </w:pPr>
+      <w:r>
+        <w:rPr>
+          <w:b w:val="0"/>
+        </w:rPr>
+        <w:t>Point to the step or supplied fact that decides; explain your repair if needed.</w:t>
+      </w:r>
+    </w:p>
+    <w:p>
+      <w:pPr>
+        <w:spacing w:line="336" w:lineRule="auto" w:after="180"/>
+      </w:pPr>
+      <w:r>
+        <w:rPr>
+          <w:b w:val="0"/>
+        </w:rPr>
         <w:t>Answer on your own before discussion. If you are unsure, say which step you need help with.</w:t>
       </w:r>
     </w:p>
@@ -1388,8 +2348,38 @@
       </w:r>
     </w:p>
     <w:p>
-      <w:r>
-        <w:t>How many independent source groups are in the final test? Point to the relevant step in the picture, then write the changed result and the rule or evidence that supports it.</w:t>
+      <w:pPr>
+        <w:spacing w:line="336" w:lineRule="auto" w:after="180"/>
+      </w:pPr>
+      <w:r>
+        <w:rPr>
+          <w:b w:val="0"/>
+        </w:rPr>
+        <w:t xml:space="preserve">How many independent </w:t>
+      </w:r>
+      <w:r>
+        <w:rPr>
+          <w:b/>
+        </w:rPr>
+        <w:t>source group</w:t>
+      </w:r>
+      <w:r>
+        <w:rPr>
+          <w:b w:val="0"/>
+        </w:rPr>
+        <w:t xml:space="preserve">s are in the final test? Point to the relevant step in the picture, then write the changed result and the rule or </w:t>
+      </w:r>
+      <w:r>
+        <w:rPr>
+          <w:b/>
+        </w:rPr>
+        <w:t>evidence</w:t>
+      </w:r>
+      <w:r>
+        <w:rPr>
+          <w:b w:val="0"/>
+        </w:rPr>
+        <w:t xml:space="preserve"> that supports it.</w:t>
       </w:r>
     </w:p>
     <w:p>
@@ -1421,7 +2411,13 @@
       </w:r>
     </w:p>
     <w:p>
-      <w:r>
+      <w:pPr>
+        <w:spacing w:line="336" w:lineRule="auto" w:after="180"/>
+      </w:pPr>
+      <w:r>
+        <w:rPr>
+          <w:b w:val="0"/>
+        </w:rPr>
         <w:t>This is supported practice. Keep the separately named independent case for an attempt before feedback.</w:t>
       </w:r>
     </w:p>
@@ -1434,6 +2430,11 @@
       </w:r>
     </w:p>
     <w:p>
+      <w:r>
+        <w:t>Investigate Augmentation and leakage. Record the prediction, actual observation or labelled paper trace, explanation and next test separately.</w:t>
+      </w:r>
+    </w:p>
+    <w:p>
       <w:pPr>
         <w:pStyle w:val="Heading3"/>
       </w:pPr>
@@ -1442,7 +2443,14 @@
       </w:r>
     </w:p>
     <w:p>
-      <w:r>
+      <w:pPr>
+        <w:spacing w:line="336" w:lineRule="auto" w:after="180"/>
+        <w:shd w:fill="F5F1FB"/>
+      </w:pPr>
+      <w:r>
+        <w:rPr>
+          <w:b w:val="0"/>
+        </w:rPr>
         <w:t>For rows [1, 0], [0, 1], compute d and class before and after a column swap. Why is always replacing a label by 1 minus the label incorrect?</w:t>
       </w:r>
     </w:p>
@@ -1622,7 +2630,13 @@
       </w:tr>
     </w:tbl>
     <w:p>
-      <w:r>
+      <w:pPr>
+        <w:spacing w:line="336" w:lineRule="auto" w:after="180"/>
+      </w:pPr>
+      <w:r>
+        <w:rPr>
+          <w:b w:val="0"/>
+        </w:rPr>
         <w:t>On paper, trace the supplied procedure. If code is provided, predict before running it in a local practice file. Never write an expected answer as though it were an observed run.</w:t>
       </w:r>
     </w:p>
@@ -1635,7 +2649,13 @@
       </w:r>
     </w:p>
     <w:p>
-      <w:r>
+      <w:pPr>
+        <w:spacing w:line="336" w:lineRule="auto" w:after="180"/>
+      </w:pPr>
+      <w:r>
+        <w:rPr>
+          <w:b w:val="0"/>
+        </w:rPr>
         <w:t>Before trying: what do I expect, and why? While trying: which step could first go wrong? Afterwards: what did I actually observe, and what should change? Keep “not run” if you only traced the procedure.</w:t>
       </w:r>
     </w:p>
@@ -1648,6 +2668,11 @@
       </w:r>
     </w:p>
     <w:p>
+      <w:r>
+        <w:t>Move from recall to tracing, diagnosis and transfer in Augmentation and leakage. Explain why each step is justified.</w:t>
+      </w:r>
+    </w:p>
+    <w:p>
       <w:pPr>
         <w:pStyle w:val="Heading3"/>
       </w:pPr>
@@ -1656,18 +2681,64 @@
       </w:r>
     </w:p>
     <w:p>
-      <w:r>
+      <w:pPr>
+        <w:spacing w:line="336" w:lineRule="auto" w:after="180"/>
+      </w:pPr>
+      <w:r>
+        <w:rPr>
+          <w:b w:val="0"/>
+        </w:rPr>
         <w:t>For rows [0, 1], [0, 1], compute d and class before and after swapping rows and after swapping columns.</w:t>
       </w:r>
     </w:p>
     <w:p>
-      <w:r>
-        <w:t>Training contains P original and Q original. Validation contains P crop and R original. Final test contains S original. P crop is derived from P original. Identify the overlap and explain what must be rerun if this validation set already selected a model.</w:t>
-      </w:r>
-    </w:p>
-    <w:p>
-      <w:r>
-        <w:t>Eight source images each have an original plus two variants. Compare four epochs of these 24 records with four epochs of the eight originals, using one-example batches. Give both update counts and one way to match budgets without using final outcomes.</w:t>
+      <w:pPr>
+        <w:spacing w:line="336" w:lineRule="auto" w:after="180"/>
+      </w:pPr>
+      <w:r>
+        <w:rPr>
+          <w:b/>
+        </w:rPr>
+        <w:t>Training</w:t>
+      </w:r>
+      <w:r>
+        <w:rPr>
+          <w:b w:val="0"/>
+        </w:rPr>
+        <w:t xml:space="preserve"> contains P original and Q original. Validation contains P crop and R original. Final test contains S original. P crop is derived from P original.</w:t>
+      </w:r>
+    </w:p>
+    <w:p>
+      <w:pPr>
+        <w:spacing w:line="336" w:lineRule="auto" w:after="180"/>
+      </w:pPr>
+      <w:r>
+        <w:rPr>
+          <w:b w:val="0"/>
+        </w:rPr>
+        <w:t>Identify the overlap and explain what must be rerun if this validation set already selected a model.</w:t>
+      </w:r>
+    </w:p>
+    <w:p>
+      <w:pPr>
+        <w:spacing w:line="336" w:lineRule="auto" w:after="180"/>
+      </w:pPr>
+      <w:r>
+        <w:rPr>
+          <w:b w:val="0"/>
+        </w:rPr>
+        <w:t>Eight source images each have an original plus two variants. Compare four epochs of these 24 records with four epochs of the eight originals, using one-example batches.</w:t>
+      </w:r>
+    </w:p>
+    <w:p>
+      <w:pPr>
+        <w:spacing w:line="336" w:lineRule="auto" w:after="180"/>
+      </w:pPr>
+      <w:r>
+        <w:rPr>
+          <w:b w:val="0"/>
+        </w:rPr>
+        <w:t>Give both update counts and one way to match budgets without using final outcomes.</w:t>
       </w:r>
     </w:p>
     <w:p>
@@ -1713,7 +2784,89 @@
     </w:p>
     <w:p>
       <w:r>
-        <w:t>Add a labelled augmentation and leakage evidence sheet to Image-pattern Network Investigation. Show how you can check whether a transformation preserves the task label. Use the supplied fictional case and keep its inputs, intermediate steps, calculation or prediction, and limitation. Connect this record to last week’s record; a matching answer without a trace is insufficient.</w:t>
+        <w:t>Apply this week’s idea to Image-pattern Network Investigation. Keep an annotated decision and the evidence supporting it.</w:t>
+      </w:r>
+    </w:p>
+    <w:p>
+      <w:pPr>
+        <w:spacing w:line="336" w:lineRule="auto" w:after="180"/>
+      </w:pPr>
+      <w:r>
+        <w:rPr>
+          <w:b w:val="0"/>
+        </w:rPr>
+        <w:t xml:space="preserve">Add a labelled </w:t>
+      </w:r>
+      <w:r>
+        <w:rPr>
+          <w:b/>
+        </w:rPr>
+        <w:t>augmentation</w:t>
+      </w:r>
+      <w:r>
+        <w:rPr>
+          <w:b w:val="0"/>
+        </w:rPr>
+        <w:t xml:space="preserve"> and </w:t>
+      </w:r>
+      <w:r>
+        <w:rPr>
+          <w:b/>
+        </w:rPr>
+        <w:t>leakage</w:t>
+      </w:r>
+      <w:r>
+        <w:rPr>
+          <w:b w:val="0"/>
+        </w:rPr>
+        <w:t xml:space="preserve"> </w:t>
+      </w:r>
+      <w:r>
+        <w:rPr>
+          <w:b/>
+        </w:rPr>
+        <w:t>evidence</w:t>
+      </w:r>
+      <w:r>
+        <w:rPr>
+          <w:b w:val="0"/>
+        </w:rPr>
+        <w:t xml:space="preserve"> sheet to Image-pattern Network Investigation. Show how you can check whether a transformation preserves the task label.</w:t>
+      </w:r>
+    </w:p>
+    <w:p>
+      <w:pPr>
+        <w:spacing w:line="336" w:lineRule="auto" w:after="180"/>
+      </w:pPr>
+      <w:r>
+        <w:rPr>
+          <w:b w:val="0"/>
+        </w:rPr>
+        <w:t xml:space="preserve">Use the supplied fictional case and keep its </w:t>
+      </w:r>
+      <w:r>
+        <w:rPr>
+          <w:b/>
+        </w:rPr>
+        <w:t>input</w:t>
+      </w:r>
+      <w:r>
+        <w:rPr>
+          <w:b w:val="0"/>
+        </w:rPr>
+        <w:t xml:space="preserve">s, intermediate steps, calculation or </w:t>
+      </w:r>
+      <w:r>
+        <w:rPr>
+          <w:b/>
+        </w:rPr>
+        <w:t>prediction</w:t>
+      </w:r>
+      <w:r>
+        <w:rPr>
+          <w:b w:val="0"/>
+        </w:rPr>
+        <w:t>, and limitation. Connect this record to last week’s record; a matching answer without a trace is insufficient.</w:t>
       </w:r>
     </w:p>
     <w:tbl>
@@ -1841,8 +2994,37 @@
       </w:r>
     </w:p>
     <w:p>
-      <w:r>
-        <w:t>For your Image-pattern Network Investigation, save the input, procedure, observed result and limitation of this check. Label this worked example as practice; use a different, previously unreviewed case when checking independent understanding.</w:t>
+      <w:pPr>
+        <w:spacing w:line="336" w:lineRule="auto" w:after="180"/>
+      </w:pPr>
+      <w:r>
+        <w:rPr>
+          <w:b w:val="0"/>
+        </w:rPr>
+        <w:t xml:space="preserve">For your Image-pattern Network Investigation, save the </w:t>
+      </w:r>
+      <w:r>
+        <w:rPr>
+          <w:b/>
+        </w:rPr>
+        <w:t>input</w:t>
+      </w:r>
+      <w:r>
+        <w:rPr>
+          <w:b w:val="0"/>
+        </w:rPr>
+        <w:t>, procedure, observed result and limitation of this check.</w:t>
+      </w:r>
+    </w:p>
+    <w:p>
+      <w:pPr>
+        <w:spacing w:line="336" w:lineRule="auto" w:after="180"/>
+      </w:pPr>
+      <w:r>
+        <w:rPr>
+          <w:b w:val="0"/>
+        </w:rPr>
+        <w:t>Label this worked example as practice; use a different, previously unreviewed case when checking independent understanding.</w:t>
       </w:r>
     </w:p>
     <w:p>
@@ -1855,7 +3037,65 @@
     </w:p>
     <w:p>
       <w:r>
-        <w:t>Suppose 12 training source images each produce an original plus two variants. That creates 36 records but still only 12 source groups. Keep validation and final groups separate. Report source counts as well as record counts; repeated variants are correlated observations, not new independent subjects.</w:t>
+        <w:t>Use a genuinely new case for independent evidence. Previously discussed examples remain practice; use the separately named independent case before feedback.</w:t>
+      </w:r>
+    </w:p>
+    <w:p>
+      <w:pPr>
+        <w:spacing w:line="336" w:lineRule="auto" w:after="180"/>
+      </w:pPr>
+      <w:r>
+        <w:rPr>
+          <w:b w:val="0"/>
+        </w:rPr>
+        <w:t xml:space="preserve">Suppose 12 </w:t>
+      </w:r>
+      <w:r>
+        <w:rPr>
+          <w:b/>
+        </w:rPr>
+        <w:t>training</w:t>
+      </w:r>
+      <w:r>
+        <w:rPr>
+          <w:b w:val="0"/>
+        </w:rPr>
+        <w:t xml:space="preserve"> source images each produce an original plus two variants. That creates 36 records but still only 12 </w:t>
+      </w:r>
+      <w:r>
+        <w:rPr>
+          <w:b/>
+        </w:rPr>
+        <w:t>source group</w:t>
+      </w:r>
+      <w:r>
+        <w:rPr>
+          <w:b w:val="0"/>
+        </w:rPr>
+        <w:t>s. Keep validation and final groups separate.</w:t>
+      </w:r>
+    </w:p>
+    <w:p>
+      <w:pPr>
+        <w:spacing w:line="336" w:lineRule="auto" w:after="180"/>
+      </w:pPr>
+      <w:r>
+        <w:rPr>
+          <w:b w:val="0"/>
+        </w:rPr>
+        <w:t xml:space="preserve">Report source counts as well as record counts; repeated variants are correlated </w:t>
+      </w:r>
+      <w:r>
+        <w:rPr>
+          <w:b/>
+        </w:rPr>
+        <w:t>observation</w:t>
+      </w:r>
+      <w:r>
+        <w:rPr>
+          <w:b w:val="0"/>
+        </w:rPr>
+        <w:t>s, not new independent subjects.</w:t>
       </w:r>
     </w:p>
     <w:p>
@@ -1887,13 +3127,82 @@
       </w:r>
     </w:p>
     <w:p>
-      <w:r>
-        <w:t>With one-example batches the runs use 180 and 60 updates. A declared comparison could give both 180 updates, cycle the baseline data and record the exposure policy. Keep starting parameters, architecture and evaluation cases matched where possible. Select augmentation settings using validation evidence and report the limits of the chosen budget. Next week moves from images to sequence representations.</w:t>
-      </w:r>
-    </w:p>
-    <w:p>
-      <w:r>
-        <w:t>Eight source images each have an original plus two variants. Compare four epochs of these 24 records with four epochs of the eight originals, using one-example batches. Give both update counts and one way to match budgets without using final outcomes.</w:t>
+      <w:pPr>
+        <w:spacing w:line="336" w:lineRule="auto" w:after="180"/>
+      </w:pPr>
+      <w:r>
+        <w:rPr>
+          <w:b w:val="0"/>
+        </w:rPr>
+        <w:t>With one-example batches the runs use 180 and 60 updates. A declared comparison could give both 180 updates, cycle the baseline data and record the exposure policy.</w:t>
+      </w:r>
+    </w:p>
+    <w:p>
+      <w:pPr>
+        <w:spacing w:line="336" w:lineRule="auto" w:after="180"/>
+      </w:pPr>
+      <w:r>
+        <w:rPr>
+          <w:b w:val="0"/>
+        </w:rPr>
+        <w:t xml:space="preserve">Keep starting parameters, architecture and evaluation cases matched where possible. Select </w:t>
+      </w:r>
+      <w:r>
+        <w:rPr>
+          <w:b/>
+        </w:rPr>
+        <w:t>augmentation</w:t>
+      </w:r>
+      <w:r>
+        <w:rPr>
+          <w:b w:val="0"/>
+        </w:rPr>
+        <w:t xml:space="preserve"> settings using validation </w:t>
+      </w:r>
+      <w:r>
+        <w:rPr>
+          <w:b/>
+        </w:rPr>
+        <w:t>evidence</w:t>
+      </w:r>
+      <w:r>
+        <w:rPr>
+          <w:b w:val="0"/>
+        </w:rPr>
+        <w:t xml:space="preserve"> and report the limits of the chosen budget.</w:t>
+      </w:r>
+    </w:p>
+    <w:p>
+      <w:pPr>
+        <w:spacing w:line="336" w:lineRule="auto" w:after="180"/>
+      </w:pPr>
+      <w:r>
+        <w:rPr>
+          <w:b w:val="0"/>
+        </w:rPr>
+        <w:t>Next week moves from images to sequence representations.</w:t>
+      </w:r>
+    </w:p>
+    <w:p>
+      <w:pPr>
+        <w:spacing w:line="336" w:lineRule="auto" w:after="180"/>
+      </w:pPr>
+      <w:r>
+        <w:rPr>
+          <w:b w:val="0"/>
+        </w:rPr>
+        <w:t>Eight source images each have an original plus two variants. Compare four epochs of these 24 records with four epochs of the eight originals, using one-example batches.</w:t>
+      </w:r>
+    </w:p>
+    <w:p>
+      <w:pPr>
+        <w:spacing w:line="336" w:lineRule="auto" w:after="180"/>
+      </w:pPr>
+      <w:r>
+        <w:rPr>
+          <w:b w:val="0"/>
+        </w:rPr>
+        <w:t>Give both update counts and one way to match budgets without using final outcomes.</w:t>
       </w:r>
     </w:p>
     <w:p>
@@ -1930,6 +3239,11 @@
       </w:pPr>
       <w:r>
         <w:t>13. Study a complete case</w:t>
+      </w:r>
+    </w:p>
+    <w:p>
+      <w:r>
+        <w:t>Revisit the complete Augmentation and leakage case for supported practice. Repeated examples do not become fresh assessments.</w:t>
       </w:r>
     </w:p>
     <w:p>
@@ -2097,8 +3411,26 @@
       </w:r>
     </w:p>
     <w:p>
-      <w:r>
-        <w:t>Follow the input through the stated procedure to its result. Cover the result first, predict it, then explain every intermediate step. The text/table accompanies the figure so the example can be read without colour.</w:t>
+      <w:pPr>
+        <w:spacing w:line="336" w:lineRule="auto" w:after="180"/>
+      </w:pPr>
+      <w:r>
+        <w:rPr>
+          <w:b w:val="0"/>
+        </w:rPr>
+        <w:t xml:space="preserve">Follow the </w:t>
+      </w:r>
+      <w:r>
+        <w:rPr>
+          <w:b/>
+        </w:rPr>
+        <w:t>input</w:t>
+      </w:r>
+      <w:r>
+        <w:rPr>
+          <w:b w:val="0"/>
+        </w:rPr>
+        <w:t xml:space="preserve"> through the stated procedure to its result. Cover the result first, predict it, then explain every intermediate step. The text/table accompanies the figure so the example can be read without colour.</w:t>
       </w:r>
     </w:p>
     <w:p>
@@ -2148,6 +3480,11 @@
       </w:r>
     </w:p>
     <w:p>
+      <w:r>
+        <w:t>Attempt the reserved new case before feedback. Record support; the earlier examples below remain additional practice.</w:t>
+      </w:r>
+    </w:p>
+    <w:p>
       <w:pPr>
         <w:pStyle w:val="Heading3"/>
       </w:pPr>
@@ -2156,8 +3493,61 @@
       </w:r>
     </w:p>
     <w:p>
-      <w:r>
-        <w:t>Six fictional source groups J, K, L, M, N and O each have one original and three derived records. Assign J, K and L to training, M to validation and N, O to final test. Keep all four records per training group but only originals for evaluation. Give source and retained-record counts per split, total retained records and excluded derived records.</w:t>
+      <w:pPr>
+        <w:spacing w:line="336" w:lineRule="auto" w:after="180"/>
+      </w:pPr>
+      <w:r>
+        <w:rPr>
+          <w:b w:val="0"/>
+        </w:rPr>
+        <w:t xml:space="preserve">Six fictional </w:t>
+      </w:r>
+      <w:r>
+        <w:rPr>
+          <w:b/>
+        </w:rPr>
+        <w:t>source group</w:t>
+      </w:r>
+      <w:r>
+        <w:rPr>
+          <w:b w:val="0"/>
+        </w:rPr>
+        <w:t xml:space="preserve">s J, K, L, M, N and O each have one original and three derived records. Assign J, K and L to </w:t>
+      </w:r>
+      <w:r>
+        <w:rPr>
+          <w:b/>
+        </w:rPr>
+        <w:t>training</w:t>
+      </w:r>
+      <w:r>
+        <w:rPr>
+          <w:b w:val="0"/>
+        </w:rPr>
+        <w:t>, M to validation and N, O to final test.</w:t>
+      </w:r>
+    </w:p>
+    <w:p>
+      <w:pPr>
+        <w:spacing w:line="336" w:lineRule="auto" w:after="180"/>
+      </w:pPr>
+      <w:r>
+        <w:rPr>
+          <w:b w:val="0"/>
+        </w:rPr>
+        <w:t xml:space="preserve">Keep all four records per </w:t>
+      </w:r>
+      <w:r>
+        <w:rPr>
+          <w:b/>
+        </w:rPr>
+        <w:t>training</w:t>
+      </w:r>
+      <w:r>
+        <w:rPr>
+          <w:b w:val="0"/>
+        </w:rPr>
+        <w:t xml:space="preserve"> group but only originals for evaluation. Give source and retained-record counts per split, total retained records and excluded derived records.</w:t>
       </w:r>
     </w:p>
     <w:p>
@@ -2204,7 +3594,13 @@
       </w:r>
     </w:p>
     <w:p>
-      <w:r>
+      <w:pPr>
+        <w:spacing w:line="336" w:lineRule="auto" w:after="180"/>
+      </w:pPr>
+      <w:r>
+        <w:rPr>
+          <w:b w:val="0"/>
+        </w:rPr>
         <w:t>Attempt this case before feedback. Record any help. Earlier examples below are further practice; a case already practised with feedback cannot establish fresh transfer.</w:t>
       </w:r>
     </w:p>
@@ -2217,8 +3613,61 @@
       </w:r>
     </w:p>
     <w:p>
-      <w:r>
-        <w:t>Six fictional source groups J, K, L, M, N and O each have one original and three derived records. Assign J, K and L to training, M to validation and N, O to final test. Keep all four records per training group but only originals for evaluation. Give source and retained-record counts per split, total retained records and excluded derived records.</w:t>
+      <w:pPr>
+        <w:spacing w:line="336" w:lineRule="auto" w:after="180"/>
+      </w:pPr>
+      <w:r>
+        <w:rPr>
+          <w:b w:val="0"/>
+        </w:rPr>
+        <w:t xml:space="preserve">Six fictional </w:t>
+      </w:r>
+      <w:r>
+        <w:rPr>
+          <w:b/>
+        </w:rPr>
+        <w:t>source group</w:t>
+      </w:r>
+      <w:r>
+        <w:rPr>
+          <w:b w:val="0"/>
+        </w:rPr>
+        <w:t xml:space="preserve">s J, K, L, M, N and O each have one original and three derived records. Assign J, K and L to </w:t>
+      </w:r>
+      <w:r>
+        <w:rPr>
+          <w:b/>
+        </w:rPr>
+        <w:t>training</w:t>
+      </w:r>
+      <w:r>
+        <w:rPr>
+          <w:b w:val="0"/>
+        </w:rPr>
+        <w:t>, M to validation and N, O to final test.</w:t>
+      </w:r>
+    </w:p>
+    <w:p>
+      <w:pPr>
+        <w:spacing w:line="336" w:lineRule="auto" w:after="180"/>
+      </w:pPr>
+      <w:r>
+        <w:rPr>
+          <w:b w:val="0"/>
+        </w:rPr>
+        <w:t xml:space="preserve">Keep all four records per </w:t>
+      </w:r>
+      <w:r>
+        <w:rPr>
+          <w:b/>
+        </w:rPr>
+        <w:t>training</w:t>
+      </w:r>
+      <w:r>
+        <w:rPr>
+          <w:b w:val="0"/>
+        </w:rPr>
+        <w:t xml:space="preserve"> group but only originals for evaluation. Give source and retained-record counts per split, total retained records and excluded derived records.</w:t>
       </w:r>
     </w:p>
     <w:p>
@@ -2270,7 +3719,13 @@
       </w:r>
     </w:p>
     <w:p>
-      <w:r>
+      <w:pPr>
+        <w:spacing w:line="336" w:lineRule="auto" w:after="180"/>
+      </w:pPr>
+      <w:r>
+        <w:rPr>
+          <w:b w:val="0"/>
+        </w:rPr>
         <w:t>Record support used: none, hint or teacher explanation. After feedback, a different case is needed to demonstrate independence.</w:t>
       </w:r>
     </w:p>
@@ -2283,8 +3738,25 @@
       </w:r>
     </w:p>
     <w:p>
-      <w:r>
-        <w:t>Attempt the independent case before hints. Record whether you worked alone, used a hint or followed a model. After feedback, fix the first unsupported step and explain why it changed. A later check uses a changed case, not a copied answer.</w:t>
+      <w:pPr>
+        <w:spacing w:line="336" w:lineRule="auto" w:after="180"/>
+      </w:pPr>
+      <w:r>
+        <w:rPr>
+          <w:b w:val="0"/>
+        </w:rPr>
+        <w:t>Attempt the independent case before hints. Record whether you worked alone, used a hint or followed a model. After feedback, fix the first unsupported step and explain why it changed.</w:t>
+      </w:r>
+    </w:p>
+    <w:p>
+      <w:pPr>
+        <w:spacing w:line="336" w:lineRule="auto" w:after="180"/>
+      </w:pPr>
+      <w:r>
+        <w:rPr>
+          <w:b w:val="0"/>
+        </w:rPr>
+        <w:t>A later check uses a changed case, not a copied answer.</w:t>
       </w:r>
     </w:p>
     <w:p>
@@ -2297,7 +3769,30 @@
     </w:p>
     <w:p>
       <w:r>
-        <w:t>Start with this question: Keep every augmented image with its original source group.</w:t>
+        <w:t>Use this map to navigate Augmentation and leakage, connect the goals to tasks and keep one evidence record for each attempt.</w:t>
+      </w:r>
+    </w:p>
+    <w:p>
+      <w:pPr>
+        <w:spacing w:line="336" w:lineRule="auto" w:after="180"/>
+      </w:pPr>
+      <w:r>
+        <w:rPr>
+          <w:b w:val="0"/>
+        </w:rPr>
+        <w:t xml:space="preserve">Start with this question: Keep every augmented image with its original </w:t>
+      </w:r>
+      <w:r>
+        <w:rPr>
+          <w:b/>
+        </w:rPr>
+        <w:t>source group</w:t>
+      </w:r>
+      <w:r>
+        <w:rPr>
+          <w:b w:val="0"/>
+        </w:rPr>
+        <w:t>.</w:t>
       </w:r>
     </w:p>
     <w:tbl>
@@ -2403,13 +3898,61 @@
       </w:tr>
     </w:tbl>
     <w:p>
-      <w:r>
-        <w:t>Remember → watch and explain → try with help → investigate → try independently → keep project evidence. Your teacher may spread this lesson across several classes.</w:t>
-      </w:r>
-    </w:p>
-    <w:p>
-      <w:r>
-        <w:t>Keep your first prediction. Compare it with what the evidence shows and explain any change.</w:t>
+      <w:pPr>
+        <w:spacing w:line="336" w:lineRule="auto" w:after="180"/>
+      </w:pPr>
+      <w:r>
+        <w:rPr>
+          <w:b w:val="0"/>
+        </w:rPr>
+        <w:t xml:space="preserve">Remember → watch and explain → try with help → investigate → try independently → keep project </w:t>
+      </w:r>
+      <w:r>
+        <w:rPr>
+          <w:b/>
+        </w:rPr>
+        <w:t>evidence</w:t>
+      </w:r>
+      <w:r>
+        <w:rPr>
+          <w:b w:val="0"/>
+        </w:rPr>
+        <w:t>. Your teacher may spread this lesson across several classes.</w:t>
+      </w:r>
+    </w:p>
+    <w:p>
+      <w:pPr>
+        <w:spacing w:line="336" w:lineRule="auto" w:after="180"/>
+      </w:pPr>
+      <w:r>
+        <w:rPr>
+          <w:b w:val="0"/>
+        </w:rPr>
+        <w:t xml:space="preserve">Keep your first </w:t>
+      </w:r>
+      <w:r>
+        <w:rPr>
+          <w:b/>
+        </w:rPr>
+        <w:t>prediction</w:t>
+      </w:r>
+      <w:r>
+        <w:rPr>
+          <w:b w:val="0"/>
+        </w:rPr>
+        <w:t xml:space="preserve">. Compare it with what the </w:t>
+      </w:r>
+      <w:r>
+        <w:rPr>
+          <w:b/>
+        </w:rPr>
+        <w:t>evidence</w:t>
+      </w:r>
+      <w:r>
+        <w:rPr>
+          <w:b w:val="0"/>
+        </w:rPr>
+        <w:t xml:space="preserve"> shows and explain any change.</w:t>
       </w:r>
     </w:p>
     <w:p>
@@ -2422,6 +3965,17 @@
     </w:p>
     <w:p>
       <w:r>
+        <w:t>Explain Augmentation and leakage without notes, identify a remaining question and plan a later check with a changed case.</w:t>
+      </w:r>
+    </w:p>
+    <w:p>
+      <w:pPr>
+        <w:spacing w:line="336" w:lineRule="auto" w:after="180"/>
+      </w:pPr>
+      <w:r>
+        <w:rPr>
+          <w:b w:val="0"/>
+        </w:rPr>
         <w:t>Close your notes. Explain this goal in your own words: Check whether a transformation preserves the task label</w:t>
       </w:r>
     </w:p>
@@ -2459,13 +4013,61 @@
       </w:r>
     </w:p>
     <w:p>
-      <w:r>
-        <w:t>If you are unsure, return to the worked picture and explain one arrow. If you are ready, change an input or assumption and justify your prediction.</w:t>
-      </w:r>
-    </w:p>
-    <w:p>
-      <w:r>
-        <w:t>Save your workbook evidence. At the next review, try a different case before opening your old answer.</w:t>
+      <w:pPr>
+        <w:spacing w:line="336" w:lineRule="auto" w:after="180"/>
+      </w:pPr>
+      <w:r>
+        <w:rPr>
+          <w:b w:val="0"/>
+        </w:rPr>
+        <w:t xml:space="preserve">If you are unsure, return to the worked picture and explain one arrow. If you are ready, change an </w:t>
+      </w:r>
+      <w:r>
+        <w:rPr>
+          <w:b/>
+        </w:rPr>
+        <w:t>input</w:t>
+      </w:r>
+      <w:r>
+        <w:rPr>
+          <w:b w:val="0"/>
+        </w:rPr>
+        <w:t xml:space="preserve"> or assumption and justify your </w:t>
+      </w:r>
+      <w:r>
+        <w:rPr>
+          <w:b/>
+        </w:rPr>
+        <w:t>prediction</w:t>
+      </w:r>
+      <w:r>
+        <w:rPr>
+          <w:b w:val="0"/>
+        </w:rPr>
+        <w:t>.</w:t>
+      </w:r>
+    </w:p>
+    <w:p>
+      <w:pPr>
+        <w:spacing w:line="336" w:lineRule="auto" w:after="180"/>
+      </w:pPr>
+      <w:r>
+        <w:rPr>
+          <w:b w:val="0"/>
+        </w:rPr>
+        <w:t xml:space="preserve">Save your workbook </w:t>
+      </w:r>
+      <w:r>
+        <w:rPr>
+          <w:b/>
+        </w:rPr>
+        <w:t>evidence</w:t>
+      </w:r>
+      <w:r>
+        <w:rPr>
+          <w:b w:val="0"/>
+        </w:rPr>
+        <w:t>. At the next review, try a different case before opening your old answer.</w:t>
       </w:r>
     </w:p>
     <w:p>
@@ -2478,12 +4080,41 @@
     </w:p>
     <w:p>
       <w:r>
+        <w:t>Attempt supported questions before using hints or feedback. Review a missing building block, then keep the completed work.</w:t>
+      </w:r>
+    </w:p>
+    <w:p>
+      <w:pPr>
+        <w:spacing w:line="336" w:lineRule="auto" w:after="180"/>
+      </w:pPr>
+      <w:r>
+        <w:rPr>
+          <w:b w:val="0"/>
+        </w:rPr>
         <w:t>Use this supported practice once, in the browser or on paper. Keep the reserved independent assessment for a separate first attempt before teacher feedback.</w:t>
       </w:r>
     </w:p>
     <w:p>
-      <w:r>
-        <w:t>Keep every augmented image with its original source group.</w:t>
+      <w:pPr>
+        <w:spacing w:line="336" w:lineRule="auto" w:after="180"/>
+      </w:pPr>
+      <w:r>
+        <w:rPr>
+          <w:b w:val="0"/>
+        </w:rPr>
+        <w:t xml:space="preserve">Keep every augmented image with its original </w:t>
+      </w:r>
+      <w:r>
+        <w:rPr>
+          <w:b/>
+        </w:rPr>
+        <w:t>source group</w:t>
+      </w:r>
+      <w:r>
+        <w:rPr>
+          <w:b w:val="0"/>
+        </w:rPr>
+        <w:t>.</w:t>
       </w:r>
     </w:p>
     <w:p>
@@ -2495,22 +4126,49 @@
       </w:r>
     </w:p>
     <w:p>
-      <w:r>
+      <w:pPr>
+        <w:spacing w:line="336" w:lineRule="auto" w:after="180"/>
+      </w:pPr>
+      <w:r>
+        <w:rPr>
+          <w:b w:val="0"/>
+        </w:rPr>
         <w:t>Which labelled step matches this detail? Use a flip only if it preserves the declared target; left-arrow/right-arrow labels would not be unchanged.</w:t>
       </w:r>
     </w:p>
     <w:p>
-      <w:r>
+      <w:pPr>
+        <w:spacing w:line="336" w:lineRule="auto" w:after="180"/>
+        <w:shd w:fill="F4F9FC"/>
+      </w:pPr>
+      <w:r>
+        <w:rPr>
+          <w:b w:val="0"/>
+        </w:rPr>
         <w:t>1. Assign by source</w:t>
       </w:r>
     </w:p>
     <w:p>
-      <w:r>
+      <w:pPr>
+        <w:spacing w:line="336" w:lineRule="auto" w:after="180"/>
+        <w:shd w:fill="F4F9FC"/>
+      </w:pPr>
+      <w:r>
+        <w:rPr>
+          <w:b w:val="0"/>
+        </w:rPr>
         <w:t>2. Track provenance</w:t>
       </w:r>
     </w:p>
     <w:p>
-      <w:r>
+      <w:pPr>
+        <w:spacing w:line="336" w:lineRule="auto" w:after="180"/>
+        <w:shd w:fill="F4F9FC"/>
+      </w:pPr>
+      <w:r>
+        <w:rPr>
+          <w:b w:val="0"/>
+        </w:rPr>
         <w:t>3. Check label meaning</w:t>
       </w:r>
     </w:p>
@@ -2548,41 +4206,191 @@
       </w:r>
     </w:p>
     <w:p>
-      <w:r>
+      <w:pPr>
+        <w:pStyle w:val="Heading3"/>
+      </w:pPr>
+      <w:r>
+        <w:t>Hint · try first</w:t>
+      </w:r>
+    </w:p>
+    <w:p>
+      <w:pPr>
+        <w:spacing w:line="336" w:lineRule="auto" w:after="180"/>
+        <w:shd w:fill="F1F6F8"/>
+      </w:pPr>
+      <w:r>
+        <w:rPr>
+          <w:b w:val="0"/>
+        </w:rPr>
         <w:t>Hint if needed: Read the steps in the pictorial case. Match the supplied detail to the stage that performs or records it.</w:t>
       </w:r>
     </w:p>
     <w:p>
-      <w:r>
-        <w:t>After your attempt, compare with the supported explanation: Check label meaning Use a flip only if it preserves the declared target; left-arrow/right-arrow labels would not be unchanged. An augmented image remains related to its source. A horizontal flip changes the view, not the identity of the original example. Assign source groups to training, validation and final evaluation before producing copies. Also check that the transformation preserves the target: flipping an arrow can change its correct direction label.</w:t>
-      </w:r>
-    </w:p>
-    <w:p>
       <w:pPr>
         <w:pStyle w:val="Heading3"/>
       </w:pPr>
       <w:r>
+        <w:t>Feedback · compare after trying</w:t>
+      </w:r>
+    </w:p>
+    <w:p>
+      <w:pPr>
+        <w:spacing w:line="336" w:lineRule="auto" w:after="180"/>
+        <w:shd w:fill="F1F6FC"/>
+      </w:pPr>
+      <w:r>
+        <w:rPr>
+          <w:b w:val="0"/>
+        </w:rPr>
+        <w:t>After your attempt, compare with the supported explanation: Check label meaning Use a flip only if it preserves the declared target; left-arrow/right-arrow labels would not be unchanged.</w:t>
+      </w:r>
+    </w:p>
+    <w:p>
+      <w:pPr>
+        <w:spacing w:line="336" w:lineRule="auto" w:after="180"/>
+        <w:shd w:fill="F1F6FC"/>
+      </w:pPr>
+      <w:r>
+        <w:rPr>
+          <w:b w:val="0"/>
+        </w:rPr>
+        <w:t xml:space="preserve">An augmented image remains related to its source. A horizontal flip changes the view, not the identity of the original example. Assign </w:t>
+      </w:r>
+      <w:r>
+        <w:rPr>
+          <w:b/>
+        </w:rPr>
+        <w:t>source group</w:t>
+      </w:r>
+      <w:r>
+        <w:rPr>
+          <w:b w:val="0"/>
+        </w:rPr>
+        <w:t xml:space="preserve">s to </w:t>
+      </w:r>
+      <w:r>
+        <w:rPr>
+          <w:b/>
+        </w:rPr>
+        <w:t>training</w:t>
+      </w:r>
+      <w:r>
+        <w:rPr>
+          <w:b w:val="0"/>
+        </w:rPr>
+        <w:t>, validation and final evaluation before producing copies.</w:t>
+      </w:r>
+    </w:p>
+    <w:p>
+      <w:pPr>
+        <w:spacing w:line="336" w:lineRule="auto" w:after="180"/>
+        <w:shd w:fill="F1F6FC"/>
+      </w:pPr>
+      <w:r>
+        <w:rPr>
+          <w:b w:val="0"/>
+        </w:rPr>
+        <w:t>Also check that the transformation preserves the target: flipping an arrow can change its correct direction label.</w:t>
+      </w:r>
+    </w:p>
+    <w:p>
+      <w:pPr>
+        <w:pStyle w:val="Heading3"/>
+      </w:pPr>
+      <w:r>
         <w:t>Practice 2: explain the deciding evidence</w:t>
       </w:r>
     </w:p>
     <w:p>
-      <w:r>
-        <w:t>Changed-case practice: Move D’s flipped copy into training. Which conclusion is supported by the supplied facts?</w:t>
-      </w:r>
-    </w:p>
-    <w:p>
-      <w:r>
+      <w:pPr>
+        <w:pStyle w:val="Heading3"/>
+      </w:pPr>
+      <w:r>
+        <w:t>Changed case · predict first</w:t>
+      </w:r>
+    </w:p>
+    <w:p>
+      <w:pPr>
+        <w:spacing w:line="336" w:lineRule="auto" w:after="180"/>
+        <w:shd w:fill="F5F1FB"/>
+      </w:pPr>
+      <w:r>
+        <w:rPr>
+          <w:b w:val="0"/>
+        </w:rPr>
+        <w:t xml:space="preserve">Changed-case practice: Move D’s flipped copy into </w:t>
+      </w:r>
+      <w:r>
+        <w:rPr>
+          <w:b/>
+        </w:rPr>
+        <w:t>training</w:t>
+      </w:r>
+      <w:r>
+        <w:rPr>
+          <w:b w:val="0"/>
+        </w:rPr>
+        <w:t>. Which conclusion is supported by the supplied facts?</w:t>
+      </w:r>
+    </w:p>
+    <w:p>
+      <w:pPr>
+        <w:spacing w:line="336" w:lineRule="auto" w:after="180"/>
+        <w:shd w:fill="F4F9FC"/>
+      </w:pPr>
+      <w:r>
+        <w:rPr>
+          <w:b w:val="0"/>
+        </w:rPr>
         <w:t>1. Final-test group separation fails.</w:t>
       </w:r>
     </w:p>
     <w:p>
-      <w:r>
-        <w:t>2. We can decide the result without examining the changed input or the procedure.</w:t>
-      </w:r>
-    </w:p>
-    <w:p>
-      <w:r>
-        <w:t>3. This one example guarantees correct results for every future input.</w:t>
+      <w:pPr>
+        <w:spacing w:line="336" w:lineRule="auto" w:after="180"/>
+        <w:shd w:fill="F4F9FC"/>
+      </w:pPr>
+      <w:r>
+        <w:rPr>
+          <w:b w:val="0"/>
+        </w:rPr>
+        <w:t xml:space="preserve">2. We can decide the result without examining the changed </w:t>
+      </w:r>
+      <w:r>
+        <w:rPr>
+          <w:b/>
+        </w:rPr>
+        <w:t>input</w:t>
+      </w:r>
+      <w:r>
+        <w:rPr>
+          <w:b w:val="0"/>
+        </w:rPr>
+        <w:t xml:space="preserve"> or the procedure.</w:t>
+      </w:r>
+    </w:p>
+    <w:p>
+      <w:pPr>
+        <w:spacing w:line="336" w:lineRule="auto" w:after="180"/>
+        <w:shd w:fill="F4F9FC"/>
+      </w:pPr>
+      <w:r>
+        <w:rPr>
+          <w:b w:val="0"/>
+        </w:rPr>
+        <w:t xml:space="preserve">3. This one example guarantees correct results for every future </w:t>
+      </w:r>
+      <w:r>
+        <w:rPr>
+          <w:b/>
+        </w:rPr>
+        <w:t>input</w:t>
+      </w:r>
+      <w:r>
+        <w:rPr>
+          <w:b w:val="0"/>
+        </w:rPr>
+        <w:t>.</w:t>
       </w:r>
     </w:p>
     <w:p>
@@ -2619,12 +4427,42 @@
       </w:r>
     </w:p>
     <w:p>
-      <w:r>
+      <w:pPr>
+        <w:pStyle w:val="Heading3"/>
+      </w:pPr>
+      <w:r>
+        <w:t>Hint · try first</w:t>
+      </w:r>
+    </w:p>
+    <w:p>
+      <w:pPr>
+        <w:spacing w:line="336" w:lineRule="auto" w:after="180"/>
+        <w:shd w:fill="F1F6F8"/>
+      </w:pPr>
+      <w:r>
+        <w:rPr>
+          <w:b w:val="0"/>
+        </w:rPr>
         <w:t>Hint if needed: Use the changed condition and the deciding step in the pictorial trace. The answer must say what follows from those facts.</w:t>
       </w:r>
     </w:p>
     <w:p>
-      <w:r>
+      <w:pPr>
+        <w:pStyle w:val="Heading3"/>
+      </w:pPr>
+      <w:r>
+        <w:t>Feedback · compare after trying</w:t>
+      </w:r>
+    </w:p>
+    <w:p>
+      <w:pPr>
+        <w:spacing w:line="336" w:lineRule="auto" w:after="180"/>
+        <w:shd w:fill="F1F6FC"/>
+      </w:pPr>
+      <w:r>
+        <w:rPr>
+          <w:b w:val="0"/>
+        </w:rPr>
         <w:t>After your attempt, compare with the supported explanation: Final-test group separation fails. The transformed D image is still derived from the held-out source, despite a new filename.</w:t>
       </w:r>
     </w:p>
@@ -2637,18 +4475,129 @@
       </w:r>
     </w:p>
     <w:p>
-      <w:r>
-        <w:t>Review Training a small image model (ai-5/23). Goal: Trace a complete image model with fixed features and one trained weight. Short practice: Does lower training loss alone establish that four updates generalise better? Point to the relevant step in the picture, then write the changed result and the rule or evidence that supports it.. Return to this week and explain what you changed.</w:t>
-      </w:r>
-    </w:p>
-    <w:p>
-      <w:r>
-        <w:t>Review Convolution as a local operation (ai-5/21). Goal: Compute a local weighted sum at each valid image position. Short practice: Why is flipping the kernel an implementation change here? Point to the relevant step in the picture, then write the changed result and the rule or evidence that supports it.. Return to this week and explain what you changed.</w:t>
-      </w:r>
-    </w:p>
-    <w:p>
-      <w:r>
-        <w:t>Review Debugging shapes and gradients (ai-5/18). Goal: Check dimension contracts before computing a layer. Short practice: What should a debugging record pair with every gradient value? Point to the relevant step in the picture, then write the changed result and the rule or evidence that supports it.. Return to this week and explain what you changed.</w:t>
+      <w:pPr>
+        <w:spacing w:line="336" w:lineRule="auto" w:after="180"/>
+      </w:pPr>
+      <w:r>
+        <w:rPr>
+          <w:b w:val="0"/>
+        </w:rPr>
+        <w:t xml:space="preserve">Review </w:t>
+      </w:r>
+      <w:r>
+        <w:rPr>
+          <w:b/>
+        </w:rPr>
+        <w:t>Training</w:t>
+      </w:r>
+      <w:r>
+        <w:rPr>
+          <w:b w:val="0"/>
+        </w:rPr>
+        <w:t xml:space="preserve"> a small image model (ai-5/23). Goal: Trace a complete image model with fixed features and one trained weight. Short practice: Does lower </w:t>
+      </w:r>
+      <w:r>
+        <w:rPr>
+          <w:b/>
+        </w:rPr>
+        <w:t>training</w:t>
+      </w:r>
+      <w:r>
+        <w:rPr>
+          <w:b w:val="0"/>
+        </w:rPr>
+        <w:t xml:space="preserve"> loss alone establish that four updates generalise better?</w:t>
+      </w:r>
+    </w:p>
+    <w:p>
+      <w:pPr>
+        <w:spacing w:line="336" w:lineRule="auto" w:after="180"/>
+      </w:pPr>
+      <w:r>
+        <w:rPr>
+          <w:b w:val="0"/>
+        </w:rPr>
+        <w:t xml:space="preserve">Point to the relevant step in the picture, then write the changed result and the rule or </w:t>
+      </w:r>
+      <w:r>
+        <w:rPr>
+          <w:b/>
+        </w:rPr>
+        <w:t>evidence</w:t>
+      </w:r>
+      <w:r>
+        <w:rPr>
+          <w:b w:val="0"/>
+        </w:rPr>
+        <w:t xml:space="preserve"> that supports it.. Return to this week and explain what you changed.</w:t>
+      </w:r>
+    </w:p>
+    <w:p>
+      <w:pPr>
+        <w:spacing w:line="336" w:lineRule="auto" w:after="180"/>
+      </w:pPr>
+      <w:r>
+        <w:rPr>
+          <w:b w:val="0"/>
+        </w:rPr>
+        <w:t>Review Convolution as a local operation (ai-5/21). Goal: Compute a local weighted sum at each valid image position. Short practice: Why is flipping the kernel an implementation change here?</w:t>
+      </w:r>
+    </w:p>
+    <w:p>
+      <w:pPr>
+        <w:spacing w:line="336" w:lineRule="auto" w:after="180"/>
+      </w:pPr>
+      <w:r>
+        <w:rPr>
+          <w:b w:val="0"/>
+        </w:rPr>
+        <w:t xml:space="preserve">Point to the relevant step in the picture, then write the changed result and the rule or </w:t>
+      </w:r>
+      <w:r>
+        <w:rPr>
+          <w:b/>
+        </w:rPr>
+        <w:t>evidence</w:t>
+      </w:r>
+      <w:r>
+        <w:rPr>
+          <w:b w:val="0"/>
+        </w:rPr>
+        <w:t xml:space="preserve"> that supports it.. Return to this week and explain what you changed.</w:t>
+      </w:r>
+    </w:p>
+    <w:p>
+      <w:pPr>
+        <w:spacing w:line="336" w:lineRule="auto" w:after="180"/>
+      </w:pPr>
+      <w:r>
+        <w:rPr>
+          <w:b w:val="0"/>
+        </w:rPr>
+        <w:t>Review Debugging shapes and gradients (ai-5/18). Goal: Check dimension contracts before computing a layer. Short practice: What should a debugging record pair with every gradient value?</w:t>
+      </w:r>
+    </w:p>
+    <w:p>
+      <w:pPr>
+        <w:spacing w:line="336" w:lineRule="auto" w:after="180"/>
+      </w:pPr>
+      <w:r>
+        <w:rPr>
+          <w:b w:val="0"/>
+        </w:rPr>
+        <w:t xml:space="preserve">Point to the relevant step in the picture, then write the changed result and the rule or </w:t>
+      </w:r>
+      <w:r>
+        <w:rPr>
+          <w:b/>
+        </w:rPr>
+        <w:t>evidence</w:t>
+      </w:r>
+      <w:r>
+        <w:rPr>
+          <w:b w:val="0"/>
+        </w:rPr>
+        <w:t xml:space="preserve"> that supports it.. Return to this week and explain what you changed.</w:t>
       </w:r>
     </w:p>
     <w:p>
@@ -2660,8 +4609,61 @@
       </w:r>
     </w:p>
     <w:p>
-      <w:r>
-        <w:t>The browser lab lets you edit the supported Python examples already included in this lesson. Predict first, run, inspect the actual output or error, change one input, then run again. Keep code, predictions, actual results and a reasoned revision together. On paper, label your result as a trace rather than an execution.</w:t>
+      <w:pPr>
+        <w:spacing w:line="336" w:lineRule="auto" w:after="180"/>
+      </w:pPr>
+      <w:r>
+        <w:rPr>
+          <w:b w:val="0"/>
+        </w:rPr>
+        <w:t xml:space="preserve">The browser lab lets you edit the supported Python examples already included in this lesson. Predict first, run, inspect the actual </w:t>
+      </w:r>
+      <w:r>
+        <w:rPr>
+          <w:b/>
+        </w:rPr>
+        <w:t>output</w:t>
+      </w:r>
+      <w:r>
+        <w:rPr>
+          <w:b w:val="0"/>
+        </w:rPr>
+        <w:t xml:space="preserve"> or error, change one </w:t>
+      </w:r>
+      <w:r>
+        <w:rPr>
+          <w:b/>
+        </w:rPr>
+        <w:t>input</w:t>
+      </w:r>
+      <w:r>
+        <w:rPr>
+          <w:b w:val="0"/>
+        </w:rPr>
+        <w:t>, then run again.</w:t>
+      </w:r>
+    </w:p>
+    <w:p>
+      <w:pPr>
+        <w:spacing w:line="336" w:lineRule="auto" w:after="180"/>
+      </w:pPr>
+      <w:r>
+        <w:rPr>
+          <w:b w:val="0"/>
+        </w:rPr>
+        <w:t xml:space="preserve">Keep code, </w:t>
+      </w:r>
+      <w:r>
+        <w:rPr>
+          <w:b/>
+        </w:rPr>
+        <w:t>prediction</w:t>
+      </w:r>
+      <w:r>
+        <w:rPr>
+          <w:b w:val="0"/>
+        </w:rPr>
+        <w:t>s, actual results and a reasoned revision together. On paper, label your result as a trace rather than an execution.</w:t>
       </w:r>
     </w:p>
     <w:p>
@@ -2673,8 +4675,698 @@
       </w:r>
     </w:p>
     <w:p>
-      <w:r>
-        <w:t>Use Download completed work in the hosted lesson to export your answers, reflections, practice feedback and code-run evidence. Open the HTML copy to read or print it. Drafts stay in this browser when storage is available; clear drafts on a shared device.</w:t>
+      <w:pPr>
+        <w:spacing w:line="336" w:lineRule="auto" w:after="180"/>
+      </w:pPr>
+      <w:r>
+        <w:rPr>
+          <w:b w:val="0"/>
+        </w:rPr>
+        <w:t xml:space="preserve">Use Download completed work in the hosted lesson to export your answers, reflections, practice feedback and code-run </w:t>
+      </w:r>
+      <w:r>
+        <w:rPr>
+          <w:b/>
+        </w:rPr>
+        <w:t>evidence</w:t>
+      </w:r>
+      <w:r>
+        <w:rPr>
+          <w:b w:val="0"/>
+        </w:rPr>
+        <w:t>. Open the HTML copy to read or print it.</w:t>
+      </w:r>
+    </w:p>
+    <w:p>
+      <w:pPr>
+        <w:spacing w:line="336" w:lineRule="auto" w:after="180"/>
+      </w:pPr>
+      <w:r>
+        <w:rPr>
+          <w:b w:val="0"/>
+        </w:rPr>
+        <w:t>Drafts stay in this browser when storage is available; clear drafts on a shared device.</w:t>
+      </w:r>
+    </w:p>
+    <w:p>
+      <w:pPr>
+        <w:pStyle w:val="Heading1"/>
+      </w:pPr>
+      <w:r>
+        <w:t>18. Visual concept journey</w:t>
+      </w:r>
+    </w:p>
+    <w:p>
+      <w:r>
+        <w:t>Explain each Augmentation and leakage graphic using its labels, deciding evidence and relevant limitation.</w:t>
+      </w:r>
+    </w:p>
+    <w:p>
+      <w:pPr>
+        <w:pStyle w:val="Heading3"/>
+      </w:pPr>
+      <w:r>
+        <w:t>01. Augmentation and leakage: the case</w:t>
+      </w:r>
+    </w:p>
+    <w:p>
+      <w:r>
+        <w:drawing>
+          <wp:inline xmlns:a="http://schemas.openxmlformats.org/drawingml/2006/main" xmlns:pic="http://schemas.openxmlformats.org/drawingml/2006/picture">
+            <wp:extent cx="5486400" cy="3142488"/>
+            <wp:docPr id="2" name="Picture 2" descr="Keep every augmented image with its original source group. Supplied facts: Fictional sources A, B, C, D each have original+horizontal-flip copies. A/B train, C validation, D final test. All inputs and outcomes in this worked example are invented classroom data; no real model run is claimed."/>
+            <wp:cNvGraphicFramePr>
+              <a:graphicFrameLocks noChangeAspect="1"/>
+            </wp:cNvGraphicFramePr>
+            <a:graphic>
+              <a:graphicData uri="http://schemas.openxmlformats.org/drawingml/2006/picture">
+                <pic:pic>
+                  <pic:nvPicPr>
+                    <pic:cNvPr id="0" name="academy-story-ai-5-24-01.png"/>
+                    <pic:cNvPicPr/>
+                  </pic:nvPicPr>
+                  <pic:blipFill>
+                    <a:blip r:embed="rId10"/>
+                    <a:stretch>
+                      <a:fillRect/>
+                    </a:stretch>
+                  </pic:blipFill>
+                  <pic:spPr>
+                    <a:xfrm>
+                      <a:off x="0" y="0"/>
+                      <a:ext cx="5486400" cy="3142488"/>
+                    </a:xfrm>
+                    <a:prstGeom prst="rect"/>
+                  </pic:spPr>
+                </pic:pic>
+              </a:graphicData>
+            </a:graphic>
+          </wp:inline>
+        </w:drawing>
+      </w:r>
+    </w:p>
+    <w:p>
+      <w:pPr>
+        <w:spacing w:line="336" w:lineRule="auto" w:after="180"/>
+      </w:pPr>
+      <w:r>
+        <w:rPr>
+          <w:b w:val="0"/>
+        </w:rPr>
+        <w:t xml:space="preserve">Keep every augmented image with its original </w:t>
+      </w:r>
+      <w:r>
+        <w:rPr>
+          <w:b/>
+        </w:rPr>
+        <w:t>source group</w:t>
+      </w:r>
+      <w:r>
+        <w:rPr>
+          <w:b w:val="0"/>
+        </w:rPr>
+        <w:t>. Supplied facts: Fictional sources A, B, C, D each have original+horizontal-flip copies. A/B train, C validation, D final test.</w:t>
+      </w:r>
+    </w:p>
+    <w:p>
+      <w:pPr>
+        <w:spacing w:line="336" w:lineRule="auto" w:after="180"/>
+      </w:pPr>
+      <w:r>
+        <w:rPr>
+          <w:b w:val="0"/>
+        </w:rPr>
+        <w:t xml:space="preserve">All </w:t>
+      </w:r>
+      <w:r>
+        <w:rPr>
+          <w:b/>
+        </w:rPr>
+        <w:t>input</w:t>
+      </w:r>
+      <w:r>
+        <w:rPr>
+          <w:b w:val="0"/>
+        </w:rPr>
+        <w:t>s and outcomes in this worked example are invented classroom data; no real model run is claimed.</w:t>
+      </w:r>
+    </w:p>
+    <w:p>
+      <w:pPr>
+        <w:spacing w:line="336" w:lineRule="auto" w:after="180"/>
+        <w:shd w:fill="F5F1FB"/>
+      </w:pPr>
+      <w:r>
+        <w:rPr>
+          <w:b w:val="0"/>
+        </w:rPr>
+        <w:t>Point to the given fact that matters most. Explain why it matters.</w:t>
+      </w:r>
+    </w:p>
+    <w:p>
+      <w:pPr>
+        <w:pStyle w:val="Heading3"/>
+      </w:pPr>
+      <w:r>
+        <w:t>02. Follow the deciding steps</w:t>
+      </w:r>
+    </w:p>
+    <w:p>
+      <w:r>
+        <w:drawing>
+          <wp:inline xmlns:a="http://schemas.openxmlformats.org/drawingml/2006/main" xmlns:pic="http://schemas.openxmlformats.org/drawingml/2006/picture">
+            <wp:extent cx="5486400" cy="3493008"/>
+            <wp:docPr id="3" name="Picture 3" descr="Track provenance: Each flipped copy retains its source ID and parent image reference. → Assign by source: A/B originals and flips give4 training records; C gives 2 validation; D gives 2 final. → Check label meaning: Use a flip only if it preserves the declared target; left-arrow/right-arrow labels would not be unchanged."/>
+            <wp:cNvGraphicFramePr>
+              <a:graphicFrameLocks noChangeAspect="1"/>
+            </wp:cNvGraphicFramePr>
+            <a:graphic>
+              <a:graphicData uri="http://schemas.openxmlformats.org/drawingml/2006/picture">
+                <pic:pic>
+                  <pic:nvPicPr>
+                    <pic:cNvPr id="0" name="academy-story-ai-5-24-02.png"/>
+                    <pic:cNvPicPr/>
+                  </pic:nvPicPr>
+                  <pic:blipFill>
+                    <a:blip r:embed="rId11"/>
+                    <a:stretch>
+                      <a:fillRect/>
+                    </a:stretch>
+                  </pic:blipFill>
+                  <pic:spPr>
+                    <a:xfrm>
+                      <a:off x="0" y="0"/>
+                      <a:ext cx="5486400" cy="3493008"/>
+                    </a:xfrm>
+                    <a:prstGeom prst="rect"/>
+                  </pic:spPr>
+                </pic:pic>
+              </a:graphicData>
+            </a:graphic>
+          </wp:inline>
+        </w:drawing>
+      </w:r>
+    </w:p>
+    <w:p>
+      <w:pPr>
+        <w:spacing w:line="336" w:lineRule="auto" w:after="180"/>
+      </w:pPr>
+      <w:r>
+        <w:rPr>
+          <w:b w:val="0"/>
+        </w:rPr>
+        <w:t xml:space="preserve">Track provenance: Each flipped copy retains its source ID and parent image reference. → Assign by source: A/B originals and flips give4 </w:t>
+      </w:r>
+      <w:r>
+        <w:rPr>
+          <w:b/>
+        </w:rPr>
+        <w:t>training</w:t>
+      </w:r>
+      <w:r>
+        <w:rPr>
+          <w:b w:val="0"/>
+        </w:rPr>
+        <w:t xml:space="preserve"> records; C gives 2 validation; D gives 2 final. → Check label meaning: Use a flip only if it preserves the declared target; left-arrow/right-arrow labels would not be unchanged.</w:t>
+      </w:r>
+    </w:p>
+    <w:p>
+      <w:pPr>
+        <w:spacing w:line="336" w:lineRule="auto" w:after="180"/>
+        <w:shd w:fill="F5F1FB"/>
+      </w:pPr>
+      <w:r>
+        <w:rPr>
+          <w:b w:val="0"/>
+        </w:rPr>
+        <w:t xml:space="preserve">Point to each numbered stage and explain which recorded </w:t>
+      </w:r>
+      <w:r>
+        <w:rPr>
+          <w:b/>
+        </w:rPr>
+        <w:t>input</w:t>
+      </w:r>
+      <w:r>
+        <w:rPr>
+          <w:b w:val="0"/>
+        </w:rPr>
+        <w:t xml:space="preserve"> it uses.</w:t>
+      </w:r>
+    </w:p>
+    <w:p>
+      <w:pPr>
+        <w:pStyle w:val="Heading3"/>
+      </w:pPr>
+      <w:r>
+        <w:t>03. Every variant stays with its source group</w:t>
+      </w:r>
+    </w:p>
+    <w:p>
+      <w:r>
+        <w:drawing>
+          <wp:inline xmlns:a="http://schemas.openxmlformats.org/drawingml/2006/main" xmlns:pic="http://schemas.openxmlformats.org/drawingml/2006/picture">
+            <wp:extent cx="5486400" cy="2834640"/>
+            <wp:docPr id="4" name="Picture 4" descr="Every variant stays with its source group. A | Training | A original and A row swap. B | Validation | B original only. C | Final test | C original only"/>
+            <wp:cNvGraphicFramePr>
+              <a:graphicFrameLocks noChangeAspect="1"/>
+            </wp:cNvGraphicFramePr>
+            <a:graphic>
+              <a:graphicData uri="http://schemas.openxmlformats.org/drawingml/2006/picture">
+                <pic:pic>
+                  <pic:nvPicPr>
+                    <pic:cNvPr id="0" name="academy-story-ai-5-24-03.png"/>
+                    <pic:cNvPicPr/>
+                  </pic:nvPicPr>
+                  <pic:blipFill>
+                    <a:blip r:embed="rId12"/>
+                    <a:stretch>
+                      <a:fillRect/>
+                    </a:stretch>
+                  </pic:blipFill>
+                  <pic:spPr>
+                    <a:xfrm>
+                      <a:off x="0" y="0"/>
+                      <a:ext cx="5486400" cy="2834640"/>
+                    </a:xfrm>
+                    <a:prstGeom prst="rect"/>
+                  </pic:spPr>
+                </pic:pic>
+              </a:graphicData>
+            </a:graphic>
+          </wp:inline>
+        </w:drawing>
+      </w:r>
+    </w:p>
+    <w:p>
+      <w:pPr>
+        <w:spacing w:line="336" w:lineRule="auto" w:after="180"/>
+      </w:pPr>
+      <w:r>
+        <w:rPr>
+          <w:b w:val="0"/>
+        </w:rPr>
+        <w:t xml:space="preserve">Every variant stays with its </w:t>
+      </w:r>
+      <w:r>
+        <w:rPr>
+          <w:b/>
+        </w:rPr>
+        <w:t>source group</w:t>
+      </w:r>
+      <w:r>
+        <w:rPr>
+          <w:b w:val="0"/>
+        </w:rPr>
+        <w:t xml:space="preserve">. A | </w:t>
+      </w:r>
+      <w:r>
+        <w:rPr>
+          <w:b/>
+        </w:rPr>
+        <w:t>Training</w:t>
+      </w:r>
+      <w:r>
+        <w:rPr>
+          <w:b w:val="0"/>
+        </w:rPr>
+        <w:t xml:space="preserve"> | A original and A row swap. B | Validation | B original only. C | Final test | C original only</w:t>
+      </w:r>
+    </w:p>
+    <w:p>
+      <w:pPr>
+        <w:spacing w:line="336" w:lineRule="auto" w:after="180"/>
+        <w:shd w:fill="F5F1FB"/>
+      </w:pPr>
+      <w:r>
+        <w:rPr>
+          <w:b w:val="0"/>
+        </w:rPr>
+        <w:t>Read the labels and values. Explain the relationship the model shows.</w:t>
+      </w:r>
+    </w:p>
+    <w:p>
+      <w:pPr>
+        <w:pStyle w:val="Heading3"/>
+      </w:pPr>
+      <w:r>
+        <w:t>04. Change one thing. Trace what follows.</w:t>
+      </w:r>
+    </w:p>
+    <w:p>
+      <w:r>
+        <w:drawing>
+          <wp:inline xmlns:a="http://schemas.openxmlformats.org/drawingml/2006/main" xmlns:pic="http://schemas.openxmlformats.org/drawingml/2006/picture">
+            <wp:extent cx="5486400" cy="3041904"/>
+            <wp:docPr id="5" name="Picture 5" descr="Original case: Use a flip only if it preserves the declared target; left-arrow/right-arrow labels would not be unchanged. Changed condition: Move D’s flipped copy into training. Expected result: Final-test group separation fails. Reason: The transformed D image is still derived from the held-out source, despite a new filename."/>
+            <wp:cNvGraphicFramePr>
+              <a:graphicFrameLocks noChangeAspect="1"/>
+            </wp:cNvGraphicFramePr>
+            <a:graphic>
+              <a:graphicData uri="http://schemas.openxmlformats.org/drawingml/2006/picture">
+                <pic:pic>
+                  <pic:nvPicPr>
+                    <pic:cNvPr id="0" name="academy-story-ai-5-24-04.png"/>
+                    <pic:cNvPicPr/>
+                  </pic:nvPicPr>
+                  <pic:blipFill>
+                    <a:blip r:embed="rId13"/>
+                    <a:stretch>
+                      <a:fillRect/>
+                    </a:stretch>
+                  </pic:blipFill>
+                  <pic:spPr>
+                    <a:xfrm>
+                      <a:off x="0" y="0"/>
+                      <a:ext cx="5486400" cy="3041904"/>
+                    </a:xfrm>
+                    <a:prstGeom prst="rect"/>
+                  </pic:spPr>
+                </pic:pic>
+              </a:graphicData>
+            </a:graphic>
+          </wp:inline>
+        </w:drawing>
+      </w:r>
+    </w:p>
+    <w:p>
+      <w:pPr>
+        <w:spacing w:line="336" w:lineRule="auto" w:after="180"/>
+      </w:pPr>
+      <w:r>
+        <w:rPr>
+          <w:b w:val="0"/>
+        </w:rPr>
+        <w:t xml:space="preserve">Original case: Use a flip only if it preserves the declared target; left-arrow/right-arrow labels would not be unchanged. Changed condition: Move D’s flipped copy into </w:t>
+      </w:r>
+      <w:r>
+        <w:rPr>
+          <w:b/>
+        </w:rPr>
+        <w:t>training</w:t>
+      </w:r>
+      <w:r>
+        <w:rPr>
+          <w:b w:val="0"/>
+        </w:rPr>
+        <w:t>.</w:t>
+      </w:r>
+    </w:p>
+    <w:p>
+      <w:pPr>
+        <w:spacing w:line="336" w:lineRule="auto" w:after="180"/>
+      </w:pPr>
+      <w:r>
+        <w:rPr>
+          <w:b w:val="0"/>
+        </w:rPr>
+        <w:t>Expected result: Final-test group separation fails. Reason: The transformed D image is still derived from the held-out source, despite a new filename.</w:t>
+      </w:r>
+    </w:p>
+    <w:p>
+      <w:pPr>
+        <w:spacing w:line="336" w:lineRule="auto" w:after="180"/>
+        <w:shd w:fill="F5F1FB"/>
+      </w:pPr>
+      <w:r>
+        <w:rPr>
+          <w:b w:val="0"/>
+        </w:rPr>
+        <w:t>Predict before checking the worked changed-case result. Name what changed and what the supplied facts allow you to conclude.</w:t>
+      </w:r>
+    </w:p>
+    <w:p>
+      <w:pPr>
+        <w:pStyle w:val="Heading3"/>
+      </w:pPr>
+      <w:r>
+        <w:t>05. Connect the explanation to its limit</w:t>
+      </w:r>
+    </w:p>
+    <w:p>
+      <w:r>
+        <w:drawing>
+          <wp:inline xmlns:a="http://schemas.openxmlformats.org/drawingml/2006/main" xmlns:pic="http://schemas.openxmlformats.org/drawingml/2006/picture">
+            <wp:extent cx="5486400" cy="2834640"/>
+            <wp:docPr id="6" name="Picture 6" descr="An augmented image remains related to its source. A horizontal flip changes the view, not the identity of the original example. Assign source groups to training, validation and final evaluation before producing copies. Also check that the transformation preserves the target: flipping an arrow can change its correct direction label. Limit: Augmentation validity is task-specific, and it cannot manufacture new independent plants or repair inadequate sampling."/>
+            <wp:cNvGraphicFramePr>
+              <a:graphicFrameLocks noChangeAspect="1"/>
+            </wp:cNvGraphicFramePr>
+            <a:graphic>
+              <a:graphicData uri="http://schemas.openxmlformats.org/drawingml/2006/picture">
+                <pic:pic>
+                  <pic:nvPicPr>
+                    <pic:cNvPr id="0" name="academy-story-ai-5-24-05.png"/>
+                    <pic:cNvPicPr/>
+                  </pic:nvPicPr>
+                  <pic:blipFill>
+                    <a:blip r:embed="rId14"/>
+                    <a:stretch>
+                      <a:fillRect/>
+                    </a:stretch>
+                  </pic:blipFill>
+                  <pic:spPr>
+                    <a:xfrm>
+                      <a:off x="0" y="0"/>
+                      <a:ext cx="5486400" cy="2834640"/>
+                    </a:xfrm>
+                    <a:prstGeom prst="rect"/>
+                  </pic:spPr>
+                </pic:pic>
+              </a:graphicData>
+            </a:graphic>
+          </wp:inline>
+        </w:drawing>
+      </w:r>
+    </w:p>
+    <w:p>
+      <w:pPr>
+        <w:spacing w:line="336" w:lineRule="auto" w:after="180"/>
+      </w:pPr>
+      <w:r>
+        <w:rPr>
+          <w:b w:val="0"/>
+        </w:rPr>
+        <w:t xml:space="preserve">An augmented image remains related to its source. A horizontal flip changes the view, not the identity of the original example. Assign </w:t>
+      </w:r>
+      <w:r>
+        <w:rPr>
+          <w:b/>
+        </w:rPr>
+        <w:t>source group</w:t>
+      </w:r>
+      <w:r>
+        <w:rPr>
+          <w:b w:val="0"/>
+        </w:rPr>
+        <w:t xml:space="preserve">s to </w:t>
+      </w:r>
+      <w:r>
+        <w:rPr>
+          <w:b/>
+        </w:rPr>
+        <w:t>training</w:t>
+      </w:r>
+      <w:r>
+        <w:rPr>
+          <w:b w:val="0"/>
+        </w:rPr>
+        <w:t>, validation and final evaluation before producing copies.</w:t>
+      </w:r>
+    </w:p>
+    <w:p>
+      <w:pPr>
+        <w:spacing w:line="336" w:lineRule="auto" w:after="180"/>
+      </w:pPr>
+      <w:r>
+        <w:rPr>
+          <w:b w:val="0"/>
+        </w:rPr>
+        <w:t>Also check that the transformation preserves the target: flipping an arrow can change its correct direction label.</w:t>
+      </w:r>
+    </w:p>
+    <w:p>
+      <w:pPr>
+        <w:spacing w:line="336" w:lineRule="auto" w:after="180"/>
+      </w:pPr>
+      <w:r>
+        <w:rPr>
+          <w:b w:val="0"/>
+        </w:rPr>
+        <w:t xml:space="preserve">Limit: </w:t>
+      </w:r>
+      <w:r>
+        <w:rPr>
+          <w:b/>
+        </w:rPr>
+        <w:t>Augmentation</w:t>
+      </w:r>
+      <w:r>
+        <w:rPr>
+          <w:b w:val="0"/>
+        </w:rPr>
+        <w:t xml:space="preserve"> validity is task-specific, and it cannot manufacture new independent plants or repair inadequate sampling.</w:t>
+      </w:r>
+    </w:p>
+    <w:p>
+      <w:pPr>
+        <w:spacing w:line="336" w:lineRule="auto" w:after="180"/>
+        <w:shd w:fill="F5F1FB"/>
+      </w:pPr>
+      <w:r>
+        <w:rPr>
+          <w:b w:val="0"/>
+        </w:rPr>
+        <w:t>Explain the case, then point to a limit on the claim.</w:t>
+      </w:r>
+    </w:p>
+    <w:p>
+      <w:pPr>
+        <w:pStyle w:val="Heading3"/>
+      </w:pPr>
+      <w:r>
+        <w:t>06. Make the idea visible in your project</w:t>
+      </w:r>
+    </w:p>
+    <w:p>
+      <w:r>
+        <w:drawing>
+          <wp:inline xmlns:a="http://schemas.openxmlformats.org/drawingml/2006/main" xmlns:pic="http://schemas.openxmlformats.org/drawingml/2006/picture">
+            <wp:extent cx="5486400" cy="3681984"/>
+            <wp:docPr id="7" name="Picture 7" descr="For your Image-pattern Network Investigation, save the input, procedure, observed result and limitation of this check. Label this worked example as practice; use a different, previously unreviewed case when checking independent understanding. Draw your input, deciding step, result and limit. Supported question: How many independent source groups are in the final test? Point to the relevant step in the picture, then write the changed result and the rule or evidence that supports it."/>
+            <wp:cNvGraphicFramePr>
+              <a:graphicFrameLocks noChangeAspect="1"/>
+            </wp:cNvGraphicFramePr>
+            <a:graphic>
+              <a:graphicData uri="http://schemas.openxmlformats.org/drawingml/2006/picture">
+                <pic:pic>
+                  <pic:nvPicPr>
+                    <pic:cNvPr id="0" name="academy-story-ai-5-24-06.png"/>
+                    <pic:cNvPicPr/>
+                  </pic:nvPicPr>
+                  <pic:blipFill>
+                    <a:blip r:embed="rId15"/>
+                    <a:stretch>
+                      <a:fillRect/>
+                    </a:stretch>
+                  </pic:blipFill>
+                  <pic:spPr>
+                    <a:xfrm>
+                      <a:off x="0" y="0"/>
+                      <a:ext cx="5486400" cy="3681984"/>
+                    </a:xfrm>
+                    <a:prstGeom prst="rect"/>
+                  </pic:spPr>
+                </pic:pic>
+              </a:graphicData>
+            </a:graphic>
+          </wp:inline>
+        </w:drawing>
+      </w:r>
+    </w:p>
+    <w:p>
+      <w:pPr>
+        <w:spacing w:line="336" w:lineRule="auto" w:after="180"/>
+      </w:pPr>
+      <w:r>
+        <w:rPr>
+          <w:b w:val="0"/>
+        </w:rPr>
+        <w:t xml:space="preserve">For your Image-pattern Network Investigation, save the </w:t>
+      </w:r>
+      <w:r>
+        <w:rPr>
+          <w:b/>
+        </w:rPr>
+        <w:t>input</w:t>
+      </w:r>
+      <w:r>
+        <w:rPr>
+          <w:b w:val="0"/>
+        </w:rPr>
+        <w:t>, procedure, observed result and limitation of this check.</w:t>
+      </w:r>
+    </w:p>
+    <w:p>
+      <w:pPr>
+        <w:spacing w:line="336" w:lineRule="auto" w:after="180"/>
+      </w:pPr>
+      <w:r>
+        <w:rPr>
+          <w:b w:val="0"/>
+        </w:rPr>
+        <w:t xml:space="preserve">Label this worked example as practice; use a different, previously unreviewed case when checking independent understanding. Draw your </w:t>
+      </w:r>
+      <w:r>
+        <w:rPr>
+          <w:b/>
+        </w:rPr>
+        <w:t>input</w:t>
+      </w:r>
+      <w:r>
+        <w:rPr>
+          <w:b w:val="0"/>
+        </w:rPr>
+        <w:t>, deciding step, result and limit.</w:t>
+      </w:r>
+    </w:p>
+    <w:p>
+      <w:pPr>
+        <w:spacing w:line="336" w:lineRule="auto" w:after="180"/>
+      </w:pPr>
+      <w:r>
+        <w:rPr>
+          <w:b w:val="0"/>
+        </w:rPr>
+        <w:t xml:space="preserve">Supported question: How many independent </w:t>
+      </w:r>
+      <w:r>
+        <w:rPr>
+          <w:b/>
+        </w:rPr>
+        <w:t>source group</w:t>
+      </w:r>
+      <w:r>
+        <w:rPr>
+          <w:b w:val="0"/>
+        </w:rPr>
+        <w:t xml:space="preserve">s are in the final test? Point to the relevant step in the picture, then write the changed result and the rule or </w:t>
+      </w:r>
+      <w:r>
+        <w:rPr>
+          <w:b/>
+        </w:rPr>
+        <w:t>evidence</w:t>
+      </w:r>
+      <w:r>
+        <w:rPr>
+          <w:b w:val="0"/>
+        </w:rPr>
+        <w:t xml:space="preserve"> that supports it.</w:t>
+      </w:r>
+    </w:p>
+    <w:p>
+      <w:pPr>
+        <w:spacing w:line="336" w:lineRule="auto" w:after="180"/>
+        <w:shd w:fill="F5F1FB"/>
+      </w:pPr>
+      <w:r>
+        <w:rPr>
+          <w:b w:val="0"/>
+        </w:rPr>
+        <w:t xml:space="preserve">Draw your project trace and justify the deciding step using </w:t>
+      </w:r>
+      <w:r>
+        <w:rPr>
+          <w:b/>
+        </w:rPr>
+        <w:t>evidence</w:t>
+      </w:r>
+      <w:r>
+        <w:rPr>
+          <w:b w:val="0"/>
+        </w:rPr>
+        <w:t>.</w:t>
       </w:r>
     </w:p>
     <w:sectPr>

--- a/downloads/student/ai-5-week-24.docx
+++ b/downloads/student/ai-5-week-24.docx
@@ -1480,7 +1480,7 @@
         <w:drawing>
           <wp:inline xmlns:a="http://schemas.openxmlformats.org/drawingml/2006/main" xmlns:pic="http://schemas.openxmlformats.org/drawingml/2006/picture">
             <wp:extent cx="5486400" cy="5261429"/>
-            <wp:docPr id="1" name="Picture 1" descr="Augmentation and leakage. Track provenance: Each flipped copy retains its source ID and parent image reference.. Assign by source: A/B originals and flips give4 training records; C gives 2 validation; D gives 2 final.. Check label meaning: Use a flip only if it preserves the declared target; left-arrow/right-arrow labels would not be unchanged."/>
+            <wp:docPr id="1" name="Picture 1" descr="Augmentation and leakage. Track provenance: Each flipped copy retains its source ID and parent image reference.. Assign by source: A/B originals and flips give 4 training records; C gives 2 validation; D gives 2 final.. Check label meaning: Use a flip only if it preserves the declared target; left-arrow/right-arrow labels would not be unchanged."/>
             <wp:cNvGraphicFramePr>
               <a:graphicFrameLocks noChangeAspect="1"/>
             </wp:cNvGraphicFramePr>
@@ -1593,7 +1593,7 @@
           </w:tcPr>
           <w:p>
             <w:r>
-              <w:t>A/B originals and flips give4 training records; C gives 2 validation; D gives 2 final.</w:t>
+              <w:t>A/B originals and flips give 4 training records; C gives 2 validation; D gives 2 final.</w:t>
             </w:r>
           </w:p>
         </w:tc>
@@ -4836,7 +4836,7 @@
         <w:drawing>
           <wp:inline xmlns:a="http://schemas.openxmlformats.org/drawingml/2006/main" xmlns:pic="http://schemas.openxmlformats.org/drawingml/2006/picture">
             <wp:extent cx="5486400" cy="3493008"/>
-            <wp:docPr id="3" name="Picture 3" descr="Track provenance: Each flipped copy retains its source ID and parent image reference. → Assign by source: A/B originals and flips give4 training records; C gives 2 validation; D gives 2 final. → Check label meaning: Use a flip only if it preserves the declared target; left-arrow/right-arrow labels would not be unchanged."/>
+            <wp:docPr id="3" name="Picture 3" descr="Track provenance: Each flipped copy retains its source ID and parent image reference. → Assign by source: A/B originals and flips give 4 training records; C gives 2 validation; D gives 2 final. → Check label meaning: Use a flip only if it preserves the declared target; left-arrow/right-arrow labels would not be unchanged."/>
             <wp:cNvGraphicFramePr>
               <a:graphicFrameLocks noChangeAspect="1"/>
             </wp:cNvGraphicFramePr>
@@ -4875,7 +4875,7 @@
         <w:rPr>
           <w:b w:val="0"/>
         </w:rPr>
-        <w:t xml:space="preserve">Track provenance: Each flipped copy retains its source ID and parent image reference. → Assign by source: A/B originals and flips give4 </w:t>
+        <w:t xml:space="preserve">Track provenance: Each flipped copy retains its source ID and parent image reference. → Assign by source: A/B originals and flips give 4 </w:t>
       </w:r>
       <w:r>
         <w:rPr>

--- a/downloads/student/ai-5-week-24.docx
+++ b/downloads/student/ai-5-week-24.docx
@@ -25,12 +25,17 @@
         <w:pStyle w:val="Heading1"/>
       </w:pPr>
       <w:r>
-        <w:t>Before you start</w:t>
-      </w:r>
-    </w:p>
-    <w:p>
-      <w:r>
-        <w:t>Why must a checkpoint be chosen before inspecting final evaluation results?</w:t>
+        <w:t>Check the target. Track the parent. Split the group. Match the budget.</w:t>
+      </w:r>
+    </w:p>
+    <w:p>
+      <w:r>
+        <w:t>Audit augmentation with complete label rules,lineage,pixel overlap and exposure counts.</w:t>
+      </w:r>
+    </w:p>
+    <w:p>
+      <w:r>
+        <w:t>Visible row/column transformations → tie rule → pictured group boundary → complete P–T registry and faulty manifests → matched-budget arithmetic → independent new split.</w:t>
       </w:r>
     </w:p>
     <w:p>
@@ -38,20 +43,20 @@
         <w:pStyle w:val="Heading1"/>
       </w:pPr>
       <w:r>
-        <w:t>01. Your mission</w:t>
-      </w:r>
-    </w:p>
-    <w:p>
-      <w:r>
-        <w:t>Start with the target: Check whether a transformation preserves the task label. Try the recall before opening notes.</w:t>
-      </w:r>
-    </w:p>
-    <w:p>
-      <w:pPr>
-        <w:pStyle w:val="Heading3"/>
-      </w:pPr>
-      <w:r>
-        <w:t>Your learning target</w:t>
+        <w:t>01. Did the transformation preserve the label—and the split boundary?</w:t>
+      </w:r>
+    </w:p>
+    <w:p>
+      <w:r>
+        <w:t>Track target meaning,source families,exact duplicates and the actual training budget.</w:t>
+      </w:r>
+    </w:p>
+    <w:p>
+      <w:pPr>
+        <w:pStyle w:val="Heading2"/>
+      </w:pPr>
+      <w:r>
+        <w:t>Learning goals</w:t>
       </w:r>
     </w:p>
     <w:p>
@@ -125,10 +130,10 @@
     </w:p>
     <w:p>
       <w:pPr>
-        <w:pStyle w:val="Heading3"/>
-      </w:pPr>
-      <w:r>
-        <w:t>Remember before reading</w:t>
+        <w:pStyle w:val="Heading2"/>
+      </w:pPr>
+      <w:r>
+        <w:t>Retrieve the narrow image-model evidence</w:t>
       </w:r>
     </w:p>
     <w:p>
@@ -212,6 +217,112 @@
     </w:p>
     <w:p>
       <w:pPr>
+        <w:pStyle w:val="Heading2"/>
+      </w:pPr>
+      <w:r>
+        <w:t>Prerequisite and starting response</w:t>
+      </w:r>
+    </w:p>
+    <w:p>
+      <w:pPr>
+        <w:pStyle w:val="ListBullet"/>
+      </w:pPr>
+      <w:r>
+        <w:t>Why must a checkpoint be chosen before inspecting final evaluation results?</w:t>
+      </w:r>
+    </w:p>
+    <w:p>
+      <w:pPr>
+        <w:pStyle w:val="Heading3"/>
+      </w:pPr>
+      <w:r>
+        <w:t>My starting explanation</w:t>
+      </w:r>
+    </w:p>
+    <w:p>
+      <w:r>
+        <w:t>________________________________________________________________</w:t>
+      </w:r>
+    </w:p>
+    <w:p>
+      <w:r>
+        <w:t>________________________________________________________________</w:t>
+      </w:r>
+    </w:p>
+    <w:p>
+      <w:r>
+        <w:t>________________________________________________________________</w:t>
+      </w:r>
+    </w:p>
+    <w:p>
+      <w:pPr>
+        <w:pStyle w:val="Heading2"/>
+      </w:pPr>
+      <w:r>
+        <w:t>End goal</w:t>
+      </w:r>
+    </w:p>
+    <w:p>
+      <w:pPr>
+        <w:spacing w:line="336" w:lineRule="auto" w:after="180"/>
+      </w:pPr>
+      <w:r>
+        <w:rPr>
+          <w:b w:val="0"/>
+        </w:rPr>
+        <w:t xml:space="preserve">By the end, I can explain </w:t>
+      </w:r>
+      <w:r>
+        <w:rPr>
+          <w:b/>
+        </w:rPr>
+        <w:t>augmentation</w:t>
+      </w:r>
+      <w:r>
+        <w:rPr>
+          <w:b w:val="0"/>
+        </w:rPr>
+        <w:t xml:space="preserve"> and </w:t>
+      </w:r>
+      <w:r>
+        <w:rPr>
+          <w:b/>
+        </w:rPr>
+        <w:t>leakage</w:t>
+      </w:r>
+      <w:r>
+        <w:rPr>
+          <w:b w:val="0"/>
+        </w:rPr>
+        <w:t xml:space="preserve"> using a traced example and a stated limitation.</w:t>
+      </w:r>
+    </w:p>
+    <w:p>
+      <w:pPr>
+        <w:pStyle w:val="Heading2"/>
+      </w:pPr>
+      <w:r>
+        <w:t>Earlier wording, alternatives and picture transcripts · reference / check after trying</w:t>
+      </w:r>
+    </w:p>
+    <w:p>
+      <w:pPr>
+        <w:pStyle w:val="Heading3"/>
+      </w:pPr>
+      <w:r>
+        <w:t>Your learning target</w:t>
+      </w:r>
+    </w:p>
+    <w:p>
+      <w:pPr>
+        <w:pStyle w:val="Heading3"/>
+      </w:pPr>
+      <w:r>
+        <w:t>Remember before reading</w:t>
+      </w:r>
+    </w:p>
+    <w:p>
+      <w:pPr>
         <w:spacing w:line="336" w:lineRule="auto" w:after="180"/>
       </w:pPr>
       <w:r>
@@ -294,93 +405,31 @@
     </w:p>
     <w:p>
       <w:pPr>
-        <w:spacing w:line="336" w:lineRule="auto" w:after="180"/>
-        <w:shd w:fill="F5F1FB"/>
-      </w:pPr>
-      <w:r>
-        <w:rPr>
-          <w:b w:val="0"/>
-        </w:rPr>
-        <w:t>Why must a checkpoint be chosen before inspecting final evaluation results?</w:t>
-      </w:r>
-    </w:p>
-    <w:p>
-      <w:pPr>
         <w:pStyle w:val="Heading3"/>
       </w:pPr>
       <w:r>
-        <w:t>My starting explanation</w:t>
-      </w:r>
-    </w:p>
-    <w:p>
-      <w:r>
-        <w:t>________________________________________________________________</w:t>
-      </w:r>
-    </w:p>
-    <w:p>
-      <w:r>
-        <w:t>________________________________________________________________</w:t>
-      </w:r>
-    </w:p>
-    <w:p>
-      <w:r>
-        <w:t>________________________________________________________________</w:t>
-      </w:r>
-    </w:p>
-    <w:p>
-      <w:pPr>
-        <w:pStyle w:val="Heading3"/>
-      </w:pPr>
-      <w:r>
         <w:t>This week’s end goal</w:t>
       </w:r>
     </w:p>
     <w:p>
       <w:pPr>
-        <w:spacing w:line="336" w:lineRule="auto" w:after="180"/>
-      </w:pPr>
-      <w:r>
-        <w:rPr>
-          <w:b w:val="0"/>
-        </w:rPr>
-        <w:t xml:space="preserve">By the end, I can explain </w:t>
-      </w:r>
-      <w:r>
-        <w:rPr>
-          <w:b/>
-        </w:rPr>
-        <w:t>augmentation</w:t>
-      </w:r>
-      <w:r>
-        <w:rPr>
-          <w:b w:val="0"/>
-        </w:rPr>
-        <w:t xml:space="preserve"> and </w:t>
-      </w:r>
-      <w:r>
-        <w:rPr>
-          <w:b/>
-        </w:rPr>
-        <w:t>leakage</w:t>
-      </w:r>
-      <w:r>
-        <w:rPr>
-          <w:b w:val="0"/>
-        </w:rPr>
-        <w:t xml:space="preserve"> using a traced example and a stated limitation.</w:t>
-      </w:r>
-    </w:p>
-    <w:p>
-      <w:pPr>
         <w:pStyle w:val="Heading1"/>
       </w:pPr>
       <w:r>
-        <w:t>02. Notice the evidence</w:t>
-      </w:r>
-    </w:p>
-    <w:p>
-      <w:r>
-        <w:t>Investigate the supplied Augmentation and leakage case. Separate observations, given facts and assumptions before choosing an explanation.</w:t>
+        <w:t>02. Judge augmentation by the declared target rule</w:t>
+      </w:r>
+    </w:p>
+    <w:p>
+      <w:r>
+        <w:t>For this arithmetic task,row and column swaps have different consequences.</w:t>
+      </w:r>
+    </w:p>
+    <w:p>
+      <w:pPr>
+        <w:pStyle w:val="Heading2"/>
+      </w:pPr>
+      <w:r>
+        <w:t>Complete target and three transformed cases</w:t>
       </w:r>
     </w:p>
     <w:p>
@@ -614,6 +663,50 @@
       </w:tr>
     </w:tbl>
     <w:p>
+      <w:r>
+        <w:drawing>
+          <wp:inline xmlns:a="http://schemas.openxmlformats.org/drawingml/2006/main" xmlns:pic="http://schemas.openxmlformats.org/drawingml/2006/picture">
+            <wp:extent cx="5486400" cy="2434835"/>
+            <wp:docPr id="1" name="Picture 1" descr="Original binary image[[1,0],[0,0]]has column difference1,class1. Swapping rows moves the1bottom-left and preserves difference1,class1. Swapping columns moves it top-right,giving difference−1,class0. The caption declares strict left-column sum greater than right and notes equal-sum ties remain class0after column swapping."/>
+            <wp:cNvGraphicFramePr>
+              <a:graphicFrameLocks noChangeAspect="1"/>
+            </wp:cNvGraphicFramePr>
+            <a:graphic>
+              <a:graphicData uri="http://schemas.openxmlformats.org/drawingml/2006/picture">
+                <pic:pic>
+                  <pic:nvPicPr>
+                    <pic:cNvPr id="0" name="ai-5-24-transform-label-rules.png"/>
+                    <pic:cNvPicPr/>
+                  </pic:nvPicPr>
+                  <pic:blipFill>
+                    <a:blip r:embed="rId9"/>
+                    <a:stretch>
+                      <a:fillRect/>
+                    </a:stretch>
+                  </pic:blipFill>
+                  <pic:spPr>
+                    <a:xfrm>
+                      <a:off x="0" y="0"/>
+                      <a:ext cx="5486400" cy="2434835"/>
+                    </a:xfrm>
+                    <a:prstGeom prst="rect"/>
+                  </pic:spPr>
+                </pic:pic>
+              </a:graphicData>
+            </a:graphic>
+          </wp:inline>
+        </w:drawing>
+      </w:r>
+    </w:p>
+    <w:p>
+      <w:pPr>
+        <w:pStyle w:val="Heading2"/>
+      </w:pPr>
+      <w:r>
+        <w:t>Prove the label rule and name its scope</w:t>
+      </w:r>
+    </w:p>
+    <w:p>
       <w:pPr>
         <w:spacing w:line="336" w:lineRule="auto" w:after="180"/>
       </w:pPr>
@@ -707,6 +800,14 @@
     </w:p>
     <w:p>
       <w:pPr>
+        <w:pStyle w:val="Heading2"/>
+      </w:pPr>
+      <w:r>
+        <w:t>Name given and missing facts</w:t>
+      </w:r>
+    </w:p>
+    <w:p>
+      <w:pPr>
         <w:pStyle w:val="Heading3"/>
       </w:pPr>
       <w:r>
@@ -733,12 +834,20 @@
         <w:pStyle w:val="Heading1"/>
       </w:pPr>
       <w:r>
-        <w:t>03. See how it works</w:t>
-      </w:r>
-    </w:p>
-    <w:p>
-      <w:r>
-        <w:t>Follow the mechanism for Augmentation and leakage. Connect each labelled input, deciding step and result.</w:t>
+        <w:t>03. Trace the target before creating a derived training record</w:t>
+      </w:r>
+    </w:p>
+    <w:p>
+      <w:r>
+        <w:t>Keep the original image,parent,transformation and justified target together.</w:t>
+      </w:r>
+    </w:p>
+    <w:p>
+      <w:pPr>
+        <w:pStyle w:val="Heading2"/>
+      </w:pPr>
+      <w:r>
+        <w:t>Function assumptions and justified transformed labels</w:t>
       </w:r>
     </w:p>
     <w:p>
@@ -762,6 +871,258 @@
           <w:b w:val="0"/>
         </w:rPr>
         <w:t>. The label function encodes the classroom task rule, not a general method for recovering unknown real-world labels.</w:t>
+      </w:r>
+    </w:p>
+    <w:p>
+      <w:pPr>
+        <w:spacing w:line="336" w:lineRule="auto" w:after="180"/>
+      </w:pPr>
+      <w:r>
+        <w:rPr>
+          <w:b w:val="0"/>
+        </w:rPr>
+        <w:t>If an allowed transformation changes a known target, the transformed example needs a justified new label. Do not invent labels for ambiguous cases.</w:t>
+      </w:r>
+    </w:p>
+    <w:p>
+      <w:pPr>
+        <w:spacing w:line="336" w:lineRule="auto" w:after="180"/>
+      </w:pPr>
+      <w:r>
+        <w:rPr>
+          <w:b w:val="0"/>
+        </w:rPr>
+        <w:t>Keep the source ID, transformation and resulting label with every derived image so a teacher can audit what happened.</w:t>
+      </w:r>
+    </w:p>
+    <w:p>
+      <w:pPr>
+        <w:pStyle w:val="Heading2"/>
+      </w:pPr>
+      <w:r>
+        <w:t>Complete positive,negative and equality cases</w:t>
+      </w:r>
+    </w:p>
+    <w:tbl>
+      <w:tblPr>
+        <w:tblStyle w:val="LightShading-Accent1"/>
+        <w:tblW w:type="auto" w:w="0"/>
+        <w:tblLook w:firstColumn="1" w:firstRow="1" w:lastColumn="0" w:lastRow="0" w:noHBand="0" w:noVBand="1" w:val="04A0"/>
+      </w:tblPr>
+      <w:tblGrid>
+        <w:gridCol w:w="2556"/>
+        <w:gridCol w:w="2556"/>
+        <w:gridCol w:w="2556"/>
+        <w:gridCol w:w="2556"/>
+      </w:tblGrid>
+      <w:tr>
+        <w:trPr>
+          <w:tblHeader/>
+        </w:trPr>
+        <w:tc>
+          <w:tcPr>
+            <w:tcW w:type="dxa" w:w="2556"/>
+          </w:tcPr>
+          <w:p>
+            <w:r>
+              <w:t>Complete known-rule case</w:t>
+            </w:r>
+          </w:p>
+        </w:tc>
+        <w:tc>
+          <w:tcPr>
+            <w:tcW w:type="dxa" w:w="2556"/>
+          </w:tcPr>
+          <w:p>
+            <w:r>
+              <w:t>Original d / class</w:t>
+            </w:r>
+          </w:p>
+        </w:tc>
+        <w:tc>
+          <w:tcPr>
+            <w:tcW w:type="dxa" w:w="2556"/>
+          </w:tcPr>
+          <w:p>
+            <w:r>
+              <w:t>After row swap</w:t>
+            </w:r>
+          </w:p>
+        </w:tc>
+        <w:tc>
+          <w:tcPr>
+            <w:tcW w:type="dxa" w:w="2556"/>
+          </w:tcPr>
+          <w:p>
+            <w:r>
+              <w:t>After column swap</w:t>
+            </w:r>
+          </w:p>
+        </w:tc>
+      </w:tr>
+      <w:tr>
+        <w:tc>
+          <w:tcPr>
+            <w:tcW w:type="dxa" w:w="2556"/>
+          </w:tcPr>
+          <w:p>
+            <w:r>
+              <w:t>[[1, 0], [0, 0]]</w:t>
+            </w:r>
+          </w:p>
+        </w:tc>
+        <w:tc>
+          <w:tcPr>
+            <w:tcW w:type="dxa" w:w="2556"/>
+          </w:tcPr>
+          <w:p>
+            <w:r>
+              <w:t>1 /1</w:t>
+            </w:r>
+          </w:p>
+        </w:tc>
+        <w:tc>
+          <w:tcPr>
+            <w:tcW w:type="dxa" w:w="2556"/>
+          </w:tcPr>
+          <w:p>
+            <w:r>
+              <w:t>1 /1</w:t>
+            </w:r>
+          </w:p>
+        </w:tc>
+        <w:tc>
+          <w:tcPr>
+            <w:tcW w:type="dxa" w:w="2556"/>
+          </w:tcPr>
+          <w:p>
+            <w:r>
+              <w:t>−1 /0</w:t>
+            </w:r>
+          </w:p>
+        </w:tc>
+      </w:tr>
+      <w:tr>
+        <w:tc>
+          <w:tcPr>
+            <w:tcW w:type="dxa" w:w="2556"/>
+          </w:tcPr>
+          <w:p>
+            <w:r>
+              <w:t>[[0, 1], [0, 0]]</w:t>
+            </w:r>
+          </w:p>
+        </w:tc>
+        <w:tc>
+          <w:tcPr>
+            <w:tcW w:type="dxa" w:w="2556"/>
+          </w:tcPr>
+          <w:p>
+            <w:r>
+              <w:t>−1 /0</w:t>
+            </w:r>
+          </w:p>
+        </w:tc>
+        <w:tc>
+          <w:tcPr>
+            <w:tcW w:type="dxa" w:w="2556"/>
+          </w:tcPr>
+          <w:p>
+            <w:r>
+              <w:t>−1 /0</w:t>
+            </w:r>
+          </w:p>
+        </w:tc>
+        <w:tc>
+          <w:tcPr>
+            <w:tcW w:type="dxa" w:w="2556"/>
+          </w:tcPr>
+          <w:p>
+            <w:r>
+              <w:t>1 /1</w:t>
+            </w:r>
+          </w:p>
+        </w:tc>
+      </w:tr>
+      <w:tr>
+        <w:tc>
+          <w:tcPr>
+            <w:tcW w:type="dxa" w:w="2556"/>
+          </w:tcPr>
+          <w:p>
+            <w:r>
+              <w:t>Tie[[1, 0], [0, 1]]</w:t>
+            </w:r>
+          </w:p>
+        </w:tc>
+        <w:tc>
+          <w:tcPr>
+            <w:tcW w:type="dxa" w:w="2556"/>
+          </w:tcPr>
+          <w:p>
+            <w:r>
+              <w:t>0 /0</w:t>
+            </w:r>
+          </w:p>
+        </w:tc>
+        <w:tc>
+          <w:tcPr>
+            <w:tcW w:type="dxa" w:w="2556"/>
+          </w:tcPr>
+          <w:p>
+            <w:r>
+              <w:t>0 /0</w:t>
+            </w:r>
+          </w:p>
+        </w:tc>
+        <w:tc>
+          <w:tcPr>
+            <w:tcW w:type="dxa" w:w="2556"/>
+          </w:tcPr>
+          <w:p>
+            <w:r>
+              <w:t>0 /0; not complemented</w:t>
+            </w:r>
+          </w:p>
+        </w:tc>
+      </w:tr>
+    </w:tbl>
+    <w:p>
+      <w:pPr>
+        <w:pStyle w:val="Heading2"/>
+      </w:pPr>
+      <w:r>
+        <w:t>Known-rule proof and experiment limits</w:t>
+      </w:r>
+    </w:p>
+    <w:p>
+      <w:pPr>
+        <w:spacing w:line="336" w:lineRule="auto" w:after="180"/>
+      </w:pPr>
+      <w:r>
+        <w:rPr>
+          <w:b w:val="0"/>
+        </w:rPr>
+        <w:t>The label function is the supplied mathematical task, not a tool for inferring unknown real-world labels. Row swapping preserves each column sum. Column swapping negates d, so it changes the binary class only when d is nonzero. The original functions create new lists and leave their input unchanged.</w:t>
+      </w:r>
+    </w:p>
+    <w:p>
+      <w:pPr>
+        <w:spacing w:line="336" w:lineRule="auto" w:after="180"/>
+      </w:pPr>
+      <w:r>
+        <w:rPr>
+          <w:b w:val="0"/>
+        </w:rPr>
+        <w:t>The complete audit program later checks all 16 binary2×2 patterns for this rule and builds an explicitly fictional provenance registry. No augmented model is trained or improved score claimed by these audits.</w:t>
+      </w:r>
+    </w:p>
+    <w:p>
+      <w:pPr>
+        <w:pStyle w:val="Heading2"/>
+      </w:pPr>
+      <w:r>
+        <w:t>Runnable nonmutating row/column transformations</w:t>
       </w:r>
     </w:p>
     <w:p>
@@ -805,32 +1166,10 @@
     </w:p>
     <w:p>
       <w:pPr>
-        <w:spacing w:line="336" w:lineRule="auto" w:after="180"/>
-      </w:pPr>
-      <w:r>
-        <w:rPr>
-          <w:b w:val="0"/>
-        </w:rPr>
-        <w:t>If an allowed transformation changes a known target, the transformed example needs a justified new label. Do not invent labels for ambiguous cases.</w:t>
-      </w:r>
-    </w:p>
-    <w:p>
-      <w:pPr>
-        <w:spacing w:line="336" w:lineRule="auto" w:after="180"/>
-      </w:pPr>
-      <w:r>
-        <w:rPr>
-          <w:b w:val="0"/>
-        </w:rPr>
-        <w:t>Keep the source ID, transformation and resulting label with every derived image so a teacher can audit what happened.</w:t>
-      </w:r>
-    </w:p>
-    <w:p>
-      <w:pPr>
-        <w:pStyle w:val="Heading3"/>
-      </w:pPr>
-      <w:r>
-        <w:t>Connect the picture and the explanation</w:t>
+        <w:pStyle w:val="Heading2"/>
+      </w:pPr>
+      <w:r>
+        <w:t>Connect the visual change to its target rule</w:t>
       </w:r>
     </w:p>
     <w:p>
@@ -858,15 +1197,47 @@
     </w:p>
     <w:p>
       <w:pPr>
+        <w:pStyle w:val="Heading2"/>
+      </w:pPr>
+      <w:r>
+        <w:t>Earlier wording, alternatives and picture transcripts · reference / check after trying</w:t>
+      </w:r>
+    </w:p>
+    <w:p>
+      <w:pPr>
+        <w:pStyle w:val="Heading3"/>
+      </w:pPr>
+      <w:r>
+        <w:t>Connect the picture and the explanation</w:t>
+      </w:r>
+    </w:p>
+    <w:p>
+      <w:pPr>
         <w:pStyle w:val="Heading1"/>
       </w:pPr>
       <w:r>
-        <w:t>04. Compare the cases</w:t>
-      </w:r>
-    </w:p>
-    <w:p>
-      <w:r>
-        <w:t>Compare the supplied cases for Augmentation and leakage. Identify the detail that changes the conclusion.</w:t>
+        <w:t>04. Keep a transformed record with its source family</w:t>
+      </w:r>
+    </w:p>
+    <w:p>
+      <w:r>
+        <w:t>A new filename does not make a new independent source.</w:t>
+      </w:r>
+    </w:p>
+    <w:p>
+      <w:pPr>
+        <w:pStyle w:val="Heading2"/>
+      </w:pPr>
+      <w:r>
+        <w:t>Current equality-boundary task</w:t>
+      </w:r>
+    </w:p>
+    <w:p>
+      <w:pPr>
+        <w:pStyle w:val="ListBullet"/>
+      </w:pPr>
+      <w:r>
+        <w:t>For rows [1, 0], [0, 1], compute d and class before and after a column swap. Why is always replacing a label by 1 minus the label incorrect?</w:t>
       </w:r>
     </w:p>
     <w:p>
@@ -874,86 +1245,146 @@
         <w:pStyle w:val="Heading3"/>
       </w:pPr>
       <w:r>
-        <w:t>Compare a familiar case with a changed case</w:t>
+        <w:t>Keep the procedure fixed. Explain what changed in the inputs and result.</w:t>
+      </w:r>
+    </w:p>
+    <w:p>
+      <w:r>
+        <w:t>________________________________________________________________</w:t>
+      </w:r>
+    </w:p>
+    <w:p>
+      <w:r>
+        <w:t>________________________________________________________________</w:t>
+      </w:r>
+    </w:p>
+    <w:p>
+      <w:r>
+        <w:t>________________________________________________________________</w:t>
+      </w:r>
+    </w:p>
+    <w:p>
+      <w:r>
+        <w:t>________________________________________________________________</w:t>
+      </w:r>
+    </w:p>
+    <w:p>
+      <w:r>
+        <w:t>________________________________________________________________</w:t>
+      </w:r>
+    </w:p>
+    <w:p>
+      <w:pPr>
+        <w:pStyle w:val="Heading2"/>
+      </w:pPr>
+      <w:r>
+        <w:t>Predict the pictured cross-split derived record</w:t>
+      </w:r>
+    </w:p>
+    <w:p>
+      <w:pPr>
+        <w:pStyle w:val="ListBullet"/>
+      </w:pPr>
+      <w:r>
+        <w:t>Change: Move D’s flipped copy into training.</w:t>
+      </w:r>
+    </w:p>
+    <w:p>
+      <w:pPr>
+        <w:pStyle w:val="Heading2"/>
+      </w:pPr>
+      <w:r>
+        <w:t>Check after predicting · reference / check after trying</w:t>
       </w:r>
     </w:p>
     <w:p>
       <w:pPr>
         <w:spacing w:line="336" w:lineRule="auto" w:after="180"/>
-        <w:shd w:fill="F5F1FB"/>
-      </w:pPr>
+      </w:pPr>
+      <w:r>
+        <w:rPr>
+          <w:b/>
+        </w:rPr>
+        <w:t>Prediction</w:t>
+      </w:r>
       <w:r>
         <w:rPr>
           <w:b w:val="0"/>
         </w:rPr>
-        <w:t>For rows [1, 0], [0, 1], compute d and class before and after a column swap. Why is always replacing a label by 1 minus the label incorrect?</w:t>
-      </w:r>
-    </w:p>
-    <w:p>
-      <w:pPr>
-        <w:pStyle w:val="Heading3"/>
-      </w:pPr>
-      <w:r>
-        <w:t>Keep the procedure fixed. Explain what changed in the inputs and result.</w:t>
-      </w:r>
-    </w:p>
-    <w:p>
-      <w:r>
-        <w:t>________________________________________________________________</w:t>
-      </w:r>
-    </w:p>
-    <w:p>
-      <w:r>
-        <w:t>________________________________________________________________</w:t>
-      </w:r>
-    </w:p>
-    <w:p>
-      <w:r>
-        <w:t>________________________________________________________________</w:t>
-      </w:r>
-    </w:p>
-    <w:p>
-      <w:r>
-        <w:t>________________________________________________________________</w:t>
-      </w:r>
-    </w:p>
-    <w:p>
-      <w:r>
-        <w:t>________________________________________________________________</w:t>
-      </w:r>
-    </w:p>
-    <w:p>
-      <w:pPr>
-        <w:pStyle w:val="Heading3"/>
-      </w:pPr>
-      <w:r>
-        <w:t>Change one thing in the pictured case</w:t>
-      </w:r>
-    </w:p>
-    <w:p>
-      <w:pPr>
-        <w:pStyle w:val="Heading3"/>
-      </w:pPr>
-      <w:r>
-        <w:t>Change one thing</w:t>
+        <w:t>: Final-test group separation fails.</w:t>
       </w:r>
     </w:p>
     <w:p>
       <w:pPr>
         <w:spacing w:line="336" w:lineRule="auto" w:after="180"/>
-        <w:shd w:fill="F5F1FB"/>
       </w:pPr>
       <w:r>
         <w:rPr>
           <w:b w:val="0"/>
         </w:rPr>
-        <w:t xml:space="preserve">Change: Move D’s flipped copy into </w:t>
+        <w:t>Reason: The transformed D image is still derived from the held-out source, despite a new filename.</w:t>
+      </w:r>
+    </w:p>
+    <w:p>
+      <w:pPr>
+        <w:pStyle w:val="Heading2"/>
+      </w:pPr>
+      <w:r>
+        <w:t>Earlier wording, alternatives and picture transcripts · reference / check after trying</w:t>
+      </w:r>
+    </w:p>
+    <w:p>
+      <w:pPr>
+        <w:pStyle w:val="Heading3"/>
+      </w:pPr>
+      <w:r>
+        <w:t>Compare a familiar case with a changed case</w:t>
+      </w:r>
+    </w:p>
+    <w:p>
+      <w:pPr>
+        <w:pStyle w:val="Heading3"/>
+      </w:pPr>
+      <w:r>
+        <w:t>Change one thing in the pictured case</w:t>
+      </w:r>
+    </w:p>
+    <w:p>
+      <w:pPr>
+        <w:pStyle w:val="Heading1"/>
+      </w:pPr>
+      <w:r>
+        <w:t>06. Count records and source identities separately</w:t>
+      </w:r>
+    </w:p>
+    <w:p>
+      <w:r>
+        <w:t>A paper provenance count does not approve a transformation for every task.</w:t>
+      </w:r>
+    </w:p>
+    <w:p>
+      <w:pPr>
+        <w:pStyle w:val="Heading2"/>
+      </w:pPr>
+      <w:r>
+        <w:t>Complete pictured source facts and conditional label scope</w:t>
+      </w:r>
+    </w:p>
+    <w:p>
+      <w:pPr>
+        <w:spacing w:line="336" w:lineRule="auto" w:after="180"/>
+      </w:pPr>
+      <w:r>
+        <w:rPr>
+          <w:b w:val="0"/>
+        </w:rPr>
+        <w:t xml:space="preserve">Keep every augmented image with its original </w:t>
       </w:r>
       <w:r>
         <w:rPr>
           <w:b/>
         </w:rPr>
-        <w:t>training</w:t>
+        <w:t>source group</w:t>
       </w:r>
       <w:r>
         <w:rPr>
@@ -964,61 +1395,110 @@
     </w:p>
     <w:p>
       <w:pPr>
-        <w:pStyle w:val="Heading3"/>
-      </w:pPr>
-      <w:r>
-        <w:t>Predicted result</w:t>
-      </w:r>
-    </w:p>
-    <w:p>
-      <w:pPr>
         <w:spacing w:line="336" w:lineRule="auto" w:after="180"/>
-        <w:shd w:fill="F1F6FC"/>
-      </w:pPr>
+      </w:pPr>
+      <w:r>
+        <w:rPr>
+          <w:b w:val="0"/>
+        </w:rPr>
+        <w:t>Fictional sources A, B, C, D each have original+horizontal-flip copies. A/B train, C validation, D final test.</w:t>
+      </w:r>
+    </w:p>
+    <w:p>
+      <w:pPr>
+        <w:spacing w:line="336" w:lineRule="auto" w:after="180"/>
+      </w:pPr>
+      <w:r>
+        <w:rPr>
+          <w:b w:val="0"/>
+        </w:rPr>
+        <w:t xml:space="preserve">All </w:t>
+      </w:r>
       <w:r>
         <w:rPr>
           <w:b/>
         </w:rPr>
-        <w:t>Prediction</w:t>
+        <w:t>input</w:t>
       </w:r>
       <w:r>
         <w:rPr>
           <w:b w:val="0"/>
         </w:rPr>
-        <w:t>: Final-test group separation fails.</w:t>
-      </w:r>
-    </w:p>
-    <w:p>
-      <w:pPr>
-        <w:pStyle w:val="Heading3"/>
-      </w:pPr>
-      <w:r>
-        <w:t>Why the result follows</w:t>
+        <w:t>s and outcomes in this worked example are invented classroom data; no real model run is claimed.</w:t>
       </w:r>
     </w:p>
     <w:p>
       <w:pPr>
         <w:spacing w:line="336" w:lineRule="auto" w:after="180"/>
-        <w:shd w:fill="F1F6FC"/>
       </w:pPr>
       <w:r>
         <w:rPr>
           <w:b w:val="0"/>
         </w:rPr>
-        <w:t>Reason: The transformed D image is still derived from the held-out source, despite a new filename.</w:t>
-      </w:r>
-    </w:p>
-    <w:p>
-      <w:pPr>
-        <w:pStyle w:val="Heading1"/>
-      </w:pPr>
-      <w:r>
-        <w:t>05. Words that unlock the idea</w:t>
-      </w:r>
-    </w:p>
-    <w:p>
-      <w:r>
-        <w:t>Use the vocabulary of Augmentation and leakage to explain a concrete decision, rather than only memorising definitions.</w:t>
+        <w:t>The picture is a separate provenance/counting example with local source names A–D, not the six image IDs from Week23. Each source has an original plus a horizontal-flip record. A/Btraining gives 4 records from 2 groups; Cvalidation and Dfinal each have 2 records from 1 group.</w:t>
+      </w:r>
+    </w:p>
+    <w:p>
+      <w:pPr>
+        <w:spacing w:line="336" w:lineRule="auto" w:after="180"/>
+      </w:pPr>
+      <w:r>
+        <w:rPr>
+          <w:b w:val="0"/>
+        </w:rPr>
+        <w:t>These counts do not certify label validity:for our left-versus-right target, a horizontal flip generally changes the class and needs its justified target. Moving D’s derived record to training crosses the final source boundary. The new P–T registry below uses verified row swaps and retains only original evaluation records.</w:t>
+      </w:r>
+    </w:p>
+    <w:p>
+      <w:pPr>
+        <w:pStyle w:val="Heading2"/>
+      </w:pPr>
+      <w:r>
+        <w:t>Trace parent lineage and group assignment</w:t>
+      </w:r>
+    </w:p>
+    <w:p>
+      <w:r>
+        <w:drawing>
+          <wp:inline xmlns:a="http://schemas.openxmlformats.org/drawingml/2006/main" xmlns:pic="http://schemas.openxmlformats.org/drawingml/2006/picture">
+            <wp:extent cx="5486400" cy="3493008"/>
+            <wp:docPr id="2" name="Picture 2" descr="Track provenance: Each flipped copy retains its source ID and parent image reference. → Assign by source: A/B originals and flips give 4 training records; C gives 2 validation; D gives 2 final. → Check label meaning: Use a flip only if it preserves the declared target; left-arrow/right-arrow labels would not be unchanged."/>
+            <wp:cNvGraphicFramePr>
+              <a:graphicFrameLocks noChangeAspect="1"/>
+            </wp:cNvGraphicFramePr>
+            <a:graphic>
+              <a:graphicData uri="http://schemas.openxmlformats.org/drawingml/2006/picture">
+                <pic:pic>
+                  <pic:nvPicPr>
+                    <pic:cNvPr id="0" name="academy-story-ai-5-24-02.png"/>
+                    <pic:cNvPicPr/>
+                  </pic:nvPicPr>
+                  <pic:blipFill>
+                    <a:blip r:embed="rId10"/>
+                    <a:stretch>
+                      <a:fillRect/>
+                    </a:stretch>
+                  </pic:blipFill>
+                  <pic:spPr>
+                    <a:xfrm>
+                      <a:off x="0" y="0"/>
+                      <a:ext cx="5486400" cy="3493008"/>
+                    </a:xfrm>
+                    <a:prstGeom prst="rect"/>
+                  </pic:spPr>
+                </pic:pic>
+              </a:graphicData>
+            </a:graphic>
+          </wp:inline>
+        </w:drawing>
+      </w:r>
+    </w:p>
+    <w:p>
+      <w:pPr>
+        <w:pStyle w:val="Heading3"/>
+      </w:pPr>
+      <w:r>
+        <w:t>Read the picture one step at a time</w:t>
       </w:r>
     </w:p>
     <w:tbl>
@@ -1041,7 +1521,7 @@
           </w:tcPr>
           <w:p>
             <w:r>
-              <w:t>Word</w:t>
+              <w:t>Step</w:t>
             </w:r>
           </w:p>
         </w:tc>
@@ -1051,7 +1531,7 @@
           </w:tcPr>
           <w:p>
             <w:r>
-              <w:t>Meaning</w:t>
+              <w:t>What happens and why</w:t>
             </w:r>
           </w:p>
         </w:tc>
@@ -1063,7 +1543,7 @@
           </w:tcPr>
           <w:p>
             <w:r>
-              <w:t>Augmentation</w:t>
+              <w:t>1. Track provenance</w:t>
             </w:r>
           </w:p>
         </w:tc>
@@ -1073,7 +1553,7 @@
           </w:tcPr>
           <w:p>
             <w:r>
-              <w:t>Creating transformed training examples under a declared procedure</w:t>
+              <w:t>Each flipped copy retains its source ID and parent image reference.</w:t>
             </w:r>
           </w:p>
         </w:tc>
@@ -1085,7 +1565,7 @@
           </w:tcPr>
           <w:p>
             <w:r>
-              <w:t>Label preservation</w:t>
+              <w:t>2. Assign by source</w:t>
             </w:r>
           </w:p>
         </w:tc>
@@ -1095,7 +1575,7 @@
           </w:tcPr>
           <w:p>
             <w:r>
-              <w:t>A transformation leaving the correct target unchanged for the stated task</w:t>
+              <w:t>A/B originals and flips give 4 training records; C gives 2 validation; D gives 2 final.</w:t>
             </w:r>
           </w:p>
         </w:tc>
@@ -1107,7 +1587,7 @@
           </w:tcPr>
           <w:p>
             <w:r>
-              <w:t>Source group</w:t>
+              <w:t>3. Check label meaning</w:t>
             </w:r>
           </w:p>
         </w:tc>
@@ -1117,68 +1597,153 @@
           </w:tcPr>
           <w:p>
             <w:r>
-              <w:t>An identifier joining records that must stay together when splitting</w:t>
-            </w:r>
-          </w:p>
-        </w:tc>
-      </w:tr>
-      <w:tr>
-        <w:tc>
-          <w:tcPr>
-            <w:tcW w:type="dxa" w:w="5112"/>
-          </w:tcPr>
-          <w:p>
-            <w:r>
-              <w:t>Leakage</w:t>
-            </w:r>
-          </w:p>
-        </w:tc>
-        <w:tc>
-          <w:tcPr>
-            <w:tcW w:type="dxa" w:w="5112"/>
-          </w:tcPr>
-          <w:p>
-            <w:r>
-              <w:t>Information crossing an evaluation boundary in a way that undermines the intended independent check</w:t>
+              <w:t>Use a flip only if it preserves the declared target; left-arrow/right-arrow labels would not be unchanged.</w:t>
             </w:r>
           </w:p>
         </w:tc>
       </w:tr>
     </w:tbl>
     <w:p>
-      <w:pPr>
-        <w:pStyle w:val="Heading3"/>
-      </w:pPr>
-      <w:r>
-        <w:t>Use two terms to explain a step in this week’s example.</w:t>
-      </w:r>
-    </w:p>
-    <w:p>
-      <w:r>
-        <w:t>________________________________________________________________</w:t>
-      </w:r>
-    </w:p>
-    <w:p>
-      <w:r>
-        <w:t>________________________________________________________________</w:t>
-      </w:r>
-    </w:p>
-    <w:p>
-      <w:r>
-        <w:t>________________________________________________________________</w:t>
-      </w:r>
-    </w:p>
-    <w:p>
-      <w:pPr>
-        <w:pStyle w:val="Heading1"/>
-      </w:pPr>
-      <w:r>
-        <w:t>06. Follow a worked example</w:t>
-      </w:r>
-    </w:p>
-    <w:p>
-      <w:r>
-        <w:t>Follow the worked trace for Augmentation and leakage, predict a step, then compare with its explanation.</w:t>
+      <w:r>
+        <w:t>Match each pictured step to the supplied facts. This is a worked teaching case, not an independent assessment.</w:t>
+      </w:r>
+    </w:p>
+    <w:p>
+      <w:pPr>
+        <w:spacing w:line="336" w:lineRule="auto" w:after="180"/>
+      </w:pPr>
+      <w:r>
+        <w:rPr>
+          <w:b w:val="0"/>
+        </w:rPr>
+        <w:t xml:space="preserve">An augmented image remains related to its source. A horizontal flip changes the view, not the identity of the original example. Assign </w:t>
+      </w:r>
+      <w:r>
+        <w:rPr>
+          <w:b/>
+        </w:rPr>
+        <w:t>source group</w:t>
+      </w:r>
+      <w:r>
+        <w:rPr>
+          <w:b w:val="0"/>
+        </w:rPr>
+        <w:t xml:space="preserve">s to </w:t>
+      </w:r>
+      <w:r>
+        <w:rPr>
+          <w:b/>
+        </w:rPr>
+        <w:t>training</w:t>
+      </w:r>
+      <w:r>
+        <w:rPr>
+          <w:b w:val="0"/>
+        </w:rPr>
+        <w:t>, validation and final evaluation before producing copies.</w:t>
+      </w:r>
+    </w:p>
+    <w:p>
+      <w:pPr>
+        <w:spacing w:line="336" w:lineRule="auto" w:after="180"/>
+      </w:pPr>
+      <w:r>
+        <w:rPr>
+          <w:b w:val="0"/>
+        </w:rPr>
+        <w:t>Also check that the transformation preserves the target: flipping an arrow can change its correct direction label.</w:t>
+      </w:r>
+    </w:p>
+    <w:p>
+      <w:pPr>
+        <w:pStyle w:val="Heading2"/>
+      </w:pPr>
+      <w:r>
+        <w:t>Predict the moved D derived record</w:t>
+      </w:r>
+    </w:p>
+    <w:p>
+      <w:pPr>
+        <w:pStyle w:val="ListBullet"/>
+      </w:pPr>
+      <w:r>
+        <w:t>Change one thing: Move D’s flipped copy into training. Predict the result before checking the explanation. What remains the same?</w:t>
+      </w:r>
+    </w:p>
+    <w:p>
+      <w:pPr>
+        <w:pStyle w:val="Heading2"/>
+      </w:pPr>
+      <w:r>
+        <w:t>Check after predicting · reference / check after trying</w:t>
+      </w:r>
+    </w:p>
+    <w:p>
+      <w:r>
+        <w:drawing>
+          <wp:inline xmlns:a="http://schemas.openxmlformats.org/drawingml/2006/main" xmlns:pic="http://schemas.openxmlformats.org/drawingml/2006/picture">
+            <wp:extent cx="5486400" cy="3041904"/>
+            <wp:docPr id="3" name="Picture 3" descr="Original case: Use a flip only if it preserves the declared target; left-arrow/right-arrow labels would not be unchanged. Changed condition: Move D’s flipped copy into training. Expected result: Final-test group separation fails. Reason: The transformed D image is still derived from the held-out source, despite a new filename."/>
+            <wp:cNvGraphicFramePr>
+              <a:graphicFrameLocks noChangeAspect="1"/>
+            </wp:cNvGraphicFramePr>
+            <a:graphic>
+              <a:graphicData uri="http://schemas.openxmlformats.org/drawingml/2006/picture">
+                <pic:pic>
+                  <pic:nvPicPr>
+                    <pic:cNvPr id="0" name="academy-story-ai-5-24-04.png"/>
+                    <pic:cNvPicPr/>
+                  </pic:nvPicPr>
+                  <pic:blipFill>
+                    <a:blip r:embed="rId11"/>
+                    <a:stretch>
+                      <a:fillRect/>
+                    </a:stretch>
+                  </pic:blipFill>
+                  <pic:spPr>
+                    <a:xfrm>
+                      <a:off x="0" y="0"/>
+                      <a:ext cx="5486400" cy="3041904"/>
+                    </a:xfrm>
+                    <a:prstGeom prst="rect"/>
+                  </pic:spPr>
+                </pic:pic>
+              </a:graphicData>
+            </a:graphic>
+          </wp:inline>
+        </w:drawing>
+      </w:r>
+    </w:p>
+    <w:p>
+      <w:pPr>
+        <w:pStyle w:val="Heading2"/>
+      </w:pPr>
+      <w:r>
+        <w:t>Explain independent group count and sampling limits</w:t>
+      </w:r>
+    </w:p>
+    <w:p>
+      <w:pPr>
+        <w:pStyle w:val="ListBullet"/>
+      </w:pPr>
+      <w:r>
+        <w:t>Augmentation validity is task-specific, and it cannot manufacture new independent plants or repair inadequate sampling.</w:t>
+      </w:r>
+    </w:p>
+    <w:p>
+      <w:pPr>
+        <w:pStyle w:val="ListBullet"/>
+      </w:pPr>
+      <w:r>
+        <w:t>Read the labelled picture: How many independent source groups are in the final test? Point to the relevant step in the picture, then write the changed result and the rule or evidence that supports it.</w:t>
+      </w:r>
+    </w:p>
+    <w:p>
+      <w:pPr>
+        <w:pStyle w:val="Heading2"/>
+      </w:pPr>
+      <w:r>
+        <w:t>Try the earlier A/A2filename trap</w:t>
       </w:r>
     </w:p>
     <w:p>
@@ -1367,6 +1932,14 @@
     </w:p>
     <w:p>
       <w:pPr>
+        <w:pStyle w:val="Heading2"/>
+      </w:pPr>
+      <w:r>
+        <w:t>Earlier wording, alternatives and picture transcripts · reference / check after trying</w:t>
+      </w:r>
+    </w:p>
+    <w:p>
+      <w:pPr>
         <w:pStyle w:val="Heading3"/>
       </w:pPr>
       <w:r>
@@ -1394,85 +1967,10 @@
     </w:p>
     <w:p>
       <w:pPr>
-        <w:spacing w:line="336" w:lineRule="auto" w:after="180"/>
-      </w:pPr>
-      <w:r>
-        <w:rPr>
-          <w:b w:val="0"/>
-        </w:rPr>
-        <w:t xml:space="preserve">Keep every augmented image with its original </w:t>
-      </w:r>
-      <w:r>
-        <w:rPr>
-          <w:b/>
-        </w:rPr>
-        <w:t>source group</w:t>
-      </w:r>
-      <w:r>
-        <w:rPr>
-          <w:b w:val="0"/>
-        </w:rPr>
-        <w:t>.</w:t>
-      </w:r>
-    </w:p>
-    <w:p>
-      <w:pPr>
         <w:pStyle w:val="Heading3"/>
       </w:pPr>
       <w:r>
         <w:t>The facts we will use</w:t>
-      </w:r>
-    </w:p>
-    <w:p>
-      <w:pPr>
-        <w:pStyle w:val="Heading3"/>
-      </w:pPr>
-      <w:r>
-        <w:t>Supplied facts</w:t>
-      </w:r>
-    </w:p>
-    <w:p>
-      <w:pPr>
-        <w:spacing w:line="336" w:lineRule="auto" w:after="180"/>
-        <w:shd w:fill="F1F6FC"/>
-      </w:pPr>
-      <w:r>
-        <w:rPr>
-          <w:b w:val="0"/>
-        </w:rPr>
-        <w:t>Fictional sources A, B, C, D each have original+horizontal-flip copies. A/B train, C validation, D final test.</w:t>
-      </w:r>
-    </w:p>
-    <w:p>
-      <w:pPr>
-        <w:pStyle w:val="Heading3"/>
-      </w:pPr>
-      <w:r>
-        <w:t>Supplied facts</w:t>
-      </w:r>
-    </w:p>
-    <w:p>
-      <w:pPr>
-        <w:spacing w:line="336" w:lineRule="auto" w:after="180"/>
-        <w:shd w:fill="F1F6FC"/>
-      </w:pPr>
-      <w:r>
-        <w:rPr>
-          <w:b w:val="0"/>
-        </w:rPr>
-        <w:t xml:space="preserve">All </w:t>
-      </w:r>
-      <w:r>
-        <w:rPr>
-          <w:b/>
-        </w:rPr>
-        <w:t>input</w:t>
-      </w:r>
-      <w:r>
-        <w:rPr>
-          <w:b w:val="0"/>
-        </w:rPr>
-        <w:t>s and outcomes in this worked example are invented classroom data; no real model run is claimed.</w:t>
       </w:r>
     </w:p>
     <w:p>
@@ -1480,7 +1978,7 @@
         <w:drawing>
           <wp:inline xmlns:a="http://schemas.openxmlformats.org/drawingml/2006/main" xmlns:pic="http://schemas.openxmlformats.org/drawingml/2006/picture">
             <wp:extent cx="5486400" cy="5261429"/>
-            <wp:docPr id="1" name="Picture 1" descr="Augmentation and leakage. Track provenance: Each flipped copy retains its source ID and parent image reference.. Assign by source: A/B originals and flips give 4 training records; C gives 2 validation; D gives 2 final.. Check label meaning: Use a flip only if it preserves the declared target; left-arrow/right-arrow labels would not be unchanged."/>
+            <wp:docPr id="4" name="Picture 4" descr="Augmentation and leakage. Track provenance: Each flipped copy retains its source ID and parent image reference.. Assign by source: A/B originals and flips give 4 training records; C gives 2 validation; D gives 2 final.. Check label meaning: Use a flip only if it preserves the declared target; left-arrow/right-arrow labels would not be unchanged."/>
             <wp:cNvGraphicFramePr>
               <a:graphicFrameLocks noChangeAspect="1"/>
             </wp:cNvGraphicFramePr>
@@ -1492,7 +1990,7 @@
                     <pic:cNvPicPr/>
                   </pic:nvPicPr>
                   <pic:blipFill>
-                    <a:blip r:embed="rId9"/>
+                    <a:blip r:embed="rId12"/>
                     <a:stretch>
                       <a:fillRect/>
                     </a:stretch>
@@ -1516,7 +2014,175 @@
         <w:pStyle w:val="Heading3"/>
       </w:pPr>
       <w:r>
-        <w:t>Read the picture one step at a time</w:t>
+        <w:t>Why this result follows</w:t>
+      </w:r>
+    </w:p>
+    <w:p>
+      <w:pPr>
+        <w:pStyle w:val="Heading3"/>
+      </w:pPr>
+      <w:r>
+        <w:t>What this example does not establish</w:t>
+      </w:r>
+    </w:p>
+    <w:p>
+      <w:pPr>
+        <w:pStyle w:val="Heading1"/>
+      </w:pPr>
+      <w:r>
+        <w:t>07. Audit lineage,duplicate pixels and the meaning of unseen sources</w:t>
+      </w:r>
+    </w:p>
+    <w:p>
+      <w:r>
+        <w:t>Each audit catches a different failure;metadata alone does not verify real independence.</w:t>
+      </w:r>
+    </w:p>
+    <w:p>
+      <w:pPr>
+        <w:pStyle w:val="Heading2"/>
+      </w:pPr>
+      <w:r>
+        <w:t>Complete previous-week relation and split-repair explanation</w:t>
+      </w:r>
+    </w:p>
+    <w:p>
+      <w:pPr>
+        <w:spacing w:line="336" w:lineRule="auto" w:after="180"/>
+      </w:pPr>
+      <w:r>
+        <w:rPr>
+          <w:b w:val="0"/>
+        </w:rPr>
+        <w:t xml:space="preserve">Week 23 used deliberately constructed toy images. Its validation E is exactly a row-swapped version of </w:t>
+      </w:r>
+      <w:r>
+        <w:rPr>
+          <w:b/>
+        </w:rPr>
+        <w:t>training</w:t>
+      </w:r>
+      <w:r>
+        <w:rPr>
+          <w:b w:val="0"/>
+        </w:rPr>
+        <w:t xml:space="preserve"> A, and F is a row-swapped version of C.</w:t>
+      </w:r>
+    </w:p>
+    <w:p>
+      <w:pPr>
+        <w:spacing w:line="336" w:lineRule="auto" w:after="180"/>
+      </w:pPr>
+      <w:r>
+        <w:rPr>
+          <w:b w:val="0"/>
+        </w:rPr>
+        <w:t>They had different pixel arrays, but the transformation relation means they are a weak independence test for an experiment that trains on row-swapped variants.</w:t>
+      </w:r>
+    </w:p>
+    <w:p>
+      <w:pPr>
+        <w:spacing w:line="336" w:lineRule="auto" w:after="180"/>
+      </w:pPr>
+      <w:r>
+        <w:rPr>
+          <w:b w:val="0"/>
+        </w:rPr>
+        <w:t xml:space="preserve">If those variants are added, they become exact </w:t>
+      </w:r>
+      <w:r>
+        <w:rPr>
+          <w:b/>
+        </w:rPr>
+        <w:t>training</w:t>
+      </w:r>
+      <w:r>
+        <w:rPr>
+          <w:b w:val="0"/>
+        </w:rPr>
+        <w:t xml:space="preserve">-validation duplicates. Preserve the original narrow claim and design a new grouped split for the </w:t>
+      </w:r>
+      <w:r>
+        <w:rPr>
+          <w:b/>
+        </w:rPr>
+        <w:t>augmentation</w:t>
+      </w:r>
+      <w:r>
+        <w:rPr>
+          <w:b w:val="0"/>
+        </w:rPr>
+        <w:t xml:space="preserve"> experiment.</w:t>
+      </w:r>
+    </w:p>
+    <w:p>
+      <w:pPr>
+        <w:spacing w:line="336" w:lineRule="auto" w:after="180"/>
+      </w:pPr>
+      <w:r>
+        <w:rPr>
+          <w:b/>
+        </w:rPr>
+        <w:t>Source group</w:t>
+      </w:r>
+      <w:r>
+        <w:rPr>
+          <w:b w:val="0"/>
+        </w:rPr>
+        <w:t>s should match the evaluation question. If the goal is generalisation to new objects or people, several photographs of the same object or person may need one group even when they have different original file IDs.</w:t>
+      </w:r>
+    </w:p>
+    <w:p>
+      <w:pPr>
+        <w:spacing w:line="336" w:lineRule="auto" w:after="180"/>
+      </w:pPr>
+      <w:r>
+        <w:rPr>
+          <w:b w:val="0"/>
+        </w:rPr>
+        <w:t>A lineage audit catches recorded relationships; an exact-pixel audit catches duplicates with inconsistent IDs. Neither audit alone proves that all dependence has been removed.</w:t>
+      </w:r>
+    </w:p>
+    <w:p>
+      <w:pPr>
+        <w:spacing w:line="336" w:lineRule="auto" w:after="180"/>
+      </w:pPr>
+      <w:r>
+        <w:rPr>
+          <w:b w:val="0"/>
+        </w:rPr>
+        <w:t xml:space="preserve">When a leak is discovered after validation has influenced choices, repair the split and rerun </w:t>
+      </w:r>
+      <w:r>
+        <w:rPr>
+          <w:b/>
+        </w:rPr>
+        <w:t>training</w:t>
+      </w:r>
+      <w:r>
+        <w:rPr>
+          <w:b w:val="0"/>
+        </w:rPr>
+        <w:t xml:space="preserve"> and selection.</w:t>
+      </w:r>
+    </w:p>
+    <w:p>
+      <w:pPr>
+        <w:spacing w:line="336" w:lineRule="auto" w:after="180"/>
+      </w:pPr>
+      <w:r>
+        <w:rPr>
+          <w:b w:val="0"/>
+        </w:rPr>
+        <w:t>Do not merely rename or remove the overlapping files and keep claiming the old score evaluates the repaired experiment. Final data that influenced decisions is no longer reserved.</w:t>
+      </w:r>
+    </w:p>
+    <w:p>
+      <w:pPr>
+        <w:pStyle w:val="Heading2"/>
+      </w:pPr>
+      <w:r>
+        <w:t>All audit conditions and justified actions</w:t>
       </w:r>
     </w:p>
     <w:tbl>
@@ -1539,7 +2205,7 @@
           </w:tcPr>
           <w:p>
             <w:r>
-              <w:t>Step</w:t>
+              <w:t>Complete development audit</w:t>
             </w:r>
           </w:p>
         </w:tc>
@@ -1549,7 +2215,7 @@
           </w:tcPr>
           <w:p>
             <w:r>
-              <w:t>What happens and why</w:t>
+              <w:t>Evidence and required action</w:t>
             </w:r>
           </w:p>
         </w:tc>
@@ -1561,7 +2227,7 @@
           </w:tcPr>
           <w:p>
             <w:r>
-              <w:t>1. Track provenance</w:t>
+              <w:t>Week23E/FversusA/C</w:t>
             </w:r>
           </w:p>
         </w:tc>
@@ -1571,7 +2237,7 @@
           </w:tcPr>
           <w:p>
             <w:r>
-              <w:t>Each flipped copy retains its source ID and parent image reference.</w:t>
+              <w:t>E is the row-swapped Aarray; F is row-swapped C. Adding those variants to training creates exact training/validation duplicate pixels.</w:t>
             </w:r>
           </w:p>
         </w:tc>
@@ -1583,7 +2249,7 @@
           </w:tcPr>
           <w:p>
             <w:r>
-              <w:t>2. Assign by source</w:t>
+              <w:t>Recorded same source in two roles</w:t>
             </w:r>
           </w:p>
         </w:tc>
@@ -1593,7 +2259,7 @@
           </w:tcPr>
           <w:p>
             <w:r>
-              <w:t>A/B originals and flips give 4 training records; C gives 2 validation; D gives 2 final.</w:t>
+              <w:t>Keep the whole source family in one split and re-establish suitable separate evaluation groups.</w:t>
             </w:r>
           </w:p>
         </w:tc>
@@ -1605,7 +2271,7 @@
           </w:tcPr>
           <w:p>
             <w:r>
-              <w:t>3. Check label meaning</w:t>
+              <w:t>Different claimed sources but same pixel array across splits</w:t>
             </w:r>
           </w:p>
         </w:tc>
@@ -1615,15 +2281,70 @@
           </w:tcPr>
           <w:p>
             <w:r>
-              <w:t>Use a flip only if it preserves the declared target; left-arrow/right-arrow labels would not be unchanged.</w:t>
+              <w:t>Audit exact duplicates as well as metadata; do not treat a fresh filename as unseen input. Pixel equality alone does not establish real-object identity.</w:t>
+            </w:r>
+          </w:p>
+        </w:tc>
+      </w:tr>
+      <w:tr>
+        <w:tc>
+          <w:tcPr>
+            <w:tcW w:type="dxa" w:w="5112"/>
+          </w:tcPr>
+          <w:p>
+            <w:r>
+              <w:t>Shared underlying object but different pixels/filenames</w:t>
+            </w:r>
+          </w:p>
+        </w:tc>
+        <w:tc>
+          <w:tcPr>
+            <w:tcW w:type="dxa" w:w="5112"/>
+          </w:tcPr>
+          <w:p>
+            <w:r>
+              <w:t>Source groups must match the evaluation question; recover object/session/parent lineage where required.</w:t>
+            </w:r>
+          </w:p>
+        </w:tc>
+      </w:tr>
+      <w:tr>
+        <w:tc>
+          <w:tcPr>
+            <w:tcW w:type="dxa" w:w="5112"/>
+          </w:tcPr>
+          <w:p>
+            <w:r>
+              <w:t>Validation already selected a model before repair</w:t>
+            </w:r>
+          </w:p>
+        </w:tc>
+        <w:tc>
+          <w:tcPr>
+            <w:tcW w:type="dxa" w:w="5112"/>
+          </w:tcPr>
+          <w:p>
+            <w:r>
+              <w:t>Preserve the old result’s status and rerun affected fitting/selection under the corrected protocol. No repaired score is supplied here.</w:t>
             </w:r>
           </w:p>
         </w:tc>
       </w:tr>
     </w:tbl>
     <w:p>
-      <w:r>
-        <w:t>Match each pictured step to the supplied facts. This is a worked teaching case, not an independent assessment.</w:t>
+      <w:pPr>
+        <w:pStyle w:val="Heading2"/>
+      </w:pPr>
+      <w:r>
+        <w:t>Try the P crop overlap and rerun decision</w:t>
+      </w:r>
+    </w:p>
+    <w:p>
+      <w:pPr>
+        <w:pStyle w:val="ListBullet"/>
+      </w:pPr>
+      <w:r>
+        <w:t>Training contains P original and Q original. Validation contains P crop and R original. Final test contains S original. P crop is derived from P original. Identify the overlap and explain what must be rerun if this validation set already selected a model.</w:t>
       </w:r>
     </w:p>
     <w:p>
@@ -1631,7 +2352,45 @@
         <w:pStyle w:val="Heading3"/>
       </w:pPr>
       <w:r>
-        <w:t>Why this result follows</w:t>
+        <w:t>State one repair and the checks you would rerun.</w:t>
+      </w:r>
+    </w:p>
+    <w:p>
+      <w:r>
+        <w:t>________________________________________________________________</w:t>
+      </w:r>
+    </w:p>
+    <w:p>
+      <w:r>
+        <w:t>________________________________________________________________</w:t>
+      </w:r>
+    </w:p>
+    <w:p>
+      <w:r>
+        <w:t>________________________________________________________________</w:t>
+      </w:r>
+    </w:p>
+    <w:p>
+      <w:r>
+        <w:t>________________________________________________________________</w:t>
+      </w:r>
+    </w:p>
+    <w:p>
+      <w:r>
+        <w:t>________________________________________________________________</w:t>
+      </w:r>
+    </w:p>
+    <w:p>
+      <w:r>
+        <w:t>________________________________________________________________</w:t>
+      </w:r>
+    </w:p>
+    <w:p>
+      <w:pPr>
+        <w:pStyle w:val="Heading2"/>
+      </w:pPr>
+      <w:r>
+        <w:t>Earlier wording, alternatives and picture transcripts · reference / check after trying</w:t>
       </w:r>
     </w:p>
     <w:p>
@@ -1639,55 +2398,36 @@
         <w:pStyle w:val="Heading3"/>
       </w:pPr>
       <w:r>
-        <w:t>Why the result follows</w:t>
-      </w:r>
-    </w:p>
-    <w:p>
-      <w:pPr>
-        <w:spacing w:line="336" w:lineRule="auto" w:after="180"/>
-        <w:shd w:fill="F1F6FC"/>
-      </w:pPr>
-      <w:r>
-        <w:rPr>
-          <w:b w:val="0"/>
-        </w:rPr>
-        <w:t xml:space="preserve">An augmented image remains related to its source. A horizontal flip changes the view, not the identity of the original example. Assign </w:t>
-      </w:r>
-      <w:r>
-        <w:rPr>
-          <w:b/>
-        </w:rPr>
-        <w:t>source group</w:t>
-      </w:r>
-      <w:r>
-        <w:rPr>
-          <w:b w:val="0"/>
-        </w:rPr>
-        <w:t xml:space="preserve">s to </w:t>
-      </w:r>
-      <w:r>
-        <w:rPr>
-          <w:b/>
-        </w:rPr>
-        <w:t>training</w:t>
-      </w:r>
-      <w:r>
-        <w:rPr>
-          <w:b w:val="0"/>
-        </w:rPr>
-        <w:t>, validation and final evaluation before producing copies.</w:t>
-      </w:r>
-    </w:p>
-    <w:p>
-      <w:pPr>
-        <w:spacing w:line="336" w:lineRule="auto" w:after="180"/>
-        <w:shd w:fill="F1F6FC"/>
-      </w:pPr>
-      <w:r>
-        <w:rPr>
-          <w:b w:val="0"/>
-        </w:rPr>
-        <w:t>Also check that the transformation preserves the target: flipping an arrow can change its correct direction label.</w:t>
+        <w:t>Locate the earliest unsupported step</w:t>
+      </w:r>
+    </w:p>
+    <w:p>
+      <w:pPr>
+        <w:pStyle w:val="Heading1"/>
+      </w:pPr>
+      <w:r>
+        <w:t>08. Practise target and lineage reasoning with less help</w:t>
+      </w:r>
+    </w:p>
+    <w:p>
+      <w:r>
+        <w:t>Write both the allowed transformation and retained source identity.</w:t>
+      </w:r>
+    </w:p>
+    <w:p>
+      <w:pPr>
+        <w:pStyle w:val="Heading2"/>
+      </w:pPr>
+      <w:r>
+        <w:t>Current task and response</w:t>
+      </w:r>
+    </w:p>
+    <w:p>
+      <w:pPr>
+        <w:pStyle w:val="ListBullet"/>
+      </w:pPr>
+      <w:r>
+        <w:t>For rows [0, 1], [0, 1], compute d and class before and after swapping rows and after swapping columns.</w:t>
       </w:r>
     </w:p>
     <w:p>
@@ -1695,7 +2435,27 @@
         <w:pStyle w:val="Heading3"/>
       </w:pPr>
       <w:r>
-        <w:t>What this example does not establish</w:t>
+        <w:t>A training image has source ID A. Its row-swapped copy is called A2 and placed in validation. No filenames match across splits. Is the split valid for evaluating unseen source images? Describe the repair.</w:t>
+      </w:r>
+    </w:p>
+    <w:p>
+      <w:r>
+        <w:t>________________________________________________________________</w:t>
+      </w:r>
+    </w:p>
+    <w:p>
+      <w:r>
+        <w:t>________________________________________________________________</w:t>
+      </w:r>
+    </w:p>
+    <w:p>
+      <w:r>
+        <w:t>________________________________________________________________</w:t>
+      </w:r>
+    </w:p>
+    <w:p>
+      <w:r>
+        <w:t>________________________________________________________________</w:t>
       </w:r>
     </w:p>
     <w:p>
@@ -1703,320 +2463,7 @@
         <w:pStyle w:val="Heading3"/>
       </w:pPr>
       <w:r>
-        <w:t>Keep the stated limit</w:t>
-      </w:r>
-    </w:p>
-    <w:p>
-      <w:pPr>
-        <w:spacing w:line="336" w:lineRule="auto" w:after="180"/>
-        <w:shd w:fill="FFF5E6"/>
-      </w:pPr>
-      <w:r>
-        <w:rPr>
-          <w:b/>
-        </w:rPr>
-        <w:t>Augmentation</w:t>
-      </w:r>
-      <w:r>
-        <w:rPr>
-          <w:b w:val="0"/>
-        </w:rPr>
-        <w:t xml:space="preserve"> validity is task-specific, and it cannot manufacture new independent plants or repair inadequate sampling.</w:t>
-      </w:r>
-    </w:p>
-    <w:p>
-      <w:pPr>
-        <w:pStyle w:val="Heading3"/>
-      </w:pPr>
-      <w:r>
-        <w:t>Keep the stated limit</w:t>
-      </w:r>
-    </w:p>
-    <w:p>
-      <w:pPr>
-        <w:spacing w:line="336" w:lineRule="auto" w:after="180"/>
-        <w:shd w:fill="FFF5E6"/>
-      </w:pPr>
-      <w:r>
-        <w:rPr>
-          <w:b w:val="0"/>
-        </w:rPr>
-        <w:t xml:space="preserve">Read the labelled picture: How many independent </w:t>
-      </w:r>
-      <w:r>
-        <w:rPr>
-          <w:b/>
-        </w:rPr>
-        <w:t>source group</w:t>
-      </w:r>
-      <w:r>
-        <w:rPr>
-          <w:b w:val="0"/>
-        </w:rPr>
-        <w:t xml:space="preserve">s are in the final test? Point to the relevant step in the picture, then write the changed result and the rule or </w:t>
-      </w:r>
-      <w:r>
-        <w:rPr>
-          <w:b/>
-        </w:rPr>
-        <w:t>evidence</w:t>
-      </w:r>
-      <w:r>
-        <w:rPr>
-          <w:b w:val="0"/>
-        </w:rPr>
-        <w:t xml:space="preserve"> that supports it.</w:t>
-      </w:r>
-    </w:p>
-    <w:p>
-      <w:pPr>
-        <w:pStyle w:val="Heading3"/>
-      </w:pPr>
-      <w:r>
-        <w:t>Keep the stated limit</w:t>
-      </w:r>
-    </w:p>
-    <w:p>
-      <w:pPr>
-        <w:spacing w:line="336" w:lineRule="auto" w:after="180"/>
-        <w:shd w:fill="FFF5E6"/>
-      </w:pPr>
-      <w:r>
-        <w:rPr>
-          <w:b w:val="0"/>
-        </w:rPr>
-        <w:t xml:space="preserve">Change one thing: Move D’s flipped copy into </w:t>
-      </w:r>
-      <w:r>
-        <w:rPr>
-          <w:b/>
-        </w:rPr>
-        <w:t>training</w:t>
-      </w:r>
-      <w:r>
-        <w:rPr>
-          <w:b w:val="0"/>
-        </w:rPr>
-        <w:t>. Predict the result before checking the explanation. What remains the same?</w:t>
-      </w:r>
-    </w:p>
-    <w:p>
-      <w:pPr>
-        <w:pStyle w:val="Heading1"/>
-      </w:pPr>
-      <w:r>
-        <w:t>07. Find and repair a mistake</w:t>
-      </w:r>
-    </w:p>
-    <w:p>
-      <w:r>
-        <w:t>Find the unsupported step in the Augmentation and leakage claim and explain a repair using the supplied evidence.</w:t>
-      </w:r>
-    </w:p>
-    <w:p>
-      <w:pPr>
-        <w:pStyle w:val="Heading3"/>
-      </w:pPr>
-      <w:r>
-        <w:t>Check the claim against the facts</w:t>
-      </w:r>
-    </w:p>
-    <w:p>
-      <w:pPr>
-        <w:spacing w:line="336" w:lineRule="auto" w:after="180"/>
-        <w:shd w:fill="FFF5E6"/>
-      </w:pPr>
-      <w:r>
-        <w:rPr>
-          <w:b w:val="0"/>
-        </w:rPr>
-        <w:t xml:space="preserve">Week 23 used deliberately constructed toy images. Its validation E is exactly a row-swapped version of </w:t>
-      </w:r>
-      <w:r>
-        <w:rPr>
-          <w:b/>
-        </w:rPr>
-        <w:t>training</w:t>
-      </w:r>
-      <w:r>
-        <w:rPr>
-          <w:b w:val="0"/>
-        </w:rPr>
-        <w:t xml:space="preserve"> A, and F is a row-swapped version of C.</w:t>
-      </w:r>
-    </w:p>
-    <w:p>
-      <w:pPr>
-        <w:spacing w:line="336" w:lineRule="auto" w:after="180"/>
-        <w:shd w:fill="FFF5E6"/>
-      </w:pPr>
-      <w:r>
-        <w:rPr>
-          <w:b w:val="0"/>
-        </w:rPr>
-        <w:t>They had different pixel arrays, but the transformation relation means they are a weak independence test for an experiment that trains on row-swapped variants.</w:t>
-      </w:r>
-    </w:p>
-    <w:p>
-      <w:pPr>
-        <w:spacing w:line="336" w:lineRule="auto" w:after="180"/>
-        <w:shd w:fill="FFF5E6"/>
-      </w:pPr>
-      <w:r>
-        <w:rPr>
-          <w:b w:val="0"/>
-        </w:rPr>
-        <w:t xml:space="preserve">If those variants are added, they become exact </w:t>
-      </w:r>
-      <w:r>
-        <w:rPr>
-          <w:b/>
-        </w:rPr>
-        <w:t>training</w:t>
-      </w:r>
-      <w:r>
-        <w:rPr>
-          <w:b w:val="0"/>
-        </w:rPr>
-        <w:t xml:space="preserve">-validation duplicates. Preserve the original narrow claim and design a new grouped split for the </w:t>
-      </w:r>
-      <w:r>
-        <w:rPr>
-          <w:b/>
-        </w:rPr>
-        <w:t>augmentation</w:t>
-      </w:r>
-      <w:r>
-        <w:rPr>
-          <w:b w:val="0"/>
-        </w:rPr>
-        <w:t xml:space="preserve"> experiment.</w:t>
-      </w:r>
-    </w:p>
-    <w:p>
-      <w:pPr>
-        <w:pStyle w:val="Heading3"/>
-      </w:pPr>
-      <w:r>
-        <w:t>Check the claim against the facts</w:t>
-      </w:r>
-    </w:p>
-    <w:p>
-      <w:pPr>
-        <w:spacing w:line="336" w:lineRule="auto" w:after="180"/>
-        <w:shd w:fill="FFF5E6"/>
-      </w:pPr>
-      <w:r>
-        <w:rPr>
-          <w:b/>
-        </w:rPr>
-        <w:t>Source group</w:t>
-      </w:r>
-      <w:r>
-        <w:rPr>
-          <w:b w:val="0"/>
-        </w:rPr>
-        <w:t>s should match the evaluation question. If the goal is generalisation to new objects or people, several photographs of the same object or person may need one group even when they have different original file IDs.</w:t>
-      </w:r>
-    </w:p>
-    <w:p>
-      <w:pPr>
-        <w:spacing w:line="336" w:lineRule="auto" w:after="180"/>
-        <w:shd w:fill="FFF5E6"/>
-      </w:pPr>
-      <w:r>
-        <w:rPr>
-          <w:b w:val="0"/>
-        </w:rPr>
-        <w:t>A lineage audit catches recorded relationships; an exact-pixel audit catches duplicates with inconsistent IDs. Neither audit alone proves that all dependence has been removed.</w:t>
-      </w:r>
-    </w:p>
-    <w:p>
-      <w:pPr>
-        <w:pStyle w:val="Heading3"/>
-      </w:pPr>
-      <w:r>
-        <w:t>Check the claim against the facts</w:t>
-      </w:r>
-    </w:p>
-    <w:p>
-      <w:pPr>
-        <w:spacing w:line="336" w:lineRule="auto" w:after="180"/>
-        <w:shd w:fill="FFF5E6"/>
-      </w:pPr>
-      <w:r>
-        <w:rPr>
-          <w:b w:val="0"/>
-        </w:rPr>
-        <w:t xml:space="preserve">When a leak is discovered after validation has influenced choices, repair the split and rerun </w:t>
-      </w:r>
-      <w:r>
-        <w:rPr>
-          <w:b/>
-        </w:rPr>
-        <w:t>training</w:t>
-      </w:r>
-      <w:r>
-        <w:rPr>
-          <w:b w:val="0"/>
-        </w:rPr>
-        <w:t xml:space="preserve"> and selection.</w:t>
-      </w:r>
-    </w:p>
-    <w:p>
-      <w:pPr>
-        <w:spacing w:line="336" w:lineRule="auto" w:after="180"/>
-        <w:shd w:fill="FFF5E6"/>
-      </w:pPr>
-      <w:r>
-        <w:rPr>
-          <w:b w:val="0"/>
-        </w:rPr>
-        <w:t>Do not merely rename or remove the overlapping files and keep claiming the old score evaluates the repaired experiment. Final data that influenced decisions is no longer reserved.</w:t>
-      </w:r>
-    </w:p>
-    <w:p>
-      <w:pPr>
-        <w:pStyle w:val="Heading3"/>
-      </w:pPr>
-      <w:r>
-        <w:t>Locate the earliest unsupported step</w:t>
-      </w:r>
-    </w:p>
-    <w:p>
-      <w:pPr>
-        <w:spacing w:line="336" w:lineRule="auto" w:after="180"/>
-      </w:pPr>
-      <w:r>
-        <w:rPr>
-          <w:b/>
-        </w:rPr>
-        <w:t>Training</w:t>
-      </w:r>
-      <w:r>
-        <w:rPr>
-          <w:b w:val="0"/>
-        </w:rPr>
-        <w:t xml:space="preserve"> contains P original and Q original. Validation contains P crop and R original. Final test contains S original. P crop is derived from P original.</w:t>
-      </w:r>
-    </w:p>
-    <w:p>
-      <w:pPr>
-        <w:spacing w:line="336" w:lineRule="auto" w:after="180"/>
-      </w:pPr>
-      <w:r>
-        <w:rPr>
-          <w:b w:val="0"/>
-        </w:rPr>
-        <w:t>Identify the overlap and explain what must be rerun if this validation set already selected a model.</w:t>
-      </w:r>
-    </w:p>
-    <w:p>
-      <w:pPr>
-        <w:pStyle w:val="Heading3"/>
-      </w:pPr>
-      <w:r>
-        <w:t>State one repair and the checks you would rerun.</w:t>
+        <w:t>Explain your prediction to a partner before comparing results.</w:t>
       </w:r>
     </w:p>
     <w:p>
@@ -2040,101 +2487,11 @@
       </w:r>
     </w:p>
     <w:p>
-      <w:r>
-        <w:t>________________________________________________________________</w:t>
-      </w:r>
-    </w:p>
-    <w:p>
-      <w:r>
-        <w:t>________________________________________________________________</w:t>
-      </w:r>
-    </w:p>
-    <w:p>
-      <w:pPr>
-        <w:pStyle w:val="Heading1"/>
-      </w:pPr>
-      <w:r>
-        <w:t>08. Practise together</w:t>
-      </w:r>
-    </w:p>
-    <w:p>
-      <w:r>
-        <w:t>Practise Augmentation and leakage with support, then explain the deciding step in your own words.</w:t>
-      </w:r>
-    </w:p>
-    <w:p>
-      <w:pPr>
-        <w:spacing w:line="336" w:lineRule="auto" w:after="180"/>
-      </w:pPr>
-      <w:r>
-        <w:rPr>
-          <w:b w:val="0"/>
-        </w:rPr>
-        <w:t>For rows [0, 1], [0, 1], compute d and class before and after swapping rows and after swapping columns.</w:t>
-      </w:r>
-    </w:p>
-    <w:p>
-      <w:pPr>
-        <w:pStyle w:val="Heading3"/>
-      </w:pPr>
-      <w:r>
-        <w:t>A training image has source ID A. Its row-swapped copy is called A2 and placed in validation. No filenames match across splits. Is the split valid for evaluating unseen source images? Describe the repair.</w:t>
-      </w:r>
-    </w:p>
-    <w:p>
-      <w:r>
-        <w:t>________________________________________________________________</w:t>
-      </w:r>
-    </w:p>
-    <w:p>
-      <w:r>
-        <w:t>________________________________________________________________</w:t>
-      </w:r>
-    </w:p>
-    <w:p>
-      <w:r>
-        <w:t>________________________________________________________________</w:t>
-      </w:r>
-    </w:p>
-    <w:p>
-      <w:r>
-        <w:t>________________________________________________________________</w:t>
-      </w:r>
-    </w:p>
-    <w:p>
-      <w:pPr>
-        <w:pStyle w:val="Heading3"/>
-      </w:pPr>
-      <w:r>
-        <w:t>Explain your prediction to a partner before comparing results.</w:t>
-      </w:r>
-    </w:p>
-    <w:p>
-      <w:r>
-        <w:t>________________________________________________________________</w:t>
-      </w:r>
-    </w:p>
-    <w:p>
-      <w:r>
-        <w:t>________________________________________________________________</w:t>
-      </w:r>
-    </w:p>
-    <w:p>
-      <w:r>
-        <w:t>________________________________________________________________</w:t>
-      </w:r>
-    </w:p>
-    <w:p>
-      <w:r>
-        <w:t>________________________________________________________________</w:t>
-      </w:r>
-    </w:p>
-    <w:p>
-      <w:pPr>
-        <w:pStyle w:val="Heading3"/>
-      </w:pPr>
-      <w:r>
-        <w:t>Practise with less help: Keep the equality boundary</w:t>
+      <w:pPr>
+        <w:pStyle w:val="Heading2"/>
+      </w:pPr>
+      <w:r>
+        <w:t>Supported W2 record</w:t>
       </w:r>
     </w:p>
     <w:p>
@@ -2276,117 +2633,49 @@
     </w:p>
     <w:p>
       <w:pPr>
+        <w:pStyle w:val="Heading2"/>
+      </w:pPr>
+      <w:r>
+        <w:t>Individual misconception check</w:t>
+      </w:r>
+    </w:p>
+    <w:p>
+      <w:pPr>
+        <w:pStyle w:val="ListBullet"/>
+      </w:pPr>
+      <w:r>
+        <w:t>Use the worked case for Augmentation and leakage. Proposed explanation: “Every image flip preserves the label”. Decide whether this explanation is supported. Point to the step or supplied fact that decides; explain your repair if needed.</w:t>
+      </w:r>
+    </w:p>
+    <w:p>
+      <w:pPr>
+        <w:pStyle w:val="ListBullet"/>
+      </w:pPr>
+      <w:r>
+        <w:t>Answer on your own before discussion. If you are unsure, say which step you need help with.</w:t>
+      </w:r>
+    </w:p>
+    <w:p>
+      <w:pPr>
+        <w:pStyle w:val="Heading2"/>
+      </w:pPr>
+      <w:r>
+        <w:t>Pictured independent-source count</w:t>
+      </w:r>
+    </w:p>
+    <w:p>
+      <w:pPr>
+        <w:pStyle w:val="ListBullet"/>
+      </w:pPr>
+      <w:r>
+        <w:t>How many independent source groups are in the final test? Point to the relevant step in the picture, then write the changed result and the rule or evidence that supports it.</w:t>
+      </w:r>
+    </w:p>
+    <w:p>
+      <w:pPr>
         <w:pStyle w:val="Heading3"/>
       </w:pPr>
       <w:r>
-        <w:t>Check your reasoning</w:t>
-      </w:r>
-    </w:p>
-    <w:p>
-      <w:pPr>
-        <w:spacing w:line="336" w:lineRule="auto" w:after="180"/>
-      </w:pPr>
-      <w:r>
-        <w:rPr>
-          <w:b w:val="0"/>
-        </w:rPr>
-        <w:t xml:space="preserve">Use the worked case for </w:t>
-      </w:r>
-      <w:r>
-        <w:rPr>
-          <w:b/>
-        </w:rPr>
-        <w:t>Augmentation</w:t>
-      </w:r>
-      <w:r>
-        <w:rPr>
-          <w:b w:val="0"/>
-        </w:rPr>
-        <w:t xml:space="preserve"> and </w:t>
-      </w:r>
-      <w:r>
-        <w:rPr>
-          <w:b/>
-        </w:rPr>
-        <w:t>leakage</w:t>
-      </w:r>
-      <w:r>
-        <w:rPr>
-          <w:b w:val="0"/>
-        </w:rPr>
-        <w:t>. Proposed explanation: “Every image flip preserves the label”. Decide whether this explanation is supported.</w:t>
-      </w:r>
-    </w:p>
-    <w:p>
-      <w:pPr>
-        <w:spacing w:line="336" w:lineRule="auto" w:after="180"/>
-      </w:pPr>
-      <w:r>
-        <w:rPr>
-          <w:b w:val="0"/>
-        </w:rPr>
-        <w:t>Point to the step or supplied fact that decides; explain your repair if needed.</w:t>
-      </w:r>
-    </w:p>
-    <w:p>
-      <w:pPr>
-        <w:spacing w:line="336" w:lineRule="auto" w:after="180"/>
-      </w:pPr>
-      <w:r>
-        <w:rPr>
-          <w:b w:val="0"/>
-        </w:rPr>
-        <w:t>Answer on your own before discussion. If you are unsure, say which step you need help with.</w:t>
-      </w:r>
-    </w:p>
-    <w:p>
-      <w:pPr>
-        <w:pStyle w:val="Heading3"/>
-      </w:pPr>
-      <w:r>
-        <w:t>Explain the picture</w:t>
-      </w:r>
-    </w:p>
-    <w:p>
-      <w:pPr>
-        <w:spacing w:line="336" w:lineRule="auto" w:after="180"/>
-      </w:pPr>
-      <w:r>
-        <w:rPr>
-          <w:b w:val="0"/>
-        </w:rPr>
-        <w:t xml:space="preserve">How many independent </w:t>
-      </w:r>
-      <w:r>
-        <w:rPr>
-          <w:b/>
-        </w:rPr>
-        <w:t>source group</w:t>
-      </w:r>
-      <w:r>
-        <w:rPr>
-          <w:b w:val="0"/>
-        </w:rPr>
-        <w:t xml:space="preserve">s are in the final test? Point to the relevant step in the picture, then write the changed result and the rule or </w:t>
-      </w:r>
-      <w:r>
-        <w:rPr>
-          <w:b/>
-        </w:rPr>
-        <w:t>evidence</w:t>
-      </w:r>
-      <w:r>
-        <w:rPr>
-          <w:b w:val="0"/>
-        </w:rPr>
-        <w:t xml:space="preserve"> that supports it.</w:t>
-      </w:r>
-    </w:p>
-    <w:p>
-      <w:pPr>
-        <w:pStyle w:val="Heading3"/>
-      </w:pPr>
-      <w:r>
         <w:t>My explanation using a pictured step and the given facts</w:t>
       </w:r>
     </w:p>
@@ -2408,6 +2697,14 @@
     <w:p>
       <w:r>
         <w:t>________________________________________________________________</w:t>
+      </w:r>
+    </w:p>
+    <w:p>
+      <w:pPr>
+        <w:pStyle w:val="Heading2"/>
+      </w:pPr>
+      <w:r>
+        <w:t>Reserve the independent six-source count</w:t>
       </w:r>
     </w:p>
     <w:p>
@@ -2423,29 +2720,60 @@
     </w:p>
     <w:p>
       <w:pPr>
+        <w:pStyle w:val="Heading2"/>
+      </w:pPr>
+      <w:r>
+        <w:t>Earlier wording, alternatives and picture transcripts · reference / check after trying</w:t>
+      </w:r>
+    </w:p>
+    <w:p>
+      <w:pPr>
+        <w:pStyle w:val="Heading3"/>
+      </w:pPr>
+      <w:r>
+        <w:t>Practise with less help: Keep the equality boundary</w:t>
+      </w:r>
+    </w:p>
+    <w:p>
+      <w:pPr>
+        <w:pStyle w:val="Heading3"/>
+      </w:pPr>
+      <w:r>
+        <w:t>Check your reasoning</w:t>
+      </w:r>
+    </w:p>
+    <w:p>
+      <w:pPr>
+        <w:pStyle w:val="Heading3"/>
+      </w:pPr>
+      <w:r>
+        <w:t>Explain the picture</w:t>
+      </w:r>
+    </w:p>
+    <w:p>
+      <w:pPr>
         <w:pStyle w:val="Heading1"/>
       </w:pPr>
       <w:r>
-        <w:t>09. Run the investigation</w:t>
-      </w:r>
-    </w:p>
-    <w:p>
-      <w:r>
-        <w:t>Investigate Augmentation and leakage. Record the prediction, actual observation or labelled paper trace, explanation and next test separately.</w:t>
-      </w:r>
-    </w:p>
-    <w:p>
-      <w:pPr>
-        <w:pStyle w:val="Heading3"/>
-      </w:pPr>
-      <w:r>
-        <w:t>Predict, investigate and preserve the evidence</w:t>
+        <w:t>09. Run a complete label,provenance and budget audit</w:t>
+      </w:r>
+    </w:p>
+    <w:p>
+      <w:r>
+        <w:t>All original arrays,derived-record rules,faulty manifests and count assumptions are supplied.</w:t>
+      </w:r>
+    </w:p>
+    <w:p>
+      <w:pPr>
+        <w:pStyle w:val="Heading2"/>
+      </w:pPr>
+      <w:r>
+        <w:t>Current tie task and original transform functions</w:t>
       </w:r>
     </w:p>
     <w:p>
       <w:pPr>
         <w:spacing w:line="336" w:lineRule="auto" w:after="180"/>
-        <w:shd w:fill="F5F1FB"/>
       </w:pPr>
       <w:r>
         <w:rPr>
@@ -2491,6 +2819,1215 @@
         <w:t>assert label(tie) == label(swap_columns(tie)) == 0</w:t>
         <w:br/>
         <w:t>assert x == [[1, 0], [0, 0]]</w:t>
+      </w:r>
+    </w:p>
+    <w:p>
+      <w:pPr>
+        <w:pStyle w:val="Heading2"/>
+      </w:pPr>
+      <w:r>
+        <w:t>Complete P–T source registry and retention counts</w:t>
+      </w:r>
+    </w:p>
+    <w:tbl>
+      <w:tblPr>
+        <w:tblStyle w:val="LightShading-Accent1"/>
+        <w:tblW w:type="auto" w:w="0"/>
+        <w:tblLook w:firstColumn="1" w:firstRow="1" w:lastColumn="0" w:lastRow="0" w:noHBand="0" w:noVBand="1" w:val="04A0"/>
+      </w:tblPr>
+      <w:tblGrid>
+        <w:gridCol w:w="2045"/>
+        <w:gridCol w:w="2045"/>
+        <w:gridCol w:w="2045"/>
+        <w:gridCol w:w="2045"/>
+        <w:gridCol w:w="2045"/>
+      </w:tblGrid>
+      <w:tr>
+        <w:trPr>
+          <w:tblHeader/>
+        </w:trPr>
+        <w:tc>
+          <w:tcPr>
+            <w:tcW w:type="dxa" w:w="2045"/>
+          </w:tcPr>
+          <w:p>
+            <w:r>
+              <w:t>Complete fictional original source</w:t>
+            </w:r>
+          </w:p>
+        </w:tc>
+        <w:tc>
+          <w:tcPr>
+            <w:tcW w:type="dxa" w:w="2045"/>
+          </w:tcPr>
+          <w:p>
+            <w:r>
+              <w:t>Binary image rows</w:t>
+            </w:r>
+          </w:p>
+        </w:tc>
+        <w:tc>
+          <w:tcPr>
+            <w:tcW w:type="dxa" w:w="2045"/>
+          </w:tcPr>
+          <w:p>
+            <w:r>
+              <w:t>Class under known rule</w:t>
+            </w:r>
+          </w:p>
+        </w:tc>
+        <w:tc>
+          <w:tcPr>
+            <w:tcW w:type="dxa" w:w="2045"/>
+          </w:tcPr>
+          <w:p>
+            <w:r>
+              <w:t>Assigned role</w:t>
+            </w:r>
+          </w:p>
+        </w:tc>
+        <w:tc>
+          <w:tcPr>
+            <w:tcW w:type="dxa" w:w="2045"/>
+          </w:tcPr>
+          <w:p>
+            <w:r>
+              <w:t>Retention policy</w:t>
+            </w:r>
+          </w:p>
+        </w:tc>
+      </w:tr>
+      <w:tr>
+        <w:tc>
+          <w:tcPr>
+            <w:tcW w:type="dxa" w:w="2045"/>
+          </w:tcPr>
+          <w:p>
+            <w:r>
+              <w:t>P</w:t>
+            </w:r>
+          </w:p>
+        </w:tc>
+        <w:tc>
+          <w:tcPr>
+            <w:tcW w:type="dxa" w:w="2045"/>
+          </w:tcPr>
+          <w:p>
+            <w:r>
+              <w:t>[1, 0]; [0, 0]</w:t>
+            </w:r>
+          </w:p>
+        </w:tc>
+        <w:tc>
+          <w:tcPr>
+            <w:tcW w:type="dxa" w:w="2045"/>
+          </w:tcPr>
+          <w:p>
+            <w:r>
+              <w:t>1</w:t>
+            </w:r>
+          </w:p>
+        </w:tc>
+        <w:tc>
+          <w:tcPr>
+            <w:tcW w:type="dxa" w:w="2045"/>
+          </w:tcPr>
+          <w:p>
+            <w:r>
+              <w:t>Training</w:t>
+            </w:r>
+          </w:p>
+        </w:tc>
+        <w:tc>
+          <w:tcPr>
+            <w:tcW w:type="dxa" w:w="2045"/>
+          </w:tcPr>
+          <w:p>
+            <w:r>
+              <w:t>Original and row swap</w:t>
+            </w:r>
+          </w:p>
+        </w:tc>
+      </w:tr>
+      <w:tr>
+        <w:tc>
+          <w:tcPr>
+            <w:tcW w:type="dxa" w:w="2045"/>
+          </w:tcPr>
+          <w:p>
+            <w:r>
+              <w:t>Q</w:t>
+            </w:r>
+          </w:p>
+        </w:tc>
+        <w:tc>
+          <w:tcPr>
+            <w:tcW w:type="dxa" w:w="2045"/>
+          </w:tcPr>
+          <w:p>
+            <w:r>
+              <w:t>[0, 1]; [0, 0]</w:t>
+            </w:r>
+          </w:p>
+        </w:tc>
+        <w:tc>
+          <w:tcPr>
+            <w:tcW w:type="dxa" w:w="2045"/>
+          </w:tcPr>
+          <w:p>
+            <w:r>
+              <w:t>0</w:t>
+            </w:r>
+          </w:p>
+        </w:tc>
+        <w:tc>
+          <w:tcPr>
+            <w:tcW w:type="dxa" w:w="2045"/>
+          </w:tcPr>
+          <w:p>
+            <w:r>
+              <w:t>Training</w:t>
+            </w:r>
+          </w:p>
+        </w:tc>
+        <w:tc>
+          <w:tcPr>
+            <w:tcW w:type="dxa" w:w="2045"/>
+          </w:tcPr>
+          <w:p>
+            <w:r>
+              <w:t>Original and row swap</w:t>
+            </w:r>
+          </w:p>
+        </w:tc>
+      </w:tr>
+      <w:tr>
+        <w:tc>
+          <w:tcPr>
+            <w:tcW w:type="dxa" w:w="2045"/>
+          </w:tcPr>
+          <w:p>
+            <w:r>
+              <w:t>R</w:t>
+            </w:r>
+          </w:p>
+        </w:tc>
+        <w:tc>
+          <w:tcPr>
+            <w:tcW w:type="dxa" w:w="2045"/>
+          </w:tcPr>
+          <w:p>
+            <w:r>
+              <w:t>[1, 0]; [1, 0]</w:t>
+            </w:r>
+          </w:p>
+        </w:tc>
+        <w:tc>
+          <w:tcPr>
+            <w:tcW w:type="dxa" w:w="2045"/>
+          </w:tcPr>
+          <w:p>
+            <w:r>
+              <w:t>1</w:t>
+            </w:r>
+          </w:p>
+        </w:tc>
+        <w:tc>
+          <w:tcPr>
+            <w:tcW w:type="dxa" w:w="2045"/>
+          </w:tcPr>
+          <w:p>
+            <w:r>
+              <w:t>Validation</w:t>
+            </w:r>
+          </w:p>
+        </w:tc>
+        <w:tc>
+          <w:tcPr>
+            <w:tcW w:type="dxa" w:w="2045"/>
+          </w:tcPr>
+          <w:p>
+            <w:r>
+              <w:t>Original only</w:t>
+            </w:r>
+          </w:p>
+        </w:tc>
+      </w:tr>
+      <w:tr>
+        <w:tc>
+          <w:tcPr>
+            <w:tcW w:type="dxa" w:w="2045"/>
+          </w:tcPr>
+          <w:p>
+            <w:r>
+              <w:t>S</w:t>
+            </w:r>
+          </w:p>
+        </w:tc>
+        <w:tc>
+          <w:tcPr>
+            <w:tcW w:type="dxa" w:w="2045"/>
+          </w:tcPr>
+          <w:p>
+            <w:r>
+              <w:t>[0, 1]; [0, 1]</w:t>
+            </w:r>
+          </w:p>
+        </w:tc>
+        <w:tc>
+          <w:tcPr>
+            <w:tcW w:type="dxa" w:w="2045"/>
+          </w:tcPr>
+          <w:p>
+            <w:r>
+              <w:t>0</w:t>
+            </w:r>
+          </w:p>
+        </w:tc>
+        <w:tc>
+          <w:tcPr>
+            <w:tcW w:type="dxa" w:w="2045"/>
+          </w:tcPr>
+          <w:p>
+            <w:r>
+              <w:t>Final</w:t>
+            </w:r>
+          </w:p>
+        </w:tc>
+        <w:tc>
+          <w:tcPr>
+            <w:tcW w:type="dxa" w:w="2045"/>
+          </w:tcPr>
+          <w:p>
+            <w:r>
+              <w:t>Original only</w:t>
+            </w:r>
+          </w:p>
+        </w:tc>
+      </w:tr>
+      <w:tr>
+        <w:tc>
+          <w:tcPr>
+            <w:tcW w:type="dxa" w:w="2045"/>
+          </w:tcPr>
+          <w:p>
+            <w:r>
+              <w:t>T</w:t>
+            </w:r>
+          </w:p>
+        </w:tc>
+        <w:tc>
+          <w:tcPr>
+            <w:tcW w:type="dxa" w:w="2045"/>
+          </w:tcPr>
+          <w:p>
+            <w:r>
+              <w:t>[1, 1]; [0, 0]</w:t>
+            </w:r>
+          </w:p>
+        </w:tc>
+        <w:tc>
+          <w:tcPr>
+            <w:tcW w:type="dxa" w:w="2045"/>
+          </w:tcPr>
+          <w:p>
+            <w:r>
+              <w:t>0</w:t>
+            </w:r>
+          </w:p>
+        </w:tc>
+        <w:tc>
+          <w:tcPr>
+            <w:tcW w:type="dxa" w:w="2045"/>
+          </w:tcPr>
+          <w:p>
+            <w:r>
+              <w:t>Final</w:t>
+            </w:r>
+          </w:p>
+        </w:tc>
+        <w:tc>
+          <w:tcPr>
+            <w:tcW w:type="dxa" w:w="2045"/>
+          </w:tcPr>
+          <w:p>
+            <w:r>
+              <w:t>Original only</w:t>
+            </w:r>
+          </w:p>
+        </w:tc>
+      </w:tr>
+    </w:tbl>
+    <w:tbl>
+      <w:tblPr>
+        <w:tblStyle w:val="LightShading-Accent1"/>
+        <w:tblW w:type="auto" w:w="0"/>
+        <w:tblLook w:firstColumn="1" w:firstRow="1" w:lastColumn="0" w:lastRow="0" w:noHBand="0" w:noVBand="1" w:val="04A0"/>
+      </w:tblPr>
+      <w:tblGrid>
+        <w:gridCol w:w="2556"/>
+        <w:gridCol w:w="2556"/>
+        <w:gridCol w:w="2556"/>
+        <w:gridCol w:w="2556"/>
+      </w:tblGrid>
+      <w:tr>
+        <w:trPr>
+          <w:tblHeader/>
+        </w:trPr>
+        <w:tc>
+          <w:tcPr>
+            <w:tcW w:type="dxa" w:w="2556"/>
+          </w:tcPr>
+          <w:p>
+            <w:r>
+              <w:t>Registry result</w:t>
+            </w:r>
+          </w:p>
+        </w:tc>
+        <w:tc>
+          <w:tcPr>
+            <w:tcW w:type="dxa" w:w="2556"/>
+          </w:tcPr>
+          <w:p>
+            <w:r>
+              <w:t>Source groups</w:t>
+            </w:r>
+          </w:p>
+        </w:tc>
+        <w:tc>
+          <w:tcPr>
+            <w:tcW w:type="dxa" w:w="2556"/>
+          </w:tcPr>
+          <w:p>
+            <w:r>
+              <w:t>Retained records</w:t>
+            </w:r>
+          </w:p>
+        </w:tc>
+        <w:tc>
+          <w:tcPr>
+            <w:tcW w:type="dxa" w:w="2556"/>
+          </w:tcPr>
+          <w:p>
+            <w:r>
+              <w:t>Derived evaluation records excluded</w:t>
+            </w:r>
+          </w:p>
+        </w:tc>
+      </w:tr>
+      <w:tr>
+        <w:tc>
+          <w:tcPr>
+            <w:tcW w:type="dxa" w:w="2556"/>
+          </w:tcPr>
+          <w:p>
+            <w:r>
+              <w:t>Training P/Q</w:t>
+            </w:r>
+          </w:p>
+        </w:tc>
+        <w:tc>
+          <w:tcPr>
+            <w:tcW w:type="dxa" w:w="2556"/>
+          </w:tcPr>
+          <w:p>
+            <w:r>
+              <w:t>2</w:t>
+            </w:r>
+          </w:p>
+        </w:tc>
+        <w:tc>
+          <w:tcPr>
+            <w:tcW w:type="dxa" w:w="2556"/>
+          </w:tcPr>
+          <w:p>
+            <w:r>
+              <w:t>4</w:t>
+            </w:r>
+          </w:p>
+        </w:tc>
+        <w:tc>
+          <w:tcPr>
+            <w:tcW w:type="dxa" w:w="2556"/>
+          </w:tcPr>
+          <w:p>
+            <w:r>
+              <w:t>0</w:t>
+            </w:r>
+          </w:p>
+        </w:tc>
+      </w:tr>
+      <w:tr>
+        <w:tc>
+          <w:tcPr>
+            <w:tcW w:type="dxa" w:w="2556"/>
+          </w:tcPr>
+          <w:p>
+            <w:r>
+              <w:t>Validation R</w:t>
+            </w:r>
+          </w:p>
+        </w:tc>
+        <w:tc>
+          <w:tcPr>
+            <w:tcW w:type="dxa" w:w="2556"/>
+          </w:tcPr>
+          <w:p>
+            <w:r>
+              <w:t>1</w:t>
+            </w:r>
+          </w:p>
+        </w:tc>
+        <w:tc>
+          <w:tcPr>
+            <w:tcW w:type="dxa" w:w="2556"/>
+          </w:tcPr>
+          <w:p>
+            <w:r>
+              <w:t>1</w:t>
+            </w:r>
+          </w:p>
+        </w:tc>
+        <w:tc>
+          <w:tcPr>
+            <w:tcW w:type="dxa" w:w="2556"/>
+          </w:tcPr>
+          <w:p>
+            <w:r>
+              <w:t>1</w:t>
+            </w:r>
+          </w:p>
+        </w:tc>
+      </w:tr>
+      <w:tr>
+        <w:tc>
+          <w:tcPr>
+            <w:tcW w:type="dxa" w:w="2556"/>
+          </w:tcPr>
+          <w:p>
+            <w:r>
+              <w:t>Final S/T</w:t>
+            </w:r>
+          </w:p>
+        </w:tc>
+        <w:tc>
+          <w:tcPr>
+            <w:tcW w:type="dxa" w:w="2556"/>
+          </w:tcPr>
+          <w:p>
+            <w:r>
+              <w:t>2</w:t>
+            </w:r>
+          </w:p>
+        </w:tc>
+        <w:tc>
+          <w:tcPr>
+            <w:tcW w:type="dxa" w:w="2556"/>
+          </w:tcPr>
+          <w:p>
+            <w:r>
+              <w:t>2</w:t>
+            </w:r>
+          </w:p>
+        </w:tc>
+        <w:tc>
+          <w:tcPr>
+            <w:tcW w:type="dxa" w:w="2556"/>
+          </w:tcPr>
+          <w:p>
+            <w:r>
+              <w:t>2</w:t>
+            </w:r>
+          </w:p>
+        </w:tc>
+      </w:tr>
+      <w:tr>
+        <w:tc>
+          <w:tcPr>
+            <w:tcW w:type="dxa" w:w="2556"/>
+          </w:tcPr>
+          <w:p>
+            <w:r>
+              <w:t>Total</w:t>
+            </w:r>
+          </w:p>
+        </w:tc>
+        <w:tc>
+          <w:tcPr>
+            <w:tcW w:type="dxa" w:w="2556"/>
+          </w:tcPr>
+          <w:p>
+            <w:r>
+              <w:t>5</w:t>
+            </w:r>
+          </w:p>
+        </w:tc>
+        <w:tc>
+          <w:tcPr>
+            <w:tcW w:type="dxa" w:w="2556"/>
+          </w:tcPr>
+          <w:p>
+            <w:r>
+              <w:t>7</w:t>
+            </w:r>
+          </w:p>
+        </w:tc>
+        <w:tc>
+          <w:tcPr>
+            <w:tcW w:type="dxa" w:w="2556"/>
+          </w:tcPr>
+          <w:p>
+            <w:r>
+              <w:t>3</w:t>
+            </w:r>
+          </w:p>
+        </w:tc>
+      </w:tr>
+    </w:tbl>
+    <w:p>
+      <w:pPr>
+        <w:pStyle w:val="Heading2"/>
+      </w:pPr>
+      <w:r>
+        <w:t>Complete runnable label and overlap audit</w:t>
+      </w:r>
+    </w:p>
+    <w:p>
+      <w:r>
+        <w:rPr>
+          <w:rFonts w:ascii="Courier New" w:hAnsi="Courier New"/>
+          <w:sz w:val="18"/>
+        </w:rPr>
+        <w:t># Complete fictional provenance audit. No model is trained and no new score is claimed.</w:t>
+        <w:br/>
+        <w:t>from copy import deepcopy</w:t>
+        <w:br/>
+        <w:t>from itertools import product</w:t>
+        <w:br/>
+        <w:br/>
+        <w:t>def difference(x):</w:t>
+        <w:br/>
+        <w:t xml:space="preserve">    return x[0][0]+x[1][0]-x[0][1]-x[1][1]</w:t>
+        <w:br/>
+        <w:t>def label(x):</w:t>
+        <w:br/>
+        <w:t xml:space="preserve">    return int(difference(x)&gt;0)</w:t>
+        <w:br/>
+        <w:t>def swap_rows(x):</w:t>
+        <w:br/>
+        <w:t xml:space="preserve">    return [x[1][:],x[0][:]]</w:t>
+        <w:br/>
+        <w:t>def swap_columns(x):</w:t>
+        <w:br/>
+        <w:t xml:space="preserve">    return [row[::-1] for row in x]</w:t>
+        <w:br/>
+        <w:br/>
+        <w:t># Every binary 2x2 pattern checks the known mathematical rule, not unknown real labels.</w:t>
+        <w:br/>
+        <w:t>for bits in product([0,1],repeat=4):</w:t>
+        <w:br/>
+        <w:t xml:space="preserve">    x=[list(bits[:2]),list(bits[2:])]</w:t>
+        <w:br/>
+        <w:t xml:space="preserve">    assert label(swap_rows(x))==label(x)</w:t>
+        <w:br/>
+        <w:t xml:space="preserve">    assert difference(swap_columns(x))==-difference(x)</w:t>
+        <w:br/>
+        <w:t xml:space="preserve">    expected=0 if difference(x)==0 else 1-label(x)</w:t>
+        <w:br/>
+        <w:t xml:space="preserve">    assert label(swap_columns(x))==expected</w:t>
+        <w:br/>
+        <w:t>print('all 16 binary patterns: row swaps preserve labels; column swaps require the declared rule')</w:t>
+        <w:br/>
+        <w:br/>
+        <w:t>sources = {</w:t>
+        <w:br/>
+        <w:t xml:space="preserve">    'P': ([[1,0],[0,0]], 'training'),</w:t>
+        <w:br/>
+        <w:t xml:space="preserve">    'Q': ([[0,1],[0,0]], 'training'),</w:t>
+        <w:br/>
+        <w:t xml:space="preserve">    'R': ([[1,0],[1,0]], 'validation'),</w:t>
+        <w:br/>
+        <w:t xml:space="preserve">    'S': ([[0,1],[0,1]], 'final'),</w:t>
+        <w:br/>
+        <w:t xml:space="preserve">    'T': ([[1,1],[0,0]], 'final'),</w:t>
+        <w:br/>
+        <w:t>}</w:t>
+        <w:br/>
+        <w:t>inventory=[]</w:t>
+        <w:br/>
+        <w:t>for group,(image,split) in sources.items():</w:t>
+        <w:br/>
+        <w:t xml:space="preserve">    for transform,pixels in [('original',deepcopy(image)),('row_swap',swap_rows(image))]:</w:t>
+        <w:br/>
+        <w:t xml:space="preserve">        inventory.append({'id':group+'-'+transform,'source':group,'parent':None if transform=='original' else group+'-original',</w:t>
+        <w:br/>
+        <w:t xml:space="preserve">                          'split':split,'transform':transform,'pixels':pixels,'label':label(pixels)})</w:t>
+        <w:br/>
+        <w:t>retained=[r for r in inventory if r['split']=='training' or r['transform']=='original']</w:t>
+        <w:br/>
+        <w:br/>
+        <w:t>def audit(records):</w:t>
+        <w:br/>
+        <w:t xml:space="preserve">    groups={};pixels={}</w:t>
+        <w:br/>
+        <w:t xml:space="preserve">    for r in records:</w:t>
+        <w:br/>
+        <w:t xml:space="preserve">        groups.setdefault(r['source'],set()).add(r['split'])</w:t>
+        <w:br/>
+        <w:t xml:space="preserve">        key=tuple(tuple(row) for row in r['pixels'])</w:t>
+        <w:br/>
+        <w:t xml:space="preserve">        pixels.setdefault(key,[]).append((r['id'],r['split']))</w:t>
+        <w:br/>
+        <w:t xml:space="preserve">    shared_groups={g:sorted(s) for g,s in groups.items() if len(s)&gt;1}</w:t>
+        <w:br/>
+        <w:t xml:space="preserve">    duplicate_pixels=[pairs for pairs in pixels.values() if len({split for _,split in pairs})&gt;1]</w:t>
+        <w:br/>
+        <w:t xml:space="preserve">    return shared_groups,duplicate_pixels</w:t>
+        <w:br/>
+        <w:br/>
+        <w:t>for split in ['training','validation','final']:</w:t>
+        <w:br/>
+        <w:t xml:space="preserve">    part=[r for r in retained if r['split']==split]</w:t>
+        <w:br/>
+        <w:t xml:space="preserve">    print(split,'groups / retained records',len({r['source'] for r in part}),len(part))</w:t>
+        <w:br/>
+        <w:t>print('retained / excluded',len(retained),len(inventory)-len(retained))</w:t>
+        <w:br/>
+        <w:t>print('clean recorded-group / exact-pixel overlaps',audit(retained))</w:t>
+        <w:br/>
+        <w:br/>
+        <w:t>bad_group=deepcopy(retained)</w:t>
+        <w:br/>
+        <w:t>next(r for r in bad_group if r['id']=='P-row_swap')['split']='validation'</w:t>
+        <w:br/>
+        <w:t>print('new filename does not repair shared source:',audit(bad_group)[0])</w:t>
+        <w:br/>
+        <w:br/>
+        <w:t>alias=deepcopy(next(r for r in retained if r['id']=='P-row_swap'))</w:t>
+        <w:br/>
+        <w:t>alias.update(id='claimed-U-original',source='claimed-U',parent=None,split='validation',transform='original')</w:t>
+        <w:br/>
+        <w:t>print('different claimed source, same pixels:',audit(retained+[alias]))</w:t>
+        <w:br/>
+        <w:t>print('Audit only: exact pixels do not prove real-object identity; missing provenance still needs review.')</w:t>
+        <w:br/>
+        <w:t>print('Any affected fitting/selection must be rerun after a justified split repair; no repaired score is supplied.')</w:t>
+        <w:br/>
+      </w:r>
+    </w:p>
+    <w:p>
+      <w:pPr>
+        <w:pStyle w:val="Heading2"/>
+      </w:pPr>
+      <w:r>
+        <w:t>Full separate training-budget comparison</w:t>
+      </w:r>
+    </w:p>
+    <w:tbl>
+      <w:tblPr>
+        <w:tblStyle w:val="LightShading-Accent1"/>
+        <w:tblW w:type="auto" w:w="0"/>
+        <w:tblLook w:firstColumn="1" w:firstRow="1" w:lastColumn="0" w:lastRow="0" w:noHBand="0" w:noVBand="1" w:val="04A0"/>
+      </w:tblPr>
+      <w:tblGrid>
+        <w:gridCol w:w="2045"/>
+        <w:gridCol w:w="2045"/>
+        <w:gridCol w:w="2045"/>
+        <w:gridCol w:w="2045"/>
+        <w:gridCol w:w="2045"/>
+      </w:tblGrid>
+      <w:tr>
+        <w:trPr>
+          <w:tblHeader/>
+        </w:trPr>
+        <w:tc>
+          <w:tcPr>
+            <w:tcW w:type="dxa" w:w="2045"/>
+          </w:tcPr>
+          <w:p>
+            <w:r>
+              <w:t>Separate budget comparison; batch size 1</w:t>
+            </w:r>
+          </w:p>
+        </w:tc>
+        <w:tc>
+          <w:tcPr>
+            <w:tcW w:type="dxa" w:w="2045"/>
+          </w:tcPr>
+          <w:p>
+            <w:r>
+              <w:t>Records per epoch</w:t>
+            </w:r>
+          </w:p>
+        </w:tc>
+        <w:tc>
+          <w:tcPr>
+            <w:tcW w:type="dxa" w:w="2045"/>
+          </w:tcPr>
+          <w:p>
+            <w:r>
+              <w:t>Epochs</w:t>
+            </w:r>
+          </w:p>
+        </w:tc>
+        <w:tc>
+          <w:tcPr>
+            <w:tcW w:type="dxa" w:w="2045"/>
+          </w:tcPr>
+          <w:p>
+            <w:r>
+              <w:t>Updates</w:t>
+            </w:r>
+          </w:p>
+        </w:tc>
+        <w:tc>
+          <w:tcPr>
+            <w:tcW w:type="dxa" w:w="2045"/>
+          </w:tcPr>
+          <w:p>
+            <w:r>
+              <w:t>Source identities</w:t>
+            </w:r>
+          </w:p>
+        </w:tc>
+      </w:tr>
+      <w:tr>
+        <w:tc>
+          <w:tcPr>
+            <w:tcW w:type="dxa" w:w="2045"/>
+          </w:tcPr>
+          <w:p>
+            <w:r>
+              <w:t>12 originals, eachwith 2 variants</w:t>
+            </w:r>
+          </w:p>
+        </w:tc>
+        <w:tc>
+          <w:tcPr>
+            <w:tcW w:type="dxa" w:w="2045"/>
+          </w:tcPr>
+          <w:p>
+            <w:r>
+              <w:t>36</w:t>
+            </w:r>
+          </w:p>
+        </w:tc>
+        <w:tc>
+          <w:tcPr>
+            <w:tcW w:type="dxa" w:w="2045"/>
+          </w:tcPr>
+          <w:p>
+            <w:r>
+              <w:t>5</w:t>
+            </w:r>
+          </w:p>
+        </w:tc>
+        <w:tc>
+          <w:tcPr>
+            <w:tcW w:type="dxa" w:w="2045"/>
+          </w:tcPr>
+          <w:p>
+            <w:r>
+              <w:t>180</w:t>
+            </w:r>
+          </w:p>
+        </w:tc>
+        <w:tc>
+          <w:tcPr>
+            <w:tcW w:type="dxa" w:w="2045"/>
+          </w:tcPr>
+          <w:p>
+            <w:r>
+              <w:t>12</w:t>
+            </w:r>
+          </w:p>
+        </w:tc>
+      </w:tr>
+      <w:tr>
+        <w:tc>
+          <w:tcPr>
+            <w:tcW w:type="dxa" w:w="2045"/>
+          </w:tcPr>
+          <w:p>
+            <w:r>
+              <w:t>12 originals only</w:t>
+            </w:r>
+          </w:p>
+        </w:tc>
+        <w:tc>
+          <w:tcPr>
+            <w:tcW w:type="dxa" w:w="2045"/>
+          </w:tcPr>
+          <w:p>
+            <w:r>
+              <w:t>12</w:t>
+            </w:r>
+          </w:p>
+        </w:tc>
+        <w:tc>
+          <w:tcPr>
+            <w:tcW w:type="dxa" w:w="2045"/>
+          </w:tcPr>
+          <w:p>
+            <w:r>
+              <w:t>5</w:t>
+            </w:r>
+          </w:p>
+        </w:tc>
+        <w:tc>
+          <w:tcPr>
+            <w:tcW w:type="dxa" w:w="2045"/>
+          </w:tcPr>
+          <w:p>
+            <w:r>
+              <w:t>60</w:t>
+            </w:r>
+          </w:p>
+        </w:tc>
+        <w:tc>
+          <w:tcPr>
+            <w:tcW w:type="dxa" w:w="2045"/>
+          </w:tcPr>
+          <w:p>
+            <w:r>
+              <w:t>12</w:t>
+            </w:r>
+          </w:p>
+        </w:tc>
+      </w:tr>
+      <w:tr>
+        <w:tc>
+          <w:tcPr>
+            <w:tcW w:type="dxa" w:w="2045"/>
+          </w:tcPr>
+          <w:p>
+            <w:r>
+              <w:t>One declared equal-update baseline option</w:t>
+            </w:r>
+          </w:p>
+        </w:tc>
+        <w:tc>
+          <w:tcPr>
+            <w:tcW w:type="dxa" w:w="2045"/>
+          </w:tcPr>
+          <w:p>
+            <w:r>
+              <w:t>12</w:t>
+            </w:r>
+          </w:p>
+        </w:tc>
+        <w:tc>
+          <w:tcPr>
+            <w:tcW w:type="dxa" w:w="2045"/>
+          </w:tcPr>
+          <w:p>
+            <w:r>
+              <w:t>15</w:t>
+            </w:r>
+          </w:p>
+        </w:tc>
+        <w:tc>
+          <w:tcPr>
+            <w:tcW w:type="dxa" w:w="2045"/>
+          </w:tcPr>
+          <w:p>
+            <w:r>
+              <w:t>180</w:t>
+            </w:r>
+          </w:p>
+        </w:tc>
+        <w:tc>
+          <w:tcPr>
+            <w:tcW w:type="dxa" w:w="2045"/>
+          </w:tcPr>
+          <w:p>
+            <w:r>
+              <w:t>12</w:t>
+            </w:r>
+          </w:p>
+        </w:tc>
+      </w:tr>
+      <w:tr>
+        <w:tc>
+          <w:tcPr>
+            <w:tcW w:type="dxa" w:w="2045"/>
+          </w:tcPr>
+          <w:p>
+            <w:r>
+              <w:t>Independent source count meaning</w:t>
+            </w:r>
+          </w:p>
+        </w:tc>
+        <w:tc>
+          <w:tcPr>
+            <w:tcW w:type="dxa" w:w="2045"/>
+          </w:tcPr>
+          <w:p>
+            <w:r>
+              <w:t>Variants are related to their originals</w:t>
+            </w:r>
+          </w:p>
+        </w:tc>
+        <w:tc>
+          <w:tcPr>
+            <w:tcW w:type="dxa" w:w="2045"/>
+          </w:tcPr>
+          <w:p>
+            <w:r>
+              <w:t>Record exposure policy</w:t>
+            </w:r>
+          </w:p>
+        </w:tc>
+        <w:tc>
+          <w:tcPr>
+            <w:tcW w:type="dxa" w:w="2045"/>
+          </w:tcPr>
+          <w:p>
+            <w:r>
+              <w:t>Matched updates do not prove benefit</w:t>
+            </w:r>
+          </w:p>
+        </w:tc>
+        <w:tc>
+          <w:tcPr>
+            <w:tcW w:type="dxa" w:w="2045"/>
+          </w:tcPr>
+          <w:p>
+            <w:r>
+              <w:t>36 files are not 36 independent subjects</w:t>
+            </w:r>
+          </w:p>
+        </w:tc>
+      </w:tr>
+    </w:tbl>
+    <w:p>
+      <w:pPr>
+        <w:pStyle w:val="Heading2"/>
+      </w:pPr>
+      <w:r>
+        <w:t>Normal,alias,missing-provenance and budget probes</w:t>
+      </w:r>
+    </w:p>
+    <w:tbl>
+      <w:tblPr>
+        <w:tblStyle w:val="LightShading-Accent1"/>
+        <w:tblW w:type="auto" w:w="0"/>
+        <w:tblLook w:firstColumn="1" w:firstRow="1" w:lastColumn="0" w:lastRow="0" w:noHBand="0" w:noVBand="1" w:val="04A0"/>
+      </w:tblPr>
+      <w:tblGrid>
+        <w:gridCol w:w="5112"/>
+        <w:gridCol w:w="5112"/>
+      </w:tblGrid>
+      <w:tr>
+        <w:trPr>
+          <w:tblHeader/>
+        </w:trPr>
+        <w:tc>
+          <w:tcPr>
+            <w:tcW w:type="dxa" w:w="5112"/>
+          </w:tcPr>
+          <w:p>
+            <w:r>
+              <w:t>Complete audit probe</w:t>
+            </w:r>
+          </w:p>
+        </w:tc>
+        <w:tc>
+          <w:tcPr>
+            <w:tcW w:type="dxa" w:w="5112"/>
+          </w:tcPr>
+          <w:p>
+            <w:r>
+              <w:t>Expected result / action</w:t>
+            </w:r>
+          </w:p>
+        </w:tc>
+      </w:tr>
+      <w:tr>
+        <w:tc>
+          <w:tcPr>
+            <w:tcW w:type="dxa" w:w="5112"/>
+          </w:tcPr>
+          <w:p>
+            <w:r>
+              <w:t>All16 binary patterns under known rule</w:t>
+            </w:r>
+          </w:p>
+        </w:tc>
+        <w:tc>
+          <w:tcPr>
+            <w:tcW w:type="dxa" w:w="5112"/>
+          </w:tcPr>
+          <w:p>
+            <w:r>
+              <w:t>Row swaps preserve classes; column swaps negate d; ties stay 0</w:t>
+            </w:r>
+          </w:p>
+        </w:tc>
+      </w:tr>
+      <w:tr>
+        <w:tc>
+          <w:tcPr>
+            <w:tcW w:type="dxa" w:w="5112"/>
+          </w:tcPr>
+          <w:p>
+            <w:r>
+              <w:t>Clean P–T retained manifest</w:t>
+            </w:r>
+          </w:p>
+        </w:tc>
+        <w:tc>
+          <w:tcPr>
+            <w:tcW w:type="dxa" w:w="5112"/>
+          </w:tcPr>
+          <w:p>
+            <w:r>
+              <w:t>Training2 groups/4 records, validation 1/1, final 2/2; 7 retained/3 derived excluded</w:t>
+            </w:r>
+          </w:p>
+        </w:tc>
+      </w:tr>
+      <w:tr>
+        <w:tc>
+          <w:tcPr>
+            <w:tcW w:type="dxa" w:w="5112"/>
+          </w:tcPr>
+          <w:p>
+            <w:r>
+              <w:t>Move P-row_swap to validation</w:t>
+            </w:r>
+          </w:p>
+        </w:tc>
+        <w:tc>
+          <w:tcPr>
+            <w:tcW w:type="dxa" w:w="5112"/>
+          </w:tcPr>
+          <w:p>
+            <w:r>
+              <w:t>Recorded source P now crosses training/validation despite its different filename</w:t>
+            </w:r>
+          </w:p>
+        </w:tc>
+      </w:tr>
+      <w:tr>
+        <w:tc>
+          <w:tcPr>
+            <w:tcW w:type="dxa" w:w="5112"/>
+          </w:tcPr>
+          <w:p>
+            <w:r>
+              <w:t>Alias P-row_swap as claimed-U-original in validation</w:t>
+            </w:r>
+          </w:p>
+        </w:tc>
+        <w:tc>
+          <w:tcPr>
+            <w:tcW w:type="dxa" w:w="5112"/>
+          </w:tcPr>
+          <w:p>
+            <w:r>
+              <w:t>No common claimed source, but exact pixels duplicate a training row; investigate provenance</w:t>
+            </w:r>
+          </w:p>
+        </w:tc>
+      </w:tr>
+      <w:tr>
+        <w:tc>
+          <w:tcPr>
+            <w:tcW w:type="dxa" w:w="5112"/>
+          </w:tcPr>
+          <w:p>
+            <w:r>
+              <w:t>Missing parent/group or ambiguous transformed label</w:t>
+            </w:r>
+          </w:p>
+        </w:tc>
+        <w:tc>
+          <w:tcPr>
+            <w:tcW w:type="dxa" w:w="5112"/>
+          </w:tcPr>
+          <w:p>
+            <w:r>
+              <w:t>Review before splitting/retaining; do not invent independence or a new real-world label</w:t>
+            </w:r>
+          </w:p>
+        </w:tc>
+      </w:tr>
+      <w:tr>
+        <w:tc>
+          <w:tcPr>
+            <w:tcW w:type="dxa" w:w="5112"/>
+          </w:tcPr>
+          <w:p>
+            <w:r>
+              <w:t>Eight originals plus 2 variants, 4 epochs, batch 1</w:t>
+            </w:r>
+          </w:p>
+        </w:tc>
+        <w:tc>
+          <w:tcPr>
+            <w:tcW w:type="dxa" w:w="5112"/>
+          </w:tcPr>
+          <w:p>
+            <w:r>
+              <w:t>24 records×4=96 updates versus 8×4=32; predeclare a matched budget</w:t>
+            </w:r>
+          </w:p>
+        </w:tc>
+      </w:tr>
+      <w:tr>
+        <w:tc>
+          <w:tcPr>
+            <w:tcW w:type="dxa" w:w="5112"/>
+          </w:tcPr>
+          <w:p>
+            <w:r>
+              <w:t>Any repaired split or augmentation plan</w:t>
+            </w:r>
+          </w:p>
+        </w:tc>
+        <w:tc>
+          <w:tcPr>
+            <w:tcW w:type="dxa" w:w="5112"/>
+          </w:tcPr>
+          <w:p>
+            <w:r>
+              <w:t>No observed new model score supplied; rerun and report actual results rather than declare improvement</w:t>
+            </w:r>
+          </w:p>
+        </w:tc>
+      </w:tr>
+    </w:tbl>
+    <w:p>
+      <w:pPr>
+        <w:pStyle w:val="Heading2"/>
+      </w:pPr>
+      <w:r>
+        <w:t>Predict,derive,audit and record unmeasured effects</w:t>
+      </w:r>
+    </w:p>
+    <w:p>
+      <w:pPr>
+        <w:pStyle w:val="ListNumber"/>
+      </w:pPr>
+      <w:r>
+        <w:t>Predict labels and all registry counts before running or tracing the complete audit program. It supplies every P–T original, creates row-swap records with source/parent metadata, and compares a clean plan with two explicit faulty manifests. The exact-pixel audit checks unseen input overlap; it cannot infer real-object identity or correct missing provenance. The registry is a public paper exercise, not a secret scored dataset or a new training run. Separately compare the complete update budgets with matched starts, architecture, evaluation cases and declared exposure policy. Report unknown effects honestly:there is no measured augmentation benefit here.</w:t>
+      </w:r>
+    </w:p>
+    <w:p>
+      <w:pPr>
+        <w:pStyle w:val="ListNumber"/>
+      </w:pPr>
+      <w:r>
+        <w:t>On paper, trace the supplied procedure. If code is provided, predict before running it in a local practice file. Never write an expected answer as though it were an observed run.</w:t>
+      </w:r>
+    </w:p>
+    <w:p>
+      <w:pPr>
+        <w:pStyle w:val="Heading2"/>
+      </w:pPr>
+      <w:r>
+        <w:t>Keep the evidence ledger</w:t>
       </w:r>
     </w:p>
     <w:tbl>
@@ -2637,7 +4174,15 @@
         <w:rPr>
           <w:b w:val="0"/>
         </w:rPr>
-        <w:t>On paper, trace the supplied procedure. If code is provided, predict before running it in a local practice file. Never write an expected answer as though it were an observed run.</w:t>
+        <w:t>Before trying: what do I expect, and why? While trying: which step could first go wrong? Afterwards: what did I actually observe, and what should change? Keep “not run” if you only traced the procedure.</w:t>
+      </w:r>
+    </w:p>
+    <w:p>
+      <w:pPr>
+        <w:pStyle w:val="Heading2"/>
+      </w:pPr>
+      <w:r>
+        <w:t>Earlier wording, alternatives and picture transcripts · reference / check after trying</w:t>
       </w:r>
     </w:p>
     <w:p>
@@ -2645,7 +4190,36 @@
         <w:pStyle w:val="Heading3"/>
       </w:pPr>
       <w:r>
+        <w:t>Predict, investigate and preserve the evidence</w:t>
+      </w:r>
+    </w:p>
+    <w:p>
+      <w:pPr>
+        <w:pStyle w:val="Heading3"/>
+      </w:pPr>
+      <w:r>
         <w:t>Plan → try → check</w:t>
+      </w:r>
+    </w:p>
+    <w:p>
+      <w:pPr>
+        <w:pStyle w:val="Heading1"/>
+      </w:pPr>
+      <w:r>
+        <w:t>14. Try alone: count retained records in a new grouped split</w:t>
+      </w:r>
+    </w:p>
+    <w:p>
+      <w:r>
+        <w:t>Apply the supplied training/evaluation retention rules without mixing groups.</w:t>
+      </w:r>
+    </w:p>
+    <w:p>
+      <w:pPr>
+        <w:pStyle w:val="Heading2"/>
+      </w:pPr>
+      <w:r>
+        <w:t>Complete independent six-source assignment</w:t>
       </w:r>
     </w:p>
     <w:p>
@@ -2656,56 +4230,31 @@
         <w:rPr>
           <w:b w:val="0"/>
         </w:rPr>
-        <w:t>Before trying: what do I expect, and why? While trying: which step could first go wrong? Afterwards: what did I actually observe, and what should change? Keep “not run” if you only traced the procedure.</w:t>
-      </w:r>
-    </w:p>
-    <w:p>
-      <w:pPr>
-        <w:pStyle w:val="Heading1"/>
-      </w:pPr>
-      <w:r>
-        <w:t>10. Build your understanding</w:t>
-      </w:r>
-    </w:p>
-    <w:p>
-      <w:r>
-        <w:t>Move from recall to tracing, diagnosis and transfer in Augmentation and leakage. Explain why each step is justified.</w:t>
-      </w:r>
-    </w:p>
-    <w:p>
-      <w:pPr>
-        <w:pStyle w:val="Heading3"/>
-      </w:pPr>
-      <w:r>
-        <w:t>Explain → apply → challenge</w:t>
-      </w:r>
-    </w:p>
-    <w:p>
-      <w:pPr>
-        <w:spacing w:line="336" w:lineRule="auto" w:after="180"/>
-      </w:pPr>
+        <w:t xml:space="preserve">Six fictional </w:t>
+      </w:r>
+      <w:r>
+        <w:rPr>
+          <w:b/>
+        </w:rPr>
+        <w:t>source group</w:t>
+      </w:r>
       <w:r>
         <w:rPr>
           <w:b w:val="0"/>
         </w:rPr>
-        <w:t>For rows [0, 1], [0, 1], compute d and class before and after swapping rows and after swapping columns.</w:t>
-      </w:r>
-    </w:p>
-    <w:p>
-      <w:pPr>
-        <w:spacing w:line="336" w:lineRule="auto" w:after="180"/>
-      </w:pPr>
+        <w:t xml:space="preserve">s J, K, L, M, N and O each have one original and three derived records. Assign J, K and L to </w:t>
+      </w:r>
       <w:r>
         <w:rPr>
           <w:b/>
         </w:rPr>
-        <w:t>Training</w:t>
+        <w:t>training</w:t>
       </w:r>
       <w:r>
         <w:rPr>
           <w:b w:val="0"/>
         </w:rPr>
-        <w:t xml:space="preserve"> contains P original and Q original. Validation contains P crop and R original. Final test contains S original. P crop is derived from P original.</w:t>
+        <w:t>, M to validation and N, O to final test.</w:t>
       </w:r>
     </w:p>
     <w:p>
@@ -2716,18 +4265,70 @@
         <w:rPr>
           <w:b w:val="0"/>
         </w:rPr>
-        <w:t>Identify the overlap and explain what must be rerun if this validation set already selected a model.</w:t>
-      </w:r>
-    </w:p>
-    <w:p>
-      <w:pPr>
-        <w:spacing w:line="336" w:lineRule="auto" w:after="180"/>
-      </w:pPr>
+        <w:t xml:space="preserve">Keep all four records per </w:t>
+      </w:r>
+      <w:r>
+        <w:rPr>
+          <w:b/>
+        </w:rPr>
+        <w:t>training</w:t>
+      </w:r>
       <w:r>
         <w:rPr>
           <w:b w:val="0"/>
         </w:rPr>
-        <w:t>Eight source images each have an original plus two variants. Compare four epochs of these 24 records with four epochs of the eight originals, using one-example batches.</w:t>
+        <w:t xml:space="preserve"> group but only originals for evaluation. Give source and retained-record counts per split, total retained records and excluded derived records.</w:t>
+      </w:r>
+    </w:p>
+    <w:p>
+      <w:pPr>
+        <w:pStyle w:val="Heading2"/>
+      </w:pPr>
+      <w:r>
+        <w:t>First attempt and support record</w:t>
+      </w:r>
+    </w:p>
+    <w:p>
+      <w:pPr>
+        <w:pStyle w:val="Heading3"/>
+      </w:pPr>
+      <w:r>
+        <w:t>My independent explanation, trace and limits</w:t>
+      </w:r>
+    </w:p>
+    <w:p>
+      <w:r>
+        <w:t>________________________________________________________________</w:t>
+      </w:r>
+    </w:p>
+    <w:p>
+      <w:r>
+        <w:t>________________________________________________________________</w:t>
+      </w:r>
+    </w:p>
+    <w:p>
+      <w:r>
+        <w:t>________________________________________________________________</w:t>
+      </w:r>
+    </w:p>
+    <w:p>
+      <w:r>
+        <w:t>________________________________________________________________</w:t>
+      </w:r>
+    </w:p>
+    <w:p>
+      <w:r>
+        <w:t>________________________________________________________________</w:t>
+      </w:r>
+    </w:p>
+    <w:p>
+      <w:r>
+        <w:t>________________________________________________________________</w:t>
+      </w:r>
+    </w:p>
+    <w:p>
+      <w:r>
+        <w:t>________________________________________________________________</w:t>
       </w:r>
     </w:p>
     <w:p>
@@ -2738,7 +4339,45 @@
         <w:rPr>
           <w:b w:val="0"/>
         </w:rPr>
-        <w:t>Give both update counts and one way to match budgets without using final outcomes.</w:t>
+        <w:t>Attempt this case before feedback. Record any help. Earlier examples below are further practice; a case already practised with feedback cannot establish fresh transfer.</w:t>
+      </w:r>
+    </w:p>
+    <w:p>
+      <w:pPr>
+        <w:pStyle w:val="Heading2"/>
+      </w:pPr>
+      <w:r>
+        <w:t>Use feedback after trying</w:t>
+      </w:r>
+    </w:p>
+    <w:p>
+      <w:pPr>
+        <w:spacing w:line="336" w:lineRule="auto" w:after="180"/>
+      </w:pPr>
+      <w:r>
+        <w:rPr>
+          <w:b w:val="0"/>
+        </w:rPr>
+        <w:t>Attempt the independent case before hints. Record whether you worked alone, used a hint or followed a model. After feedback, fix the first unsupported step and explain why it changed.</w:t>
+      </w:r>
+    </w:p>
+    <w:p>
+      <w:pPr>
+        <w:spacing w:line="336" w:lineRule="auto" w:after="180"/>
+      </w:pPr>
+      <w:r>
+        <w:rPr>
+          <w:b w:val="0"/>
+        </w:rPr>
+        <w:t>A later check uses a changed case, not a copied answer.</w:t>
+      </w:r>
+    </w:p>
+    <w:p>
+      <w:pPr>
+        <w:pStyle w:val="Heading2"/>
+      </w:pPr>
+      <w:r>
+        <w:t>Earlier wording, alternatives and picture transcripts · reference / check after trying</w:t>
       </w:r>
     </w:p>
     <w:p>
@@ -2746,7 +4385,81 @@
         <w:pStyle w:val="Heading3"/>
       </w:pPr>
       <w:r>
-        <w:t>Explain which evidence supports your conclusion and which claim remains unproved.</w:t>
+        <w:t>Independent case: Design a grouped split independently</w:t>
+      </w:r>
+    </w:p>
+    <w:p>
+      <w:pPr>
+        <w:pStyle w:val="Heading3"/>
+      </w:pPr>
+      <w:r>
+        <w:t>Attempt this without hints</w:t>
+      </w:r>
+    </w:p>
+    <w:p>
+      <w:pPr>
+        <w:spacing w:line="336" w:lineRule="auto" w:after="180"/>
+      </w:pPr>
+      <w:r>
+        <w:rPr>
+          <w:b w:val="0"/>
+        </w:rPr>
+        <w:t xml:space="preserve">Six fictional </w:t>
+      </w:r>
+      <w:r>
+        <w:rPr>
+          <w:b/>
+        </w:rPr>
+        <w:t>source group</w:t>
+      </w:r>
+      <w:r>
+        <w:rPr>
+          <w:b w:val="0"/>
+        </w:rPr>
+        <w:t xml:space="preserve">s J, K, L, M, N and O each have one original and three derived records. Assign J, K and L to </w:t>
+      </w:r>
+      <w:r>
+        <w:rPr>
+          <w:b/>
+        </w:rPr>
+        <w:t>training</w:t>
+      </w:r>
+      <w:r>
+        <w:rPr>
+          <w:b w:val="0"/>
+        </w:rPr>
+        <w:t>, M to validation and N, O to final test.</w:t>
+      </w:r>
+    </w:p>
+    <w:p>
+      <w:pPr>
+        <w:spacing w:line="336" w:lineRule="auto" w:after="180"/>
+      </w:pPr>
+      <w:r>
+        <w:rPr>
+          <w:b w:val="0"/>
+        </w:rPr>
+        <w:t xml:space="preserve">Keep all four records per </w:t>
+      </w:r>
+      <w:r>
+        <w:rPr>
+          <w:b/>
+        </w:rPr>
+        <w:t>training</w:t>
+      </w:r>
+      <w:r>
+        <w:rPr>
+          <w:b w:val="0"/>
+        </w:rPr>
+        <w:t xml:space="preserve"> group but only originals for evaluation. Give source and retained-record counts per split, total retained records and excluded derived records.</w:t>
+      </w:r>
+    </w:p>
+    <w:p>
+      <w:pPr>
+        <w:pStyle w:val="Heading3"/>
+      </w:pPr>
+      <w:r>
+        <w:t>My independent procedure, result and limitation</w:t>
       </w:r>
     </w:p>
     <w:p>
@@ -2775,16 +4488,58 @@
       </w:r>
     </w:p>
     <w:p>
+      <w:r>
+        <w:t>________________________________________________________________</w:t>
+      </w:r>
+    </w:p>
+    <w:p>
+      <w:r>
+        <w:t>________________________________________________________________</w:t>
+      </w:r>
+    </w:p>
+    <w:p>
+      <w:r>
+        <w:t>________________________________________________________________</w:t>
+      </w:r>
+    </w:p>
+    <w:p>
+      <w:pPr>
+        <w:spacing w:line="336" w:lineRule="auto" w:after="180"/>
+      </w:pPr>
+      <w:r>
+        <w:rPr>
+          <w:b w:val="0"/>
+        </w:rPr>
+        <w:t>Record support used: none, hint or teacher explanation. After feedback, a different case is needed to demonstrate independence.</w:t>
+      </w:r>
+    </w:p>
+    <w:p>
+      <w:pPr>
+        <w:pStyle w:val="Heading3"/>
+      </w:pPr>
+      <w:r>
+        <w:t>Use feedback to improve</w:t>
+      </w:r>
+    </w:p>
+    <w:p>
       <w:pPr>
         <w:pStyle w:val="Heading1"/>
       </w:pPr>
       <w:r>
-        <w:t>11. Connect your project</w:t>
-      </w:r>
-    </w:p>
-    <w:p>
-      <w:r>
-        <w:t>Apply this week’s idea to Image-pattern Network Investigation. Keep an annotated decision and the evidence supporting it.</w:t>
+        <w:t>11. Keep transformations,lineage and budgets in the project record</w:t>
+      </w:r>
+    </w:p>
+    <w:p>
+      <w:r>
+        <w:t>A reader should know which labels,source families and training exposures changed.</w:t>
+      </w:r>
+    </w:p>
+    <w:p>
+      <w:pPr>
+        <w:pStyle w:val="Heading2"/>
+      </w:pPr>
+      <w:r>
+        <w:t>Project artifact and evidence table</w:t>
       </w:r>
     </w:p>
     <w:p>
@@ -2987,10 +4742,10 @@
     </w:tbl>
     <w:p>
       <w:pPr>
-        <w:pStyle w:val="Heading3"/>
-      </w:pPr>
-      <w:r>
-        <w:t>Evidence for your project</w:t>
+        <w:pStyle w:val="Heading2"/>
+      </w:pPr>
+      <w:r>
+        <w:t>Actual run/trace and remaining limits</w:t>
       </w:r>
     </w:p>
     <w:p>
@@ -3029,15 +4784,88 @@
     </w:p>
     <w:p>
       <w:pPr>
+        <w:pStyle w:val="Heading2"/>
+      </w:pPr>
+      <w:r>
+        <w:t>Earlier wording, alternatives and picture transcripts · reference / check after trying</w:t>
+      </w:r>
+    </w:p>
+    <w:p>
+      <w:pPr>
+        <w:pStyle w:val="Heading3"/>
+      </w:pPr>
+      <w:r>
+        <w:t>Evidence for your project</w:t>
+      </w:r>
+    </w:p>
+    <w:p>
+      <w:pPr>
         <w:pStyle w:val="Heading1"/>
       </w:pPr>
       <w:r>
-        <w:t>12. Show what you know</w:t>
-      </w:r>
-    </w:p>
-    <w:p>
-      <w:r>
-        <w:t>Use a genuinely new case for independent evidence. Previously discussed examples remain practice; use the separately named independent case before feedback.</w:t>
+        <w:t>16. Finish with a justified transformation and a source-aware count</w:t>
+      </w:r>
+    </w:p>
+    <w:p>
+      <w:r>
+        <w:t>Explain why more files and more updates are different from more independent evidence.</w:t>
+      </w:r>
+    </w:p>
+    <w:p>
+      <w:pPr>
+        <w:pStyle w:val="Heading2"/>
+      </w:pPr>
+      <w:r>
+        <w:t>Retrieve and explain</w:t>
+      </w:r>
+    </w:p>
+    <w:p>
+      <w:pPr>
+        <w:pStyle w:val="ListBullet"/>
+      </w:pPr>
+      <w:r>
+        <w:t>Close your notes. Explain this goal in your own words: Check whether a transformation preserves the task label</w:t>
+      </w:r>
+    </w:p>
+    <w:p>
+      <w:pPr>
+        <w:pStyle w:val="Heading3"/>
+      </w:pPr>
+      <w:r>
+        <w:t>My deciding step, evidence and one remaining question</w:t>
+      </w:r>
+    </w:p>
+    <w:p>
+      <w:r>
+        <w:t>________________________________________________________________</w:t>
+      </w:r>
+    </w:p>
+    <w:p>
+      <w:r>
+        <w:t>________________________________________________________________</w:t>
+      </w:r>
+    </w:p>
+    <w:p>
+      <w:r>
+        <w:t>________________________________________________________________</w:t>
+      </w:r>
+    </w:p>
+    <w:p>
+      <w:r>
+        <w:t>________________________________________________________________</w:t>
+      </w:r>
+    </w:p>
+    <w:p>
+      <w:r>
+        <w:t>________________________________________________________________</w:t>
+      </w:r>
+    </w:p>
+    <w:p>
+      <w:pPr>
+        <w:pStyle w:val="Heading2"/>
+      </w:pPr>
+      <w:r>
+        <w:t>Plan a changed-case return</w:t>
       </w:r>
     </w:p>
     <w:p>
@@ -3048,31 +4876,31 @@
         <w:rPr>
           <w:b w:val="0"/>
         </w:rPr>
-        <w:t xml:space="preserve">Suppose 12 </w:t>
+        <w:t xml:space="preserve">If you are unsure, return to the worked picture and explain one arrow. If you are ready, change an </w:t>
       </w:r>
       <w:r>
         <w:rPr>
           <w:b/>
         </w:rPr>
-        <w:t>training</w:t>
+        <w:t>input</w:t>
       </w:r>
       <w:r>
         <w:rPr>
           <w:b w:val="0"/>
         </w:rPr>
-        <w:t xml:space="preserve"> source images each produce an original plus two variants. That creates 36 records but still only 12 </w:t>
+        <w:t xml:space="preserve"> or assumption and justify your </w:t>
       </w:r>
       <w:r>
         <w:rPr>
           <w:b/>
         </w:rPr>
-        <w:t>source group</w:t>
+        <w:t>prediction</w:t>
       </w:r>
       <w:r>
         <w:rPr>
           <w:b w:val="0"/>
         </w:rPr>
-        <w:t>s. Keep validation and final groups separate.</w:t>
+        <w:t>.</w:t>
       </w:r>
     </w:p>
     <w:p>
@@ -3083,81 +4911,7 @@
         <w:rPr>
           <w:b w:val="0"/>
         </w:rPr>
-        <w:t xml:space="preserve">Report source counts as well as record counts; repeated variants are correlated </w:t>
-      </w:r>
-      <w:r>
-        <w:rPr>
-          <w:b/>
-        </w:rPr>
-        <w:t>observation</w:t>
-      </w:r>
-      <w:r>
-        <w:rPr>
-          <w:b w:val="0"/>
-        </w:rPr>
-        <w:t>s, not new independent subjects.</w:t>
-      </w:r>
-    </w:p>
-    <w:p>
-      <w:pPr>
-        <w:pStyle w:val="Heading3"/>
-      </w:pPr>
-      <w:r>
-        <w:t>An augmented run uses 36 records for five epochs while a baseline uses 12 records for five epochs. Both use one-example batches. Are their update budgets matched? Propose a controlled comparison and explain what 36 records does not establish.</w:t>
-      </w:r>
-    </w:p>
-    <w:p>
-      <w:r>
-        <w:t>________________________________________________________________</w:t>
-      </w:r>
-    </w:p>
-    <w:p>
-      <w:r>
-        <w:t>________________________________________________________________</w:t>
-      </w:r>
-    </w:p>
-    <w:p>
-      <w:r>
-        <w:t>________________________________________________________________</w:t>
-      </w:r>
-    </w:p>
-    <w:p>
-      <w:r>
-        <w:t>________________________________________________________________</w:t>
-      </w:r>
-    </w:p>
-    <w:p>
-      <w:pPr>
-        <w:spacing w:line="336" w:lineRule="auto" w:after="180"/>
-      </w:pPr>
-      <w:r>
-        <w:rPr>
-          <w:b w:val="0"/>
-        </w:rPr>
-        <w:t>With one-example batches the runs use 180 and 60 updates. A declared comparison could give both 180 updates, cycle the baseline data and record the exposure policy.</w:t>
-      </w:r>
-    </w:p>
-    <w:p>
-      <w:pPr>
-        <w:spacing w:line="336" w:lineRule="auto" w:after="180"/>
-      </w:pPr>
-      <w:r>
-        <w:rPr>
-          <w:b w:val="0"/>
-        </w:rPr>
-        <w:t xml:space="preserve">Keep starting parameters, architecture and evaluation cases matched where possible. Select </w:t>
-      </w:r>
-      <w:r>
-        <w:rPr>
-          <w:b/>
-        </w:rPr>
-        <w:t>augmentation</w:t>
-      </w:r>
-      <w:r>
-        <w:rPr>
-          <w:b w:val="0"/>
-        </w:rPr>
-        <w:t xml:space="preserve"> settings using validation </w:t>
+        <w:t xml:space="preserve">Save your workbook </w:t>
       </w:r>
       <w:r>
         <w:rPr>
@@ -3169,47 +4923,349 @@
         <w:rPr>
           <w:b w:val="0"/>
         </w:rPr>
-        <w:t xml:space="preserve"> and report the limits of the chosen budget.</w:t>
-      </w:r>
-    </w:p>
-    <w:p>
-      <w:pPr>
-        <w:spacing w:line="336" w:lineRule="auto" w:after="180"/>
-      </w:pPr>
-      <w:r>
-        <w:rPr>
-          <w:b w:val="0"/>
-        </w:rPr>
-        <w:t>Next week moves from images to sequence representations.</w:t>
-      </w:r>
-    </w:p>
-    <w:p>
-      <w:pPr>
-        <w:spacing w:line="336" w:lineRule="auto" w:after="180"/>
-      </w:pPr>
-      <w:r>
-        <w:rPr>
-          <w:b w:val="0"/>
-        </w:rPr>
-        <w:t>Eight source images each have an original plus two variants. Compare four epochs of these 24 records with four epochs of the eight originals, using one-example batches.</w:t>
-      </w:r>
-    </w:p>
-    <w:p>
-      <w:pPr>
-        <w:spacing w:line="336" w:lineRule="auto" w:after="180"/>
-      </w:pPr>
-      <w:r>
-        <w:rPr>
-          <w:b w:val="0"/>
-        </w:rPr>
-        <w:t>Give both update counts and one way to match budgets without using final outcomes.</w:t>
-      </w:r>
-    </w:p>
+        <w:t>. At the next review, try a different case before opening your old answer.</w:t>
+      </w:r>
+    </w:p>
+    <w:p>
+      <w:pPr>
+        <w:pStyle w:val="Heading1"/>
+      </w:pPr>
+      <w:r>
+        <w:t>Reference bank and extra practice</w:t>
+      </w:r>
+    </w:p>
+    <w:p>
+      <w:pPr>
+        <w:pStyle w:val="Heading1"/>
+      </w:pPr>
+      <w:r>
+        <w:t>05. Reference · Use the mathematical words precisely</w:t>
+      </w:r>
+    </w:p>
+    <w:p>
+      <w:r>
+        <w:t>Connect each term to a value or step in the current example.</w:t>
+      </w:r>
+    </w:p>
+    <w:p>
+      <w:pPr>
+        <w:pStyle w:val="Heading2"/>
+      </w:pPr>
+      <w:r>
+        <w:t>Vocabulary and your explanation</w:t>
+      </w:r>
+    </w:p>
+    <w:tbl>
+      <w:tblPr>
+        <w:tblStyle w:val="LightShading-Accent1"/>
+        <w:tblW w:type="auto" w:w="0"/>
+        <w:tblLook w:firstColumn="1" w:firstRow="1" w:lastColumn="0" w:lastRow="0" w:noHBand="0" w:noVBand="1" w:val="04A0"/>
+      </w:tblPr>
+      <w:tblGrid>
+        <w:gridCol w:w="5112"/>
+        <w:gridCol w:w="5112"/>
+      </w:tblGrid>
+      <w:tr>
+        <w:trPr>
+          <w:tblHeader/>
+        </w:trPr>
+        <w:tc>
+          <w:tcPr>
+            <w:tcW w:type="dxa" w:w="5112"/>
+          </w:tcPr>
+          <w:p>
+            <w:r>
+              <w:t>Word</w:t>
+            </w:r>
+          </w:p>
+        </w:tc>
+        <w:tc>
+          <w:tcPr>
+            <w:tcW w:type="dxa" w:w="5112"/>
+          </w:tcPr>
+          <w:p>
+            <w:r>
+              <w:t>Meaning</w:t>
+            </w:r>
+          </w:p>
+        </w:tc>
+      </w:tr>
+      <w:tr>
+        <w:tc>
+          <w:tcPr>
+            <w:tcW w:type="dxa" w:w="5112"/>
+          </w:tcPr>
+          <w:p>
+            <w:r>
+              <w:t>Augmentation</w:t>
+            </w:r>
+          </w:p>
+        </w:tc>
+        <w:tc>
+          <w:tcPr>
+            <w:tcW w:type="dxa" w:w="5112"/>
+          </w:tcPr>
+          <w:p>
+            <w:r>
+              <w:t>Creating transformed training examples under a declared procedure</w:t>
+            </w:r>
+          </w:p>
+        </w:tc>
+      </w:tr>
+      <w:tr>
+        <w:tc>
+          <w:tcPr>
+            <w:tcW w:type="dxa" w:w="5112"/>
+          </w:tcPr>
+          <w:p>
+            <w:r>
+              <w:t>Label preservation</w:t>
+            </w:r>
+          </w:p>
+        </w:tc>
+        <w:tc>
+          <w:tcPr>
+            <w:tcW w:type="dxa" w:w="5112"/>
+          </w:tcPr>
+          <w:p>
+            <w:r>
+              <w:t>A transformation leaving the correct target unchanged for the stated task</w:t>
+            </w:r>
+          </w:p>
+        </w:tc>
+      </w:tr>
+      <w:tr>
+        <w:tc>
+          <w:tcPr>
+            <w:tcW w:type="dxa" w:w="5112"/>
+          </w:tcPr>
+          <w:p>
+            <w:r>
+              <w:t>Source group</w:t>
+            </w:r>
+          </w:p>
+        </w:tc>
+        <w:tc>
+          <w:tcPr>
+            <w:tcW w:type="dxa" w:w="5112"/>
+          </w:tcPr>
+          <w:p>
+            <w:r>
+              <w:t>An identifier joining records that must stay together when splitting</w:t>
+            </w:r>
+          </w:p>
+        </w:tc>
+      </w:tr>
+      <w:tr>
+        <w:tc>
+          <w:tcPr>
+            <w:tcW w:type="dxa" w:w="5112"/>
+          </w:tcPr>
+          <w:p>
+            <w:r>
+              <w:t>Leakage</w:t>
+            </w:r>
+          </w:p>
+        </w:tc>
+        <w:tc>
+          <w:tcPr>
+            <w:tcW w:type="dxa" w:w="5112"/>
+          </w:tcPr>
+          <w:p>
+            <w:r>
+              <w:t>Information crossing an evaluation boundary in a way that undermines the intended independent check</w:t>
+            </w:r>
+          </w:p>
+        </w:tc>
+      </w:tr>
+    </w:tbl>
     <w:p>
       <w:pPr>
         <w:pStyle w:val="Heading3"/>
       </w:pPr>
       <w:r>
+        <w:t>Use two terms to explain a step in this week’s example.</w:t>
+      </w:r>
+    </w:p>
+    <w:p>
+      <w:r>
+        <w:t>________________________________________________________________</w:t>
+      </w:r>
+    </w:p>
+    <w:p>
+      <w:r>
+        <w:t>________________________________________________________________</w:t>
+      </w:r>
+    </w:p>
+    <w:p>
+      <w:r>
+        <w:t>________________________________________________________________</w:t>
+      </w:r>
+    </w:p>
+    <w:p>
+      <w:pPr>
+        <w:pStyle w:val="Heading1"/>
+      </w:pPr>
+      <w:r>
+        <w:t>10. Extra challenge · Explain a stronger case</w:t>
+      </w:r>
+    </w:p>
+    <w:p>
+      <w:r>
+        <w:t>Choose the next challenge after the main route.</w:t>
+      </w:r>
+    </w:p>
+    <w:p>
+      <w:pPr>
+        <w:pStyle w:val="Heading2"/>
+      </w:pPr>
+      <w:r>
+        <w:t>Explain,repair and extend</w:t>
+      </w:r>
+    </w:p>
+    <w:p>
+      <w:pPr>
+        <w:pStyle w:val="Heading3"/>
+      </w:pPr>
+      <w:r>
+        <w:t>Explain → apply → challenge</w:t>
+      </w:r>
+    </w:p>
+    <w:p>
+      <w:pPr>
+        <w:pStyle w:val="ListBullet"/>
+      </w:pPr>
+      <w:r>
+        <w:t>For rows [0, 1], [0, 1], compute d and class before and after swapping rows and after swapping columns.</w:t>
+      </w:r>
+    </w:p>
+    <w:p>
+      <w:pPr>
+        <w:pStyle w:val="ListBullet"/>
+      </w:pPr>
+      <w:r>
+        <w:t>Training contains P original and Q original. Validation contains P crop and R original. Final test contains S original. P crop is derived from P original. Identify the overlap and explain what must be rerun if this validation set already selected a model.</w:t>
+      </w:r>
+    </w:p>
+    <w:p>
+      <w:pPr>
+        <w:pStyle w:val="ListBullet"/>
+      </w:pPr>
+      <w:r>
+        <w:t>Eight source images each have an original plus two variants. Compare four epochs of these 24 records with four epochs of the eight originals, using one-example batches. Give both update counts and one way to match budgets without using final outcomes.</w:t>
+      </w:r>
+    </w:p>
+    <w:p>
+      <w:pPr>
+        <w:pStyle w:val="Heading3"/>
+      </w:pPr>
+      <w:r>
+        <w:t>Explain which evidence supports your conclusion and which claim remains unproved.</w:t>
+      </w:r>
+    </w:p>
+    <w:p>
+      <w:r>
+        <w:t>________________________________________________________________</w:t>
+      </w:r>
+    </w:p>
+    <w:p>
+      <w:r>
+        <w:t>________________________________________________________________</w:t>
+      </w:r>
+    </w:p>
+    <w:p>
+      <w:r>
+        <w:t>________________________________________________________________</w:t>
+      </w:r>
+    </w:p>
+    <w:p>
+      <w:r>
+        <w:t>________________________________________________________________</w:t>
+      </w:r>
+    </w:p>
+    <w:p>
+      <w:r>
+        <w:t>________________________________________________________________</w:t>
+      </w:r>
+    </w:p>
+    <w:p>
+      <w:pPr>
+        <w:pStyle w:val="Heading1"/>
+      </w:pPr>
+      <w:r>
+        <w:t>12. Reference · Check the representation and its limits</w:t>
+      </w:r>
+    </w:p>
+    <w:p>
+      <w:r>
+        <w:t>Use after practice;reserve the new independent J–Ogroup assignment and retained-record count for the first individual attempt.</w:t>
+      </w:r>
+    </w:p>
+    <w:p>
+      <w:pPr>
+        <w:pStyle w:val="Heading2"/>
+      </w:pPr>
+      <w:r>
+        <w:t>Current explanation and response</w:t>
+      </w:r>
+    </w:p>
+    <w:p>
+      <w:pPr>
+        <w:pStyle w:val="ListBullet"/>
+      </w:pPr>
+      <w:r>
+        <w:t>Suppose 12 training source images each produce an original plus two variants. That creates 36 records but still only 12 source groups. Keep validation and final groups separate. Report source counts as well as record counts; repeated variants are correlated observations, not new independent subjects.</w:t>
+      </w:r>
+    </w:p>
+    <w:p>
+      <w:pPr>
+        <w:pStyle w:val="Heading3"/>
+      </w:pPr>
+      <w:r>
+        <w:t>An augmented run uses 36 records for five epochs while a baseline uses 12 records for five epochs. Both use one-example batches. Are their update budgets matched? Propose a controlled comparison and explain what 36 records does not establish.</w:t>
+      </w:r>
+    </w:p>
+    <w:p>
+      <w:r>
+        <w:t>________________________________________________________________</w:t>
+      </w:r>
+    </w:p>
+    <w:p>
+      <w:r>
+        <w:t>________________________________________________________________</w:t>
+      </w:r>
+    </w:p>
+    <w:p>
+      <w:r>
+        <w:t>________________________________________________________________</w:t>
+      </w:r>
+    </w:p>
+    <w:p>
+      <w:r>
+        <w:t>________________________________________________________________</w:t>
+      </w:r>
+    </w:p>
+    <w:p>
+      <w:pPr>
+        <w:pStyle w:val="ListBullet"/>
+      </w:pPr>
+      <w:r>
+        <w:t>With one-example batches the runs use 180 and 60 updates. A declared comparison could give both 180 updates, cycle the baseline data and record the exposure policy. Keep starting parameters, architecture and evaluation cases matched where possible. Select augmentation settings using validation evidence and report the limits of the chosen budget. Next week moves from images to sequence representations.</w:t>
+      </w:r>
+    </w:p>
+    <w:p>
+      <w:pPr>
+        <w:pStyle w:val="ListBullet"/>
+      </w:pPr>
+      <w:r>
+        <w:t>Eight source images each have an original plus two variants. Compare four epochs of these 24 records with four epochs of the eight originals, using one-example batches. Give both update counts and one way to match budgets without using final outcomes.</w:t>
+      </w:r>
+    </w:p>
+    <w:p>
+      <w:pPr>
+        <w:pStyle w:val="Heading3"/>
+      </w:pPr>
+      <w:r>
         <w:t>My limited claim and a useful next check</w:t>
       </w:r>
     </w:p>
@@ -3238,12 +5294,20 @@
         <w:pStyle w:val="Heading1"/>
       </w:pPr>
       <w:r>
-        <w:t>13. Study a complete case</w:t>
-      </w:r>
-    </w:p>
-    <w:p>
-      <w:r>
-        <w:t>Revisit the complete Augmentation and leakage case for supported practice. Repeated examples do not become fresh assessments.</w:t>
+        <w:t>13. Extra practice · Revisit the complete trace</w:t>
+      </w:r>
+    </w:p>
+    <w:p>
+      <w:r>
+        <w:t>Predict before reading the supplied steps.</w:t>
+      </w:r>
+    </w:p>
+    <w:p>
+      <w:pPr>
+        <w:pStyle w:val="Heading2"/>
+      </w:pPr>
+      <w:r>
+        <w:t>Complete trace and evidence</w:t>
       </w:r>
     </w:p>
     <w:p>
@@ -3476,300 +5540,20 @@
         <w:pStyle w:val="Heading1"/>
       </w:pPr>
       <w:r>
-        <w:t>14. Try a new case independently</w:t>
-      </w:r>
-    </w:p>
-    <w:p>
-      <w:r>
-        <w:t>Attempt the reserved new case before feedback. Record support; the earlier examples below remain additional practice.</w:t>
-      </w:r>
-    </w:p>
-    <w:p>
-      <w:pPr>
-        <w:pStyle w:val="Heading3"/>
-      </w:pPr>
-      <w:r>
-        <w:t>Independent case: Design a grouped split independently</w:t>
-      </w:r>
-    </w:p>
-    <w:p>
-      <w:pPr>
-        <w:spacing w:line="336" w:lineRule="auto" w:after="180"/>
-      </w:pPr>
-      <w:r>
-        <w:rPr>
-          <w:b w:val="0"/>
-        </w:rPr>
-        <w:t xml:space="preserve">Six fictional </w:t>
-      </w:r>
-      <w:r>
-        <w:rPr>
-          <w:b/>
-        </w:rPr>
-        <w:t>source group</w:t>
-      </w:r>
-      <w:r>
-        <w:rPr>
-          <w:b w:val="0"/>
-        </w:rPr>
-        <w:t xml:space="preserve">s J, K, L, M, N and O each have one original and three derived records. Assign J, K and L to </w:t>
-      </w:r>
-      <w:r>
-        <w:rPr>
-          <w:b/>
-        </w:rPr>
-        <w:t>training</w:t>
-      </w:r>
-      <w:r>
-        <w:rPr>
-          <w:b w:val="0"/>
-        </w:rPr>
-        <w:t>, M to validation and N, O to final test.</w:t>
-      </w:r>
-    </w:p>
-    <w:p>
-      <w:pPr>
-        <w:spacing w:line="336" w:lineRule="auto" w:after="180"/>
-      </w:pPr>
-      <w:r>
-        <w:rPr>
-          <w:b w:val="0"/>
-        </w:rPr>
-        <w:t xml:space="preserve">Keep all four records per </w:t>
-      </w:r>
-      <w:r>
-        <w:rPr>
-          <w:b/>
-        </w:rPr>
-        <w:t>training</w:t>
-      </w:r>
-      <w:r>
-        <w:rPr>
-          <w:b w:val="0"/>
-        </w:rPr>
-        <w:t xml:space="preserve"> group but only originals for evaluation. Give source and retained-record counts per split, total retained records and excluded derived records.</w:t>
-      </w:r>
-    </w:p>
-    <w:p>
-      <w:pPr>
-        <w:pStyle w:val="Heading3"/>
-      </w:pPr>
-      <w:r>
-        <w:t>My independent explanation, trace and limits</w:t>
-      </w:r>
-    </w:p>
-    <w:p>
-      <w:r>
-        <w:t>________________________________________________________________</w:t>
-      </w:r>
-    </w:p>
-    <w:p>
-      <w:r>
-        <w:t>________________________________________________________________</w:t>
-      </w:r>
-    </w:p>
-    <w:p>
-      <w:r>
-        <w:t>________________________________________________________________</w:t>
-      </w:r>
-    </w:p>
-    <w:p>
-      <w:r>
-        <w:t>________________________________________________________________</w:t>
-      </w:r>
-    </w:p>
-    <w:p>
-      <w:r>
-        <w:t>________________________________________________________________</w:t>
-      </w:r>
-    </w:p>
-    <w:p>
-      <w:r>
-        <w:t>________________________________________________________________</w:t>
-      </w:r>
-    </w:p>
-    <w:p>
-      <w:r>
-        <w:t>________________________________________________________________</w:t>
-      </w:r>
-    </w:p>
-    <w:p>
-      <w:pPr>
-        <w:spacing w:line="336" w:lineRule="auto" w:after="180"/>
-      </w:pPr>
-      <w:r>
-        <w:rPr>
-          <w:b w:val="0"/>
-        </w:rPr>
-        <w:t>Attempt this case before feedback. Record any help. Earlier examples below are further practice; a case already practised with feedback cannot establish fresh transfer.</w:t>
-      </w:r>
-    </w:p>
-    <w:p>
-      <w:pPr>
-        <w:pStyle w:val="Heading3"/>
-      </w:pPr>
-      <w:r>
-        <w:t>Attempt this without hints</w:t>
-      </w:r>
-    </w:p>
-    <w:p>
-      <w:pPr>
-        <w:spacing w:line="336" w:lineRule="auto" w:after="180"/>
-      </w:pPr>
-      <w:r>
-        <w:rPr>
-          <w:b w:val="0"/>
-        </w:rPr>
-        <w:t xml:space="preserve">Six fictional </w:t>
-      </w:r>
-      <w:r>
-        <w:rPr>
-          <w:b/>
-        </w:rPr>
-        <w:t>source group</w:t>
-      </w:r>
-      <w:r>
-        <w:rPr>
-          <w:b w:val="0"/>
-        </w:rPr>
-        <w:t xml:space="preserve">s J, K, L, M, N and O each have one original and three derived records. Assign J, K and L to </w:t>
-      </w:r>
-      <w:r>
-        <w:rPr>
-          <w:b/>
-        </w:rPr>
-        <w:t>training</w:t>
-      </w:r>
-      <w:r>
-        <w:rPr>
-          <w:b w:val="0"/>
-        </w:rPr>
-        <w:t>, M to validation and N, O to final test.</w:t>
-      </w:r>
-    </w:p>
-    <w:p>
-      <w:pPr>
-        <w:spacing w:line="336" w:lineRule="auto" w:after="180"/>
-      </w:pPr>
-      <w:r>
-        <w:rPr>
-          <w:b w:val="0"/>
-        </w:rPr>
-        <w:t xml:space="preserve">Keep all four records per </w:t>
-      </w:r>
-      <w:r>
-        <w:rPr>
-          <w:b/>
-        </w:rPr>
-        <w:t>training</w:t>
-      </w:r>
-      <w:r>
-        <w:rPr>
-          <w:b w:val="0"/>
-        </w:rPr>
-        <w:t xml:space="preserve"> group but only originals for evaluation. Give source and retained-record counts per split, total retained records and excluded derived records.</w:t>
-      </w:r>
-    </w:p>
-    <w:p>
-      <w:pPr>
-        <w:pStyle w:val="Heading3"/>
-      </w:pPr>
-      <w:r>
-        <w:t>My independent procedure, result and limitation</w:t>
-      </w:r>
-    </w:p>
-    <w:p>
-      <w:r>
-        <w:t>________________________________________________________________</w:t>
-      </w:r>
-    </w:p>
-    <w:p>
-      <w:r>
-        <w:t>________________________________________________________________</w:t>
-      </w:r>
-    </w:p>
-    <w:p>
-      <w:r>
-        <w:t>________________________________________________________________</w:t>
-      </w:r>
-    </w:p>
-    <w:p>
-      <w:r>
-        <w:t>________________________________________________________________</w:t>
-      </w:r>
-    </w:p>
-    <w:p>
-      <w:r>
-        <w:t>________________________________________________________________</w:t>
-      </w:r>
-    </w:p>
-    <w:p>
-      <w:r>
-        <w:t>________________________________________________________________</w:t>
-      </w:r>
-    </w:p>
-    <w:p>
-      <w:r>
-        <w:t>________________________________________________________________</w:t>
-      </w:r>
-    </w:p>
-    <w:p>
-      <w:r>
-        <w:t>________________________________________________________________</w:t>
-      </w:r>
-    </w:p>
-    <w:p>
-      <w:pPr>
-        <w:spacing w:line="336" w:lineRule="auto" w:after="180"/>
-      </w:pPr>
-      <w:r>
-        <w:rPr>
-          <w:b w:val="0"/>
-        </w:rPr>
-        <w:t>Record support used: none, hint or teacher explanation. After feedback, a different case is needed to demonstrate independence.</w:t>
-      </w:r>
-    </w:p>
-    <w:p>
-      <w:pPr>
-        <w:pStyle w:val="Heading3"/>
-      </w:pPr>
-      <w:r>
-        <w:t>Use feedback to improve</w:t>
-      </w:r>
-    </w:p>
-    <w:p>
-      <w:pPr>
-        <w:spacing w:line="336" w:lineRule="auto" w:after="180"/>
-      </w:pPr>
-      <w:r>
-        <w:rPr>
-          <w:b w:val="0"/>
-        </w:rPr>
-        <w:t>Attempt the independent case before hints. Record whether you worked alone, used a hint or followed a model. After feedback, fix the first unsupported step and explain why it changed.</w:t>
-      </w:r>
-    </w:p>
-    <w:p>
-      <w:pPr>
-        <w:spacing w:line="336" w:lineRule="auto" w:after="180"/>
-      </w:pPr>
-      <w:r>
-        <w:rPr>
-          <w:b w:val="0"/>
-        </w:rPr>
-        <w:t>A later check uses a changed case, not a copied answer.</w:t>
-      </w:r>
-    </w:p>
-    <w:p>
-      <w:pPr>
-        <w:pStyle w:val="Heading1"/>
-      </w:pPr>
-      <w:r>
-        <w:t>15. Your lesson route</w:t>
-      </w:r>
-    </w:p>
-    <w:p>
-      <w:r>
-        <w:t>Use this map to navigate Augmentation and leakage, connect the goals to tasks and keep one evidence record for each attempt.</w:t>
+        <w:t>15. Reference · The earlier route checklist</w:t>
+      </w:r>
+    </w:p>
+    <w:p>
+      <w:r>
+        <w:t>Use one main route rather than repeating the lesson.</w:t>
+      </w:r>
+    </w:p>
+    <w:p>
+      <w:pPr>
+        <w:pStyle w:val="Heading2"/>
+      </w:pPr>
+      <w:r>
+        <w:t>Targets,route and first prediction</w:t>
       </w:r>
     </w:p>
     <w:p>
@@ -3960,12 +5744,117 @@
         <w:pStyle w:val="Heading1"/>
       </w:pPr>
       <w:r>
-        <w:t>16. Finish and return</w:t>
-      </w:r>
-    </w:p>
-    <w:p>
-      <w:r>
-        <w:t>Explain Augmentation and leakage without notes, identify a remaining question and plan a later check with a changed case.</w:t>
+        <w:t>17. Extra practice · Predict,check and repair</w:t>
+      </w:r>
+    </w:p>
+    <w:p>
+      <w:r>
+        <w:t>Keep supported feedback separate from the independent case.</w:t>
+      </w:r>
+    </w:p>
+    <w:p>
+      <w:pPr>
+        <w:pStyle w:val="Heading2"/>
+      </w:pPr>
+      <w:r>
+        <w:t>First supported question and optional hint</w:t>
+      </w:r>
+    </w:p>
+    <w:p>
+      <w:pPr>
+        <w:pStyle w:val="ListBullet"/>
+      </w:pPr>
+      <w:r>
+        <w:t>Keep every augmented image with its original source group.</w:t>
+      </w:r>
+    </w:p>
+    <w:p>
+      <w:pPr>
+        <w:pStyle w:val="Heading3"/>
+      </w:pPr>
+      <w:r>
+        <w:t>Practice 1: explain the deciding evidence</w:t>
+      </w:r>
+    </w:p>
+    <w:p>
+      <w:pPr>
+        <w:pStyle w:val="ListBullet"/>
+      </w:pPr>
+      <w:r>
+        <w:t>Which labelled step matches this detail? Use a flip only if it preserves the declared target; left-arrow/right-arrow labels would not be unchanged.</w:t>
+      </w:r>
+    </w:p>
+    <w:p>
+      <w:pPr>
+        <w:pStyle w:val="ListBullet"/>
+      </w:pPr>
+      <w:r>
+        <w:t>1. Assign by source</w:t>
+      </w:r>
+    </w:p>
+    <w:p>
+      <w:pPr>
+        <w:pStyle w:val="ListBullet"/>
+      </w:pPr>
+      <w:r>
+        <w:t>2. Track provenance</w:t>
+      </w:r>
+    </w:p>
+    <w:p>
+      <w:pPr>
+        <w:pStyle w:val="ListBullet"/>
+      </w:pPr>
+      <w:r>
+        <w:t>3. Check label meaning</w:t>
+      </w:r>
+    </w:p>
+    <w:p>
+      <w:pPr>
+        <w:pStyle w:val="Heading3"/>
+      </w:pPr>
+      <w:r>
+        <w:t>My selected conclusion, deciding fact and explanation</w:t>
+      </w:r>
+    </w:p>
+    <w:p>
+      <w:r>
+        <w:t>________________________________________________________________</w:t>
+      </w:r>
+    </w:p>
+    <w:p>
+      <w:r>
+        <w:t>________________________________________________________________</w:t>
+      </w:r>
+    </w:p>
+    <w:p>
+      <w:r>
+        <w:t>________________________________________________________________</w:t>
+      </w:r>
+    </w:p>
+    <w:p>
+      <w:r>
+        <w:t>________________________________________________________________</w:t>
+      </w:r>
+    </w:p>
+    <w:p>
+      <w:r>
+        <w:t>________________________________________________________________</w:t>
+      </w:r>
+    </w:p>
+    <w:p>
+      <w:pPr>
+        <w:pStyle w:val="ListBullet"/>
+      </w:pPr>
+      <w:r>
+        <w:t>Hint if needed: Read the steps in the pictorial case. Match the supplied detail to the stage that performs or records it.</w:t>
+      </w:r>
+    </w:p>
+    <w:p>
+      <w:pPr>
+        <w:pStyle w:val="Heading2"/>
+      </w:pPr>
+      <w:r>
+        <w:t>Check after the first attempt · reference / check after trying</w:t>
       </w:r>
     </w:p>
     <w:p>
@@ -3976,40 +5865,7 @@
         <w:rPr>
           <w:b w:val="0"/>
         </w:rPr>
-        <w:t>Close your notes. Explain this goal in your own words: Check whether a transformation preserves the task label</w:t>
-      </w:r>
-    </w:p>
-    <w:p>
-      <w:pPr>
-        <w:pStyle w:val="Heading3"/>
-      </w:pPr>
-      <w:r>
-        <w:t>My deciding step, evidence and one remaining question</w:t>
-      </w:r>
-    </w:p>
-    <w:p>
-      <w:r>
-        <w:t>________________________________________________________________</w:t>
-      </w:r>
-    </w:p>
-    <w:p>
-      <w:r>
-        <w:t>________________________________________________________________</w:t>
-      </w:r>
-    </w:p>
-    <w:p>
-      <w:r>
-        <w:t>________________________________________________________________</w:t>
-      </w:r>
-    </w:p>
-    <w:p>
-      <w:r>
-        <w:t>________________________________________________________________</w:t>
-      </w:r>
-    </w:p>
-    <w:p>
-      <w:r>
-        <w:t>________________________________________________________________</w:t>
+        <w:t>After your attempt, compare with the supported explanation: Check label meaning Use a flip only if it preserves the declared target; left-arrow/right-arrow labels would not be unchanged.</w:t>
       </w:r>
     </w:p>
     <w:p>
@@ -4020,7 +5876,307 @@
         <w:rPr>
           <w:b w:val="0"/>
         </w:rPr>
-        <w:t xml:space="preserve">If you are unsure, return to the worked picture and explain one arrow. If you are ready, change an </w:t>
+        <w:t xml:space="preserve">An augmented image remains related to its source. A horizontal flip changes the view, not the identity of the original example. Assign </w:t>
+      </w:r>
+      <w:r>
+        <w:rPr>
+          <w:b/>
+        </w:rPr>
+        <w:t>source group</w:t>
+      </w:r>
+      <w:r>
+        <w:rPr>
+          <w:b w:val="0"/>
+        </w:rPr>
+        <w:t xml:space="preserve">s to </w:t>
+      </w:r>
+      <w:r>
+        <w:rPr>
+          <w:b/>
+        </w:rPr>
+        <w:t>training</w:t>
+      </w:r>
+      <w:r>
+        <w:rPr>
+          <w:b w:val="0"/>
+        </w:rPr>
+        <w:t>, validation and final evaluation before producing copies.</w:t>
+      </w:r>
+    </w:p>
+    <w:p>
+      <w:pPr>
+        <w:spacing w:line="336" w:lineRule="auto" w:after="180"/>
+      </w:pPr>
+      <w:r>
+        <w:rPr>
+          <w:b w:val="0"/>
+        </w:rPr>
+        <w:t>Also check that the transformation preserves the target: flipping an arrow can change its correct direction label.</w:t>
+      </w:r>
+    </w:p>
+    <w:p>
+      <w:pPr>
+        <w:pStyle w:val="Heading2"/>
+      </w:pPr>
+      <w:r>
+        <w:t>Changed-case question and optional hint</w:t>
+      </w:r>
+    </w:p>
+    <w:p>
+      <w:pPr>
+        <w:pStyle w:val="Heading3"/>
+      </w:pPr>
+      <w:r>
+        <w:t>Practice 2: explain the deciding evidence</w:t>
+      </w:r>
+    </w:p>
+    <w:p>
+      <w:pPr>
+        <w:pStyle w:val="ListBullet"/>
+      </w:pPr>
+      <w:r>
+        <w:t>Changed-case practice: Move D’s flipped copy into training. Which conclusion is supported by the supplied facts?</w:t>
+      </w:r>
+    </w:p>
+    <w:p>
+      <w:pPr>
+        <w:pStyle w:val="ListBullet"/>
+      </w:pPr>
+      <w:r>
+        <w:t>1. Final-test group separation fails.</w:t>
+      </w:r>
+    </w:p>
+    <w:p>
+      <w:pPr>
+        <w:pStyle w:val="ListBullet"/>
+      </w:pPr>
+      <w:r>
+        <w:t>2. We can decide the result without examining the changed input or the procedure.</w:t>
+      </w:r>
+    </w:p>
+    <w:p>
+      <w:pPr>
+        <w:pStyle w:val="ListBullet"/>
+      </w:pPr>
+      <w:r>
+        <w:t>3. This one example guarantees correct results for every future input.</w:t>
+      </w:r>
+    </w:p>
+    <w:p>
+      <w:pPr>
+        <w:pStyle w:val="Heading3"/>
+      </w:pPr>
+      <w:r>
+        <w:t>My selected conclusion, deciding fact and explanation</w:t>
+      </w:r>
+    </w:p>
+    <w:p>
+      <w:r>
+        <w:t>________________________________________________________________</w:t>
+      </w:r>
+    </w:p>
+    <w:p>
+      <w:r>
+        <w:t>________________________________________________________________</w:t>
+      </w:r>
+    </w:p>
+    <w:p>
+      <w:r>
+        <w:t>________________________________________________________________</w:t>
+      </w:r>
+    </w:p>
+    <w:p>
+      <w:r>
+        <w:t>________________________________________________________________</w:t>
+      </w:r>
+    </w:p>
+    <w:p>
+      <w:r>
+        <w:t>________________________________________________________________</w:t>
+      </w:r>
+    </w:p>
+    <w:p>
+      <w:pPr>
+        <w:pStyle w:val="ListBullet"/>
+      </w:pPr>
+      <w:r>
+        <w:t>Hint if needed: Use the changed condition and the deciding step in the pictorial trace. The answer must say what follows from those facts.</w:t>
+      </w:r>
+    </w:p>
+    <w:p>
+      <w:pPr>
+        <w:pStyle w:val="Heading2"/>
+      </w:pPr>
+      <w:r>
+        <w:t>Check after the changed attempt · reference / check after trying</w:t>
+      </w:r>
+    </w:p>
+    <w:p>
+      <w:pPr>
+        <w:spacing w:line="336" w:lineRule="auto" w:after="180"/>
+      </w:pPr>
+      <w:r>
+        <w:rPr>
+          <w:b w:val="0"/>
+        </w:rPr>
+        <w:t>After your attempt, compare with the supported explanation: Final-test group separation fails. The transformed D image is still derived from the held-out source, despite a new filename.</w:t>
+      </w:r>
+    </w:p>
+    <w:p>
+      <w:pPr>
+        <w:pStyle w:val="Heading2"/>
+      </w:pPr>
+      <w:r>
+        <w:t>Repair and retain the record</w:t>
+      </w:r>
+    </w:p>
+    <w:p>
+      <w:pPr>
+        <w:spacing w:line="336" w:lineRule="auto" w:after="180"/>
+      </w:pPr>
+      <w:r>
+        <w:rPr>
+          <w:b w:val="0"/>
+        </w:rPr>
+        <w:t xml:space="preserve">Review </w:t>
+      </w:r>
+      <w:r>
+        <w:rPr>
+          <w:b/>
+        </w:rPr>
+        <w:t>Training</w:t>
+      </w:r>
+      <w:r>
+        <w:rPr>
+          <w:b w:val="0"/>
+        </w:rPr>
+        <w:t xml:space="preserve"> a small image model (ai-5/23). Goal: Trace a complete image model with fixed features and one trained weight. Short practice: Does lower </w:t>
+      </w:r>
+      <w:r>
+        <w:rPr>
+          <w:b/>
+        </w:rPr>
+        <w:t>training</w:t>
+      </w:r>
+      <w:r>
+        <w:rPr>
+          <w:b w:val="0"/>
+        </w:rPr>
+        <w:t xml:space="preserve"> loss alone establish that four updates generalise better?</w:t>
+      </w:r>
+    </w:p>
+    <w:p>
+      <w:pPr>
+        <w:spacing w:line="336" w:lineRule="auto" w:after="180"/>
+      </w:pPr>
+      <w:r>
+        <w:rPr>
+          <w:b w:val="0"/>
+        </w:rPr>
+        <w:t xml:space="preserve">Point to the relevant step in the picture, then write the changed result and the rule or </w:t>
+      </w:r>
+      <w:r>
+        <w:rPr>
+          <w:b/>
+        </w:rPr>
+        <w:t>evidence</w:t>
+      </w:r>
+      <w:r>
+        <w:rPr>
+          <w:b w:val="0"/>
+        </w:rPr>
+        <w:t xml:space="preserve"> that supports it.. Return to this week and explain what you changed.</w:t>
+      </w:r>
+    </w:p>
+    <w:p>
+      <w:pPr>
+        <w:spacing w:line="336" w:lineRule="auto" w:after="180"/>
+      </w:pPr>
+      <w:r>
+        <w:rPr>
+          <w:b w:val="0"/>
+        </w:rPr>
+        <w:t>Review Convolution as a local operation (ai-5/21). Goal: Compute a local weighted sum at each valid image position. Short practice: Why is flipping the kernel an implementation change here?</w:t>
+      </w:r>
+    </w:p>
+    <w:p>
+      <w:pPr>
+        <w:spacing w:line="336" w:lineRule="auto" w:after="180"/>
+      </w:pPr>
+      <w:r>
+        <w:rPr>
+          <w:b w:val="0"/>
+        </w:rPr>
+        <w:t xml:space="preserve">Point to the relevant step in the picture, then write the changed result and the rule or </w:t>
+      </w:r>
+      <w:r>
+        <w:rPr>
+          <w:b/>
+        </w:rPr>
+        <w:t>evidence</w:t>
+      </w:r>
+      <w:r>
+        <w:rPr>
+          <w:b w:val="0"/>
+        </w:rPr>
+        <w:t xml:space="preserve"> that supports it.. Return to this week and explain what you changed.</w:t>
+      </w:r>
+    </w:p>
+    <w:p>
+      <w:pPr>
+        <w:spacing w:line="336" w:lineRule="auto" w:after="180"/>
+      </w:pPr>
+      <w:r>
+        <w:rPr>
+          <w:b w:val="0"/>
+        </w:rPr>
+        <w:t>Review Debugging shapes and gradients (ai-5/18). Goal: Check dimension contracts before computing a layer. Short practice: What should a debugging record pair with every gradient value?</w:t>
+      </w:r>
+    </w:p>
+    <w:p>
+      <w:pPr>
+        <w:spacing w:line="336" w:lineRule="auto" w:after="180"/>
+      </w:pPr>
+      <w:r>
+        <w:rPr>
+          <w:b w:val="0"/>
+        </w:rPr>
+        <w:t xml:space="preserve">Point to the relevant step in the picture, then write the changed result and the rule or </w:t>
+      </w:r>
+      <w:r>
+        <w:rPr>
+          <w:b/>
+        </w:rPr>
+        <w:t>evidence</w:t>
+      </w:r>
+      <w:r>
+        <w:rPr>
+          <w:b w:val="0"/>
+        </w:rPr>
+        <w:t xml:space="preserve"> that supports it.. Return to this week and explain what you changed.</w:t>
+      </w:r>
+    </w:p>
+    <w:p>
+      <w:pPr>
+        <w:spacing w:line="336" w:lineRule="auto" w:after="180"/>
+      </w:pPr>
+      <w:r>
+        <w:rPr>
+          <w:b w:val="0"/>
+        </w:rPr>
+        <w:t xml:space="preserve">The browser lab lets you edit the supported Python examples already included in this lesson. Predict first, run, inspect the actual </w:t>
+      </w:r>
+      <w:r>
+        <w:rPr>
+          <w:b/>
+        </w:rPr>
+        <w:t>output</w:t>
+      </w:r>
+      <w:r>
+        <w:rPr>
+          <w:b w:val="0"/>
+        </w:rPr>
+        <w:t xml:space="preserve"> or error, change one </w:t>
       </w:r>
       <w:r>
         <w:rPr>
@@ -4032,7 +6188,18 @@
         <w:rPr>
           <w:b w:val="0"/>
         </w:rPr>
-        <w:t xml:space="preserve"> or assumption and justify your </w:t>
+        <w:t>, then run again.</w:t>
+      </w:r>
+    </w:p>
+    <w:p>
+      <w:pPr>
+        <w:spacing w:line="336" w:lineRule="auto" w:after="180"/>
+      </w:pPr>
+      <w:r>
+        <w:rPr>
+          <w:b w:val="0"/>
+        </w:rPr>
+        <w:t xml:space="preserve">Keep code, </w:t>
       </w:r>
       <w:r>
         <w:rPr>
@@ -4044,7 +6211,7 @@
         <w:rPr>
           <w:b w:val="0"/>
         </w:rPr>
-        <w:t>.</w:t>
+        <w:t>s, actual results and a reasoned revision together. On paper, label your result as a trace rather than an execution.</w:t>
       </w:r>
     </w:p>
     <w:p>
@@ -4055,7 +6222,7 @@
         <w:rPr>
           <w:b w:val="0"/>
         </w:rPr>
-        <w:t xml:space="preserve">Save your workbook </w:t>
+        <w:t xml:space="preserve">Use Download completed work in the hosted lesson to export your answers, reflections, practice feedback and code-run </w:t>
       </w:r>
       <w:r>
         <w:rPr>
@@ -4067,20 +6234,26 @@
         <w:rPr>
           <w:b w:val="0"/>
         </w:rPr>
-        <w:t>. At the next review, try a different case before opening your old answer.</w:t>
-      </w:r>
-    </w:p>
-    <w:p>
-      <w:pPr>
-        <w:pStyle w:val="Heading1"/>
-      </w:pPr>
-      <w:r>
-        <w:t>17. Supported practice, repair and portfolio</w:t>
-      </w:r>
-    </w:p>
-    <w:p>
-      <w:r>
-        <w:t>Attempt supported questions before using hints or feedback. Review a missing building block, then keep the completed work.</w:t>
+        <w:t>. Open the HTML copy to read or print it.</w:t>
+      </w:r>
+    </w:p>
+    <w:p>
+      <w:pPr>
+        <w:spacing w:line="336" w:lineRule="auto" w:after="180"/>
+      </w:pPr>
+      <w:r>
+        <w:rPr>
+          <w:b w:val="0"/>
+        </w:rPr>
+        <w:t>Drafts stay in this browser when storage is available; clear drafts on a shared device.</w:t>
+      </w:r>
+    </w:p>
+    <w:p>
+      <w:pPr>
+        <w:pStyle w:val="Heading2"/>
+      </w:pPr>
+      <w:r>
+        <w:t>Earlier wording, alternatives and picture transcripts · reference / check after trying</w:t>
       </w:r>
     </w:p>
     <w:p>
@@ -4096,80 +6269,10 @@
     </w:p>
     <w:p>
       <w:pPr>
-        <w:spacing w:line="336" w:lineRule="auto" w:after="180"/>
-      </w:pPr>
-      <w:r>
-        <w:rPr>
-          <w:b w:val="0"/>
-        </w:rPr>
-        <w:t xml:space="preserve">Keep every augmented image with its original </w:t>
-      </w:r>
-      <w:r>
-        <w:rPr>
-          <w:b/>
-        </w:rPr>
-        <w:t>source group</w:t>
-      </w:r>
-      <w:r>
-        <w:rPr>
-          <w:b w:val="0"/>
-        </w:rPr>
-        <w:t>.</w:t>
-      </w:r>
-    </w:p>
-    <w:p>
-      <w:pPr>
         <w:pStyle w:val="Heading3"/>
       </w:pPr>
       <w:r>
-        <w:t>Practice 1: explain the deciding evidence</w:t>
-      </w:r>
-    </w:p>
-    <w:p>
-      <w:pPr>
-        <w:spacing w:line="336" w:lineRule="auto" w:after="180"/>
-      </w:pPr>
-      <w:r>
-        <w:rPr>
-          <w:b w:val="0"/>
-        </w:rPr>
-        <w:t>Which labelled step matches this detail? Use a flip only if it preserves the declared target; left-arrow/right-arrow labels would not be unchanged.</w:t>
-      </w:r>
-    </w:p>
-    <w:p>
-      <w:pPr>
-        <w:spacing w:line="336" w:lineRule="auto" w:after="180"/>
-        <w:shd w:fill="F4F9FC"/>
-      </w:pPr>
-      <w:r>
-        <w:rPr>
-          <w:b w:val="0"/>
-        </w:rPr>
-        <w:t>1. Assign by source</w:t>
-      </w:r>
-    </w:p>
-    <w:p>
-      <w:pPr>
-        <w:spacing w:line="336" w:lineRule="auto" w:after="180"/>
-        <w:shd w:fill="F4F9FC"/>
-      </w:pPr>
-      <w:r>
-        <w:rPr>
-          <w:b w:val="0"/>
-        </w:rPr>
-        <w:t>2. Track provenance</w:t>
-      </w:r>
-    </w:p>
-    <w:p>
-      <w:pPr>
-        <w:spacing w:line="336" w:lineRule="auto" w:after="180"/>
-        <w:shd w:fill="F4F9FC"/>
-      </w:pPr>
-      <w:r>
-        <w:rPr>
-          <w:b w:val="0"/>
-        </w:rPr>
-        <w:t>3. Check label meaning</w:t>
+        <w:t>Repair a missing building block</w:t>
       </w:r>
     </w:p>
     <w:p>
@@ -4177,32 +6280,7 @@
         <w:pStyle w:val="Heading3"/>
       </w:pPr>
       <w:r>
-        <w:t>My selected conclusion, deciding fact and explanation</w:t>
-      </w:r>
-    </w:p>
-    <w:p>
-      <w:r>
-        <w:t>________________________________________________________________</w:t>
-      </w:r>
-    </w:p>
-    <w:p>
-      <w:r>
-        <w:t>________________________________________________________________</w:t>
-      </w:r>
-    </w:p>
-    <w:p>
-      <w:r>
-        <w:t>________________________________________________________________</w:t>
-      </w:r>
-    </w:p>
-    <w:p>
-      <w:r>
-        <w:t>________________________________________________________________</w:t>
-      </w:r>
-    </w:p>
-    <w:p>
-      <w:r>
-        <w:t>________________________________________________________________</w:t>
+        <w:t>Predict, run and debug</w:t>
       </w:r>
     </w:p>
     <w:p>
@@ -4210,520 +6288,25 @@
         <w:pStyle w:val="Heading3"/>
       </w:pPr>
       <w:r>
-        <w:t>Hint · try first</w:t>
-      </w:r>
-    </w:p>
-    <w:p>
-      <w:pPr>
-        <w:spacing w:line="336" w:lineRule="auto" w:after="180"/>
-        <w:shd w:fill="F1F6F8"/>
-      </w:pPr>
-      <w:r>
-        <w:rPr>
-          <w:b w:val="0"/>
-        </w:rPr>
-        <w:t>Hint if needed: Read the steps in the pictorial case. Match the supplied detail to the stage that performs or records it.</w:t>
-      </w:r>
-    </w:p>
-    <w:p>
-      <w:pPr>
-        <w:pStyle w:val="Heading3"/>
-      </w:pPr>
-      <w:r>
-        <w:t>Feedback · compare after trying</w:t>
-      </w:r>
-    </w:p>
-    <w:p>
-      <w:pPr>
-        <w:spacing w:line="336" w:lineRule="auto" w:after="180"/>
-        <w:shd w:fill="F1F6FC"/>
-      </w:pPr>
-      <w:r>
-        <w:rPr>
-          <w:b w:val="0"/>
-        </w:rPr>
-        <w:t>After your attempt, compare with the supported explanation: Check label meaning Use a flip only if it preserves the declared target; left-arrow/right-arrow labels would not be unchanged.</w:t>
-      </w:r>
-    </w:p>
-    <w:p>
-      <w:pPr>
-        <w:spacing w:line="336" w:lineRule="auto" w:after="180"/>
-        <w:shd w:fill="F1F6FC"/>
-      </w:pPr>
-      <w:r>
-        <w:rPr>
-          <w:b w:val="0"/>
-        </w:rPr>
-        <w:t xml:space="preserve">An augmented image remains related to its source. A horizontal flip changes the view, not the identity of the original example. Assign </w:t>
-      </w:r>
-      <w:r>
-        <w:rPr>
-          <w:b/>
-        </w:rPr>
-        <w:t>source group</w:t>
-      </w:r>
-      <w:r>
-        <w:rPr>
-          <w:b w:val="0"/>
-        </w:rPr>
-        <w:t xml:space="preserve">s to </w:t>
-      </w:r>
-      <w:r>
-        <w:rPr>
-          <w:b/>
-        </w:rPr>
-        <w:t>training</w:t>
-      </w:r>
-      <w:r>
-        <w:rPr>
-          <w:b w:val="0"/>
-        </w:rPr>
-        <w:t>, validation and final evaluation before producing copies.</w:t>
-      </w:r>
-    </w:p>
-    <w:p>
-      <w:pPr>
-        <w:spacing w:line="336" w:lineRule="auto" w:after="180"/>
-        <w:shd w:fill="F1F6FC"/>
-      </w:pPr>
-      <w:r>
-        <w:rPr>
-          <w:b w:val="0"/>
-        </w:rPr>
-        <w:t>Also check that the transformation preserves the target: flipping an arrow can change its correct direction label.</w:t>
-      </w:r>
-    </w:p>
-    <w:p>
-      <w:pPr>
-        <w:pStyle w:val="Heading3"/>
-      </w:pPr>
-      <w:r>
-        <w:t>Practice 2: explain the deciding evidence</w:t>
-      </w:r>
-    </w:p>
-    <w:p>
-      <w:pPr>
-        <w:pStyle w:val="Heading3"/>
-      </w:pPr>
-      <w:r>
-        <w:t>Changed case · predict first</w:t>
-      </w:r>
-    </w:p>
-    <w:p>
-      <w:pPr>
-        <w:spacing w:line="336" w:lineRule="auto" w:after="180"/>
-        <w:shd w:fill="F5F1FB"/>
-      </w:pPr>
-      <w:r>
-        <w:rPr>
-          <w:b w:val="0"/>
-        </w:rPr>
-        <w:t xml:space="preserve">Changed-case practice: Move D’s flipped copy into </w:t>
-      </w:r>
-      <w:r>
-        <w:rPr>
-          <w:b/>
-        </w:rPr>
-        <w:t>training</w:t>
-      </w:r>
-      <w:r>
-        <w:rPr>
-          <w:b w:val="0"/>
-        </w:rPr>
-        <w:t>. Which conclusion is supported by the supplied facts?</w:t>
-      </w:r>
-    </w:p>
-    <w:p>
-      <w:pPr>
-        <w:spacing w:line="336" w:lineRule="auto" w:after="180"/>
-        <w:shd w:fill="F4F9FC"/>
-      </w:pPr>
-      <w:r>
-        <w:rPr>
-          <w:b w:val="0"/>
-        </w:rPr>
-        <w:t>1. Final-test group separation fails.</w:t>
-      </w:r>
-    </w:p>
-    <w:p>
-      <w:pPr>
-        <w:spacing w:line="336" w:lineRule="auto" w:after="180"/>
-        <w:shd w:fill="F4F9FC"/>
-      </w:pPr>
-      <w:r>
-        <w:rPr>
-          <w:b w:val="0"/>
-        </w:rPr>
-        <w:t xml:space="preserve">2. We can decide the result without examining the changed </w:t>
-      </w:r>
-      <w:r>
-        <w:rPr>
-          <w:b/>
-        </w:rPr>
-        <w:t>input</w:t>
-      </w:r>
-      <w:r>
-        <w:rPr>
-          <w:b w:val="0"/>
-        </w:rPr>
-        <w:t xml:space="preserve"> or the procedure.</w:t>
-      </w:r>
-    </w:p>
-    <w:p>
-      <w:pPr>
-        <w:spacing w:line="336" w:lineRule="auto" w:after="180"/>
-        <w:shd w:fill="F4F9FC"/>
-      </w:pPr>
-      <w:r>
-        <w:rPr>
-          <w:b w:val="0"/>
-        </w:rPr>
-        <w:t xml:space="preserve">3. This one example guarantees correct results for every future </w:t>
-      </w:r>
-      <w:r>
-        <w:rPr>
-          <w:b/>
-        </w:rPr>
-        <w:t>input</w:t>
-      </w:r>
-      <w:r>
-        <w:rPr>
-          <w:b w:val="0"/>
-        </w:rPr>
-        <w:t>.</w:t>
-      </w:r>
-    </w:p>
-    <w:p>
-      <w:pPr>
-        <w:pStyle w:val="Heading3"/>
-      </w:pPr>
-      <w:r>
-        <w:t>My selected conclusion, deciding fact and explanation</w:t>
-      </w:r>
-    </w:p>
-    <w:p>
-      <w:r>
-        <w:t>________________________________________________________________</w:t>
-      </w:r>
-    </w:p>
-    <w:p>
-      <w:r>
-        <w:t>________________________________________________________________</w:t>
-      </w:r>
-    </w:p>
-    <w:p>
-      <w:r>
-        <w:t>________________________________________________________________</w:t>
-      </w:r>
-    </w:p>
-    <w:p>
-      <w:r>
-        <w:t>________________________________________________________________</w:t>
-      </w:r>
-    </w:p>
-    <w:p>
-      <w:r>
-        <w:t>________________________________________________________________</w:t>
-      </w:r>
-    </w:p>
-    <w:p>
-      <w:pPr>
-        <w:pStyle w:val="Heading3"/>
-      </w:pPr>
-      <w:r>
-        <w:t>Hint · try first</w:t>
-      </w:r>
-    </w:p>
-    <w:p>
-      <w:pPr>
-        <w:spacing w:line="336" w:lineRule="auto" w:after="180"/>
-        <w:shd w:fill="F1F6F8"/>
-      </w:pPr>
-      <w:r>
-        <w:rPr>
-          <w:b w:val="0"/>
-        </w:rPr>
-        <w:t>Hint if needed: Use the changed condition and the deciding step in the pictorial trace. The answer must say what follows from those facts.</w:t>
-      </w:r>
-    </w:p>
-    <w:p>
-      <w:pPr>
-        <w:pStyle w:val="Heading3"/>
-      </w:pPr>
-      <w:r>
-        <w:t>Feedback · compare after trying</w:t>
-      </w:r>
-    </w:p>
-    <w:p>
-      <w:pPr>
-        <w:spacing w:line="336" w:lineRule="auto" w:after="180"/>
-        <w:shd w:fill="F1F6FC"/>
-      </w:pPr>
-      <w:r>
-        <w:rPr>
-          <w:b w:val="0"/>
-        </w:rPr>
-        <w:t>After your attempt, compare with the supported explanation: Final-test group separation fails. The transformed D image is still derived from the held-out source, despite a new filename.</w:t>
-      </w:r>
-    </w:p>
-    <w:p>
-      <w:pPr>
-        <w:pStyle w:val="Heading3"/>
-      </w:pPr>
-      <w:r>
-        <w:t>Repair a missing building block</w:t>
-      </w:r>
-    </w:p>
-    <w:p>
-      <w:pPr>
-        <w:spacing w:line="336" w:lineRule="auto" w:after="180"/>
-      </w:pPr>
-      <w:r>
-        <w:rPr>
-          <w:b w:val="0"/>
-        </w:rPr>
-        <w:t xml:space="preserve">Review </w:t>
-      </w:r>
-      <w:r>
-        <w:rPr>
-          <w:b/>
-        </w:rPr>
-        <w:t>Training</w:t>
-      </w:r>
-      <w:r>
-        <w:rPr>
-          <w:b w:val="0"/>
-        </w:rPr>
-        <w:t xml:space="preserve"> a small image model (ai-5/23). Goal: Trace a complete image model with fixed features and one trained weight. Short practice: Does lower </w:t>
-      </w:r>
-      <w:r>
-        <w:rPr>
-          <w:b/>
-        </w:rPr>
-        <w:t>training</w:t>
-      </w:r>
-      <w:r>
-        <w:rPr>
-          <w:b w:val="0"/>
-        </w:rPr>
-        <w:t xml:space="preserve"> loss alone establish that four updates generalise better?</w:t>
-      </w:r>
-    </w:p>
-    <w:p>
-      <w:pPr>
-        <w:spacing w:line="336" w:lineRule="auto" w:after="180"/>
-      </w:pPr>
-      <w:r>
-        <w:rPr>
-          <w:b w:val="0"/>
-        </w:rPr>
-        <w:t xml:space="preserve">Point to the relevant step in the picture, then write the changed result and the rule or </w:t>
-      </w:r>
-      <w:r>
-        <w:rPr>
-          <w:b/>
-        </w:rPr>
-        <w:t>evidence</w:t>
-      </w:r>
-      <w:r>
-        <w:rPr>
-          <w:b w:val="0"/>
-        </w:rPr>
-        <w:t xml:space="preserve"> that supports it.. Return to this week and explain what you changed.</w:t>
-      </w:r>
-    </w:p>
-    <w:p>
-      <w:pPr>
-        <w:spacing w:line="336" w:lineRule="auto" w:after="180"/>
-      </w:pPr>
-      <w:r>
-        <w:rPr>
-          <w:b w:val="0"/>
-        </w:rPr>
-        <w:t>Review Convolution as a local operation (ai-5/21). Goal: Compute a local weighted sum at each valid image position. Short practice: Why is flipping the kernel an implementation change here?</w:t>
-      </w:r>
-    </w:p>
-    <w:p>
-      <w:pPr>
-        <w:spacing w:line="336" w:lineRule="auto" w:after="180"/>
-      </w:pPr>
-      <w:r>
-        <w:rPr>
-          <w:b w:val="0"/>
-        </w:rPr>
-        <w:t xml:space="preserve">Point to the relevant step in the picture, then write the changed result and the rule or </w:t>
-      </w:r>
-      <w:r>
-        <w:rPr>
-          <w:b/>
-        </w:rPr>
-        <w:t>evidence</w:t>
-      </w:r>
-      <w:r>
-        <w:rPr>
-          <w:b w:val="0"/>
-        </w:rPr>
-        <w:t xml:space="preserve"> that supports it.. Return to this week and explain what you changed.</w:t>
-      </w:r>
-    </w:p>
-    <w:p>
-      <w:pPr>
-        <w:spacing w:line="336" w:lineRule="auto" w:after="180"/>
-      </w:pPr>
-      <w:r>
-        <w:rPr>
-          <w:b w:val="0"/>
-        </w:rPr>
-        <w:t>Review Debugging shapes and gradients (ai-5/18). Goal: Check dimension contracts before computing a layer. Short practice: What should a debugging record pair with every gradient value?</w:t>
-      </w:r>
-    </w:p>
-    <w:p>
-      <w:pPr>
-        <w:spacing w:line="336" w:lineRule="auto" w:after="180"/>
-      </w:pPr>
-      <w:r>
-        <w:rPr>
-          <w:b w:val="0"/>
-        </w:rPr>
-        <w:t xml:space="preserve">Point to the relevant step in the picture, then write the changed result and the rule or </w:t>
-      </w:r>
-      <w:r>
-        <w:rPr>
-          <w:b/>
-        </w:rPr>
-        <w:t>evidence</w:t>
-      </w:r>
-      <w:r>
-        <w:rPr>
-          <w:b w:val="0"/>
-        </w:rPr>
-        <w:t xml:space="preserve"> that supports it.. Return to this week and explain what you changed.</w:t>
-      </w:r>
-    </w:p>
-    <w:p>
-      <w:pPr>
-        <w:pStyle w:val="Heading3"/>
-      </w:pPr>
-      <w:r>
-        <w:t>Predict, run and debug</w:t>
-      </w:r>
-    </w:p>
-    <w:p>
-      <w:pPr>
-        <w:spacing w:line="336" w:lineRule="auto" w:after="180"/>
-      </w:pPr>
-      <w:r>
-        <w:rPr>
-          <w:b w:val="0"/>
-        </w:rPr>
-        <w:t xml:space="preserve">The browser lab lets you edit the supported Python examples already included in this lesson. Predict first, run, inspect the actual </w:t>
-      </w:r>
-      <w:r>
-        <w:rPr>
-          <w:b/>
-        </w:rPr>
-        <w:t>output</w:t>
-      </w:r>
-      <w:r>
-        <w:rPr>
-          <w:b w:val="0"/>
-        </w:rPr>
-        <w:t xml:space="preserve"> or error, change one </w:t>
-      </w:r>
-      <w:r>
-        <w:rPr>
-          <w:b/>
-        </w:rPr>
-        <w:t>input</w:t>
-      </w:r>
-      <w:r>
-        <w:rPr>
-          <w:b w:val="0"/>
-        </w:rPr>
-        <w:t>, then run again.</w:t>
-      </w:r>
-    </w:p>
-    <w:p>
-      <w:pPr>
-        <w:spacing w:line="336" w:lineRule="auto" w:after="180"/>
-      </w:pPr>
-      <w:r>
-        <w:rPr>
-          <w:b w:val="0"/>
-        </w:rPr>
-        <w:t xml:space="preserve">Keep code, </w:t>
-      </w:r>
-      <w:r>
-        <w:rPr>
-          <w:b/>
-        </w:rPr>
-        <w:t>prediction</w:t>
-      </w:r>
-      <w:r>
-        <w:rPr>
-          <w:b w:val="0"/>
-        </w:rPr>
-        <w:t>s, actual results and a reasoned revision together. On paper, label your result as a trace rather than an execution.</w:t>
-      </w:r>
-    </w:p>
-    <w:p>
-      <w:pPr>
-        <w:pStyle w:val="Heading3"/>
-      </w:pPr>
-      <w:r>
         <w:t>Keep your completed work</w:t>
       </w:r>
     </w:p>
     <w:p>
       <w:pPr>
-        <w:spacing w:line="336" w:lineRule="auto" w:after="180"/>
-      </w:pPr>
-      <w:r>
-        <w:rPr>
-          <w:b w:val="0"/>
-        </w:rPr>
-        <w:t xml:space="preserve">Use Download completed work in the hosted lesson to export your answers, reflections, practice feedback and code-run </w:t>
-      </w:r>
-      <w:r>
-        <w:rPr>
-          <w:b/>
-        </w:rPr>
-        <w:t>evidence</w:t>
-      </w:r>
-      <w:r>
-        <w:rPr>
-          <w:b w:val="0"/>
-        </w:rPr>
-        <w:t>. Open the HTML copy to read or print it.</w:t>
-      </w:r>
-    </w:p>
-    <w:p>
-      <w:pPr>
-        <w:spacing w:line="336" w:lineRule="auto" w:after="180"/>
-      </w:pPr>
-      <w:r>
-        <w:rPr>
-          <w:b w:val="0"/>
-        </w:rPr>
-        <w:t>Drafts stay in this browser when storage is available; clear drafts on a shared device.</w:t>
-      </w:r>
-    </w:p>
-    <w:p>
-      <w:pPr>
         <w:pStyle w:val="Heading1"/>
       </w:pPr>
       <w:r>
-        <w:t>18. Visual concept journey</w:t>
-      </w:r>
-    </w:p>
-    <w:p>
-      <w:r>
-        <w:t>Explain each Augmentation and leakage graphic using its labels, deciding evidence and relevant limitation.</w:t>
-      </w:r>
-    </w:p>
-    <w:p>
-      <w:pPr>
-        <w:pStyle w:val="Heading3"/>
+        <w:t>18. Reference · Six-picture concept journey</w:t>
+      </w:r>
+    </w:p>
+    <w:p>
+      <w:r>
+        <w:t>Choose the picture that supports the current explanation.</w:t>
+      </w:r>
+    </w:p>
+    <w:p>
+      <w:pPr>
+        <w:pStyle w:val="Heading2"/>
       </w:pPr>
       <w:r>
         <w:t>01. Augmentation and leakage: the case</w:t>
@@ -4734,7 +6317,7 @@
         <w:drawing>
           <wp:inline xmlns:a="http://schemas.openxmlformats.org/drawingml/2006/main" xmlns:pic="http://schemas.openxmlformats.org/drawingml/2006/picture">
             <wp:extent cx="5486400" cy="3142488"/>
-            <wp:docPr id="2" name="Picture 2" descr="Keep every augmented image with its original source group. Supplied facts: Fictional sources A, B, C, D each have original+horizontal-flip copies. A/B train, C validation, D final test. All inputs and outcomes in this worked example are invented classroom data; no real model run is claimed."/>
+            <wp:docPr id="5" name="Picture 5" descr="Keep every augmented image with its original source group. Supplied facts: Fictional sources A, B, C, D each have original+horizontal-flip copies. A/B train, C validation, D final test. All inputs and outcomes in this worked example are invented classroom data; no real model run is claimed."/>
             <wp:cNvGraphicFramePr>
               <a:graphicFrameLocks noChangeAspect="1"/>
             </wp:cNvGraphicFramePr>
@@ -4746,7 +6329,7 @@
                     <pic:cNvPicPr/>
                   </pic:nvPicPr>
                   <pic:blipFill>
-                    <a:blip r:embed="rId10"/>
+                    <a:blip r:embed="rId13"/>
                     <a:stretch>
                       <a:fillRect/>
                     </a:stretch>
@@ -4814,7 +6397,6 @@
     <w:p>
       <w:pPr>
         <w:spacing w:line="336" w:lineRule="auto" w:after="180"/>
-        <w:shd w:fill="F5F1FB"/>
       </w:pPr>
       <w:r>
         <w:rPr>
@@ -4825,7 +6407,7 @@
     </w:p>
     <w:p>
       <w:pPr>
-        <w:pStyle w:val="Heading3"/>
+        <w:pStyle w:val="Heading2"/>
       </w:pPr>
       <w:r>
         <w:t>02. Follow the deciding steps</w:t>
@@ -4836,7 +6418,7 @@
         <w:drawing>
           <wp:inline xmlns:a="http://schemas.openxmlformats.org/drawingml/2006/main" xmlns:pic="http://schemas.openxmlformats.org/drawingml/2006/picture">
             <wp:extent cx="5486400" cy="3493008"/>
-            <wp:docPr id="3" name="Picture 3" descr="Track provenance: Each flipped copy retains its source ID and parent image reference. → Assign by source: A/B originals and flips give 4 training records; C gives 2 validation; D gives 2 final. → Check label meaning: Use a flip only if it preserves the declared target; left-arrow/right-arrow labels would not be unchanged."/>
+            <wp:docPr id="6" name="Picture 6" descr="Track provenance: Each flipped copy retains its source ID and parent image reference. → Assign by source: A/B originals and flips give 4 training records; C gives 2 validation; D gives 2 final. → Check label meaning: Use a flip only if it preserves the declared target; left-arrow/right-arrow labels would not be unchanged."/>
             <wp:cNvGraphicFramePr>
               <a:graphicFrameLocks noChangeAspect="1"/>
             </wp:cNvGraphicFramePr>
@@ -4848,7 +6430,7 @@
                     <pic:cNvPicPr/>
                   </pic:nvPicPr>
                   <pic:blipFill>
-                    <a:blip r:embed="rId11"/>
+                    <a:blip r:embed="rId10"/>
                     <a:stretch>
                       <a:fillRect/>
                     </a:stretch>
@@ -4893,7 +6475,6 @@
     <w:p>
       <w:pPr>
         <w:spacing w:line="336" w:lineRule="auto" w:after="180"/>
-        <w:shd w:fill="F5F1FB"/>
       </w:pPr>
       <w:r>
         <w:rPr>
@@ -4916,7 +6497,7 @@
     </w:p>
     <w:p>
       <w:pPr>
-        <w:pStyle w:val="Heading3"/>
+        <w:pStyle w:val="Heading2"/>
       </w:pPr>
       <w:r>
         <w:t>03. Every variant stays with its source group</w:t>
@@ -4927,7 +6508,7 @@
         <w:drawing>
           <wp:inline xmlns:a="http://schemas.openxmlformats.org/drawingml/2006/main" xmlns:pic="http://schemas.openxmlformats.org/drawingml/2006/picture">
             <wp:extent cx="5486400" cy="2834640"/>
-            <wp:docPr id="4" name="Picture 4" descr="Every variant stays with its source group. A | Training | A original and A row swap. B | Validation | B original only. C | Final test | C original only"/>
+            <wp:docPr id="7" name="Picture 7" descr="Every variant stays with its source group. A | Training | A original and A row swap. B | Validation | B original only. C | Final test | C original only"/>
             <wp:cNvGraphicFramePr>
               <a:graphicFrameLocks noChangeAspect="1"/>
             </wp:cNvGraphicFramePr>
@@ -4936,187 +6517,6 @@
                 <pic:pic>
                   <pic:nvPicPr>
                     <pic:cNvPr id="0" name="academy-story-ai-5-24-03.png"/>
-                    <pic:cNvPicPr/>
-                  </pic:nvPicPr>
-                  <pic:blipFill>
-                    <a:blip r:embed="rId12"/>
-                    <a:stretch>
-                      <a:fillRect/>
-                    </a:stretch>
-                  </pic:blipFill>
-                  <pic:spPr>
-                    <a:xfrm>
-                      <a:off x="0" y="0"/>
-                      <a:ext cx="5486400" cy="2834640"/>
-                    </a:xfrm>
-                    <a:prstGeom prst="rect"/>
-                  </pic:spPr>
-                </pic:pic>
-              </a:graphicData>
-            </a:graphic>
-          </wp:inline>
-        </w:drawing>
-      </w:r>
-    </w:p>
-    <w:p>
-      <w:pPr>
-        <w:spacing w:line="336" w:lineRule="auto" w:after="180"/>
-      </w:pPr>
-      <w:r>
-        <w:rPr>
-          <w:b w:val="0"/>
-        </w:rPr>
-        <w:t xml:space="preserve">Every variant stays with its </w:t>
-      </w:r>
-      <w:r>
-        <w:rPr>
-          <w:b/>
-        </w:rPr>
-        <w:t>source group</w:t>
-      </w:r>
-      <w:r>
-        <w:rPr>
-          <w:b w:val="0"/>
-        </w:rPr>
-        <w:t xml:space="preserve">. A | </w:t>
-      </w:r>
-      <w:r>
-        <w:rPr>
-          <w:b/>
-        </w:rPr>
-        <w:t>Training</w:t>
-      </w:r>
-      <w:r>
-        <w:rPr>
-          <w:b w:val="0"/>
-        </w:rPr>
-        <w:t xml:space="preserve"> | A original and A row swap. B | Validation | B original only. C | Final test | C original only</w:t>
-      </w:r>
-    </w:p>
-    <w:p>
-      <w:pPr>
-        <w:spacing w:line="336" w:lineRule="auto" w:after="180"/>
-        <w:shd w:fill="F5F1FB"/>
-      </w:pPr>
-      <w:r>
-        <w:rPr>
-          <w:b w:val="0"/>
-        </w:rPr>
-        <w:t>Read the labels and values. Explain the relationship the model shows.</w:t>
-      </w:r>
-    </w:p>
-    <w:p>
-      <w:pPr>
-        <w:pStyle w:val="Heading3"/>
-      </w:pPr>
-      <w:r>
-        <w:t>04. Change one thing. Trace what follows.</w:t>
-      </w:r>
-    </w:p>
-    <w:p>
-      <w:r>
-        <w:drawing>
-          <wp:inline xmlns:a="http://schemas.openxmlformats.org/drawingml/2006/main" xmlns:pic="http://schemas.openxmlformats.org/drawingml/2006/picture">
-            <wp:extent cx="5486400" cy="3041904"/>
-            <wp:docPr id="5" name="Picture 5" descr="Original case: Use a flip only if it preserves the declared target; left-arrow/right-arrow labels would not be unchanged. Changed condition: Move D’s flipped copy into training. Expected result: Final-test group separation fails. Reason: The transformed D image is still derived from the held-out source, despite a new filename."/>
-            <wp:cNvGraphicFramePr>
-              <a:graphicFrameLocks noChangeAspect="1"/>
-            </wp:cNvGraphicFramePr>
-            <a:graphic>
-              <a:graphicData uri="http://schemas.openxmlformats.org/drawingml/2006/picture">
-                <pic:pic>
-                  <pic:nvPicPr>
-                    <pic:cNvPr id="0" name="academy-story-ai-5-24-04.png"/>
-                    <pic:cNvPicPr/>
-                  </pic:nvPicPr>
-                  <pic:blipFill>
-                    <a:blip r:embed="rId13"/>
-                    <a:stretch>
-                      <a:fillRect/>
-                    </a:stretch>
-                  </pic:blipFill>
-                  <pic:spPr>
-                    <a:xfrm>
-                      <a:off x="0" y="0"/>
-                      <a:ext cx="5486400" cy="3041904"/>
-                    </a:xfrm>
-                    <a:prstGeom prst="rect"/>
-                  </pic:spPr>
-                </pic:pic>
-              </a:graphicData>
-            </a:graphic>
-          </wp:inline>
-        </w:drawing>
-      </w:r>
-    </w:p>
-    <w:p>
-      <w:pPr>
-        <w:spacing w:line="336" w:lineRule="auto" w:after="180"/>
-      </w:pPr>
-      <w:r>
-        <w:rPr>
-          <w:b w:val="0"/>
-        </w:rPr>
-        <w:t xml:space="preserve">Original case: Use a flip only if it preserves the declared target; left-arrow/right-arrow labels would not be unchanged. Changed condition: Move D’s flipped copy into </w:t>
-      </w:r>
-      <w:r>
-        <w:rPr>
-          <w:b/>
-        </w:rPr>
-        <w:t>training</w:t>
-      </w:r>
-      <w:r>
-        <w:rPr>
-          <w:b w:val="0"/>
-        </w:rPr>
-        <w:t>.</w:t>
-      </w:r>
-    </w:p>
-    <w:p>
-      <w:pPr>
-        <w:spacing w:line="336" w:lineRule="auto" w:after="180"/>
-      </w:pPr>
-      <w:r>
-        <w:rPr>
-          <w:b w:val="0"/>
-        </w:rPr>
-        <w:t>Expected result: Final-test group separation fails. Reason: The transformed D image is still derived from the held-out source, despite a new filename.</w:t>
-      </w:r>
-    </w:p>
-    <w:p>
-      <w:pPr>
-        <w:spacing w:line="336" w:lineRule="auto" w:after="180"/>
-        <w:shd w:fill="F5F1FB"/>
-      </w:pPr>
-      <w:r>
-        <w:rPr>
-          <w:b w:val="0"/>
-        </w:rPr>
-        <w:t>Predict before checking the worked changed-case result. Name what changed and what the supplied facts allow you to conclude.</w:t>
-      </w:r>
-    </w:p>
-    <w:p>
-      <w:pPr>
-        <w:pStyle w:val="Heading3"/>
-      </w:pPr>
-      <w:r>
-        <w:t>05. Connect the explanation to its limit</w:t>
-      </w:r>
-    </w:p>
-    <w:p>
-      <w:r>
-        <w:drawing>
-          <wp:inline xmlns:a="http://schemas.openxmlformats.org/drawingml/2006/main" xmlns:pic="http://schemas.openxmlformats.org/drawingml/2006/picture">
-            <wp:extent cx="5486400" cy="2834640"/>
-            <wp:docPr id="6" name="Picture 6" descr="An augmented image remains related to its source. A horizontal flip changes the view, not the identity of the original example. Assign source groups to training, validation and final evaluation before producing copies. Also check that the transformation preserves the target: flipping an arrow can change its correct direction label. Limit: Augmentation validity is task-specific, and it cannot manufacture new independent plants or repair inadequate sampling."/>
-            <wp:cNvGraphicFramePr>
-              <a:graphicFrameLocks noChangeAspect="1"/>
-            </wp:cNvGraphicFramePr>
-            <a:graphic>
-              <a:graphicData uri="http://schemas.openxmlformats.org/drawingml/2006/picture">
-                <pic:pic>
-                  <pic:nvPicPr>
-                    <pic:cNvPr id="0" name="academy-story-ai-5-24-05.png"/>
                     <pic:cNvPicPr/>
                   </pic:nvPicPr>
                   <pic:blipFill>
@@ -5147,7 +6547,7 @@
         <w:rPr>
           <w:b w:val="0"/>
         </w:rPr>
-        <w:t xml:space="preserve">An augmented image remains related to its source. A horizontal flip changes the view, not the identity of the original example. Assign </w:t>
+        <w:t xml:space="preserve">Every variant stays with its </w:t>
       </w:r>
       <w:r>
         <w:rPr>
@@ -5159,7 +6559,85 @@
         <w:rPr>
           <w:b w:val="0"/>
         </w:rPr>
-        <w:t xml:space="preserve">s to </w:t>
+        <w:t xml:space="preserve">. A | </w:t>
+      </w:r>
+      <w:r>
+        <w:rPr>
+          <w:b/>
+        </w:rPr>
+        <w:t>Training</w:t>
+      </w:r>
+      <w:r>
+        <w:rPr>
+          <w:b w:val="0"/>
+        </w:rPr>
+        <w:t xml:space="preserve"> | A original and A row swap. B | Validation | B original only. C | Final test | C original only</w:t>
+      </w:r>
+    </w:p>
+    <w:p>
+      <w:pPr>
+        <w:spacing w:line="336" w:lineRule="auto" w:after="180"/>
+      </w:pPr>
+      <w:r>
+        <w:rPr>
+          <w:b w:val="0"/>
+        </w:rPr>
+        <w:t>Read the labels and values. Explain the relationship the model shows.</w:t>
+      </w:r>
+    </w:p>
+    <w:p>
+      <w:pPr>
+        <w:pStyle w:val="Heading2"/>
+      </w:pPr>
+      <w:r>
+        <w:t>04. Change one thing. Trace what follows.</w:t>
+      </w:r>
+    </w:p>
+    <w:p>
+      <w:r>
+        <w:drawing>
+          <wp:inline xmlns:a="http://schemas.openxmlformats.org/drawingml/2006/main" xmlns:pic="http://schemas.openxmlformats.org/drawingml/2006/picture">
+            <wp:extent cx="5486400" cy="3041904"/>
+            <wp:docPr id="8" name="Picture 8" descr="Original case: Use a flip only if it preserves the declared target; left-arrow/right-arrow labels would not be unchanged. Changed condition: Move D’s flipped copy into training. Expected result: Final-test group separation fails. Reason: The transformed D image is still derived from the held-out source, despite a new filename."/>
+            <wp:cNvGraphicFramePr>
+              <a:graphicFrameLocks noChangeAspect="1"/>
+            </wp:cNvGraphicFramePr>
+            <a:graphic>
+              <a:graphicData uri="http://schemas.openxmlformats.org/drawingml/2006/picture">
+                <pic:pic>
+                  <pic:nvPicPr>
+                    <pic:cNvPr id="0" name="academy-story-ai-5-24-04.png"/>
+                    <pic:cNvPicPr/>
+                  </pic:nvPicPr>
+                  <pic:blipFill>
+                    <a:blip r:embed="rId11"/>
+                    <a:stretch>
+                      <a:fillRect/>
+                    </a:stretch>
+                  </pic:blipFill>
+                  <pic:spPr>
+                    <a:xfrm>
+                      <a:off x="0" y="0"/>
+                      <a:ext cx="5486400" cy="3041904"/>
+                    </a:xfrm>
+                    <a:prstGeom prst="rect"/>
+                  </pic:spPr>
+                </pic:pic>
+              </a:graphicData>
+            </a:graphic>
+          </wp:inline>
+        </w:drawing>
+      </w:r>
+    </w:p>
+    <w:p>
+      <w:pPr>
+        <w:spacing w:line="336" w:lineRule="auto" w:after="180"/>
+      </w:pPr>
+      <w:r>
+        <w:rPr>
+          <w:b w:val="0"/>
+        </w:rPr>
+        <w:t xml:space="preserve">Original case: Use a flip only if it preserves the declared target; left-arrow/right-arrow labels would not be unchanged. Changed condition: Move D’s flipped copy into </w:t>
       </w:r>
       <w:r>
         <w:rPr>
@@ -5171,6 +6649,107 @@
         <w:rPr>
           <w:b w:val="0"/>
         </w:rPr>
+        <w:t>.</w:t>
+      </w:r>
+    </w:p>
+    <w:p>
+      <w:pPr>
+        <w:spacing w:line="336" w:lineRule="auto" w:after="180"/>
+      </w:pPr>
+      <w:r>
+        <w:rPr>
+          <w:b w:val="0"/>
+        </w:rPr>
+        <w:t>Expected result: Final-test group separation fails. Reason: The transformed D image is still derived from the held-out source, despite a new filename.</w:t>
+      </w:r>
+    </w:p>
+    <w:p>
+      <w:pPr>
+        <w:spacing w:line="336" w:lineRule="auto" w:after="180"/>
+      </w:pPr>
+      <w:r>
+        <w:rPr>
+          <w:b w:val="0"/>
+        </w:rPr>
+        <w:t>Predict before checking the worked changed-case result. Name what changed and what the supplied facts allow you to conclude.</w:t>
+      </w:r>
+    </w:p>
+    <w:p>
+      <w:pPr>
+        <w:pStyle w:val="Heading2"/>
+      </w:pPr>
+      <w:r>
+        <w:t>05. Connect the explanation to its limit</w:t>
+      </w:r>
+    </w:p>
+    <w:p>
+      <w:r>
+        <w:drawing>
+          <wp:inline xmlns:a="http://schemas.openxmlformats.org/drawingml/2006/main" xmlns:pic="http://schemas.openxmlformats.org/drawingml/2006/picture">
+            <wp:extent cx="5486400" cy="2834640"/>
+            <wp:docPr id="9" name="Picture 9" descr="An augmented image remains related to its source. A horizontal flip changes the view, not the identity of the original example. Assign source groups to training, validation and final evaluation before producing copies. Also check that the transformation preserves the target: flipping an arrow can change its correct direction label. Limit: Augmentation validity is task-specific, and it cannot manufacture new independent plants or repair inadequate sampling."/>
+            <wp:cNvGraphicFramePr>
+              <a:graphicFrameLocks noChangeAspect="1"/>
+            </wp:cNvGraphicFramePr>
+            <a:graphic>
+              <a:graphicData uri="http://schemas.openxmlformats.org/drawingml/2006/picture">
+                <pic:pic>
+                  <pic:nvPicPr>
+                    <pic:cNvPr id="0" name="academy-story-ai-5-24-05.png"/>
+                    <pic:cNvPicPr/>
+                  </pic:nvPicPr>
+                  <pic:blipFill>
+                    <a:blip r:embed="rId15"/>
+                    <a:stretch>
+                      <a:fillRect/>
+                    </a:stretch>
+                  </pic:blipFill>
+                  <pic:spPr>
+                    <a:xfrm>
+                      <a:off x="0" y="0"/>
+                      <a:ext cx="5486400" cy="2834640"/>
+                    </a:xfrm>
+                    <a:prstGeom prst="rect"/>
+                  </pic:spPr>
+                </pic:pic>
+              </a:graphicData>
+            </a:graphic>
+          </wp:inline>
+        </w:drawing>
+      </w:r>
+    </w:p>
+    <w:p>
+      <w:pPr>
+        <w:spacing w:line="336" w:lineRule="auto" w:after="180"/>
+      </w:pPr>
+      <w:r>
+        <w:rPr>
+          <w:b w:val="0"/>
+        </w:rPr>
+        <w:t xml:space="preserve">An augmented image remains related to its source. A horizontal flip changes the view, not the identity of the original example. Assign </w:t>
+      </w:r>
+      <w:r>
+        <w:rPr>
+          <w:b/>
+        </w:rPr>
+        <w:t>source group</w:t>
+      </w:r>
+      <w:r>
+        <w:rPr>
+          <w:b w:val="0"/>
+        </w:rPr>
+        <w:t xml:space="preserve">s to </w:t>
+      </w:r>
+      <w:r>
+        <w:rPr>
+          <w:b/>
+        </w:rPr>
+        <w:t>training</w:t>
+      </w:r>
+      <w:r>
+        <w:rPr>
+          <w:b w:val="0"/>
+        </w:rPr>
         <w:t>, validation and final evaluation before producing copies.</w:t>
       </w:r>
     </w:p>
@@ -5211,7 +6790,6 @@
     <w:p>
       <w:pPr>
         <w:spacing w:line="336" w:lineRule="auto" w:after="180"/>
-        <w:shd w:fill="F5F1FB"/>
       </w:pPr>
       <w:r>
         <w:rPr>
@@ -5222,7 +6800,7 @@
     </w:p>
     <w:p>
       <w:pPr>
-        <w:pStyle w:val="Heading3"/>
+        <w:pStyle w:val="Heading2"/>
       </w:pPr>
       <w:r>
         <w:t>06. Make the idea visible in your project</w:t>
@@ -5233,7 +6811,7 @@
         <w:drawing>
           <wp:inline xmlns:a="http://schemas.openxmlformats.org/drawingml/2006/main" xmlns:pic="http://schemas.openxmlformats.org/drawingml/2006/picture">
             <wp:extent cx="5486400" cy="3681984"/>
-            <wp:docPr id="7" name="Picture 7" descr="For your Image-pattern Network Investigation, save the input, procedure, observed result and limitation of this check. Label this worked example as practice; use a different, previously unreviewed case when checking independent understanding. Draw your input, deciding step, result and limit. Supported question: How many independent source groups are in the final test? Point to the relevant step in the picture, then write the changed result and the rule or evidence that supports it."/>
+            <wp:docPr id="10" name="Picture 10" descr="For your Image-pattern Network Investigation, save the input, procedure, observed result and limitation of this check. Label this worked example as practice; use a different, previously unreviewed case when checking independent understanding. Draw your input, deciding step, result and limit. Supported question: How many independent source groups are in the final test? Point to the relevant step in the picture, then write the changed result and the rule or evidence that supports it."/>
             <wp:cNvGraphicFramePr>
               <a:graphicFrameLocks noChangeAspect="1"/>
             </wp:cNvGraphicFramePr>
@@ -5245,7 +6823,7 @@
                     <pic:cNvPicPr/>
                   </pic:nvPicPr>
                   <pic:blipFill>
-                    <a:blip r:embed="rId15"/>
+                    <a:blip r:embed="rId16"/>
                     <a:stretch>
                       <a:fillRect/>
                     </a:stretch>
@@ -5348,7 +6926,6 @@
     <w:p>
       <w:pPr>
         <w:spacing w:line="336" w:lineRule="auto" w:after="180"/>
-        <w:shd w:fill="F5F1FB"/>
       </w:pPr>
       <w:r>
         <w:rPr>
@@ -5367,6 +6944,62 @@
           <w:b w:val="0"/>
         </w:rPr>
         <w:t>.</w:t>
+      </w:r>
+    </w:p>
+    <w:p>
+      <w:pPr>
+        <w:pStyle w:val="Heading2"/>
+      </w:pPr>
+      <w:r>
+        <w:t>Earlier wording, alternatives and picture transcripts · reference / check after trying</w:t>
+      </w:r>
+    </w:p>
+    <w:p>
+      <w:pPr>
+        <w:pStyle w:val="Heading3"/>
+      </w:pPr>
+      <w:r>
+        <w:t>01. Augmentation and leakage: the case</w:t>
+      </w:r>
+    </w:p>
+    <w:p>
+      <w:pPr>
+        <w:pStyle w:val="Heading3"/>
+      </w:pPr>
+      <w:r>
+        <w:t>02. Follow the deciding steps</w:t>
+      </w:r>
+    </w:p>
+    <w:p>
+      <w:pPr>
+        <w:pStyle w:val="Heading3"/>
+      </w:pPr>
+      <w:r>
+        <w:t>03. Every variant stays with its source group</w:t>
+      </w:r>
+    </w:p>
+    <w:p>
+      <w:pPr>
+        <w:pStyle w:val="Heading3"/>
+      </w:pPr>
+      <w:r>
+        <w:t>04. Change one thing. Trace what follows.</w:t>
+      </w:r>
+    </w:p>
+    <w:p>
+      <w:pPr>
+        <w:pStyle w:val="Heading3"/>
+      </w:pPr>
+      <w:r>
+        <w:t>05. Connect the explanation to its limit</w:t>
+      </w:r>
+    </w:p>
+    <w:p>
+      <w:pPr>
+        <w:pStyle w:val="Heading3"/>
+      </w:pPr>
+      <w:r>
+        <w:t>06. Make the idea visible in your project</w:t>
       </w:r>
     </w:p>
     <w:sectPr>
